--- a/documentos/fase2/03_Analisis_Seleccion_RDBMS.docx
+++ b/documentos/fase2/03_Analisis_Seleccion_RDBMS.docx
@@ -332,7 +332,7 @@
         <w:rPr>
           <w:lang w:val="es-CO"/>
         </w:rPr>
-        <w:t xml:space="preserve">, para la base de datos relacional de SIGEVET. La decisión responde a la integración con Oracle Linux 9, SQL Developer Data Modeler y la aplicación Python definida en la propuesta. El objetivo es comparar cuatro motores mediante requisitos y criterios ponderados, explicando tanto el ajuste académico de Oracle como sus restricciones operativas.</w:t>
+        <w:t xml:space="preserve">, para la base de datos relacional de SIGEVET. La decisión responde a la integración con Oracle Linux 9, SQL Developer Data Modeler y la aplicación Java definida en la propuesta. El objetivo es comparar cuatro motores mediante requisitos y criterios ponderados, explicando tanto el ajuste académico de Oracle como sus restricciones operativas.</w:t>
       </w:r>
     </w:p>
     <w:p>
@@ -343,7 +343,7 @@
         <w:rPr>
           <w:lang w:val="es-CO"/>
         </w:rPr>
-        <w:t xml:space="preserve">SIGEVET, Sistema Integral de Gestión Veterinaria, centraliza la información de Huella Sana S.A.S., organización ficticia con cinco clínicas en Usaquén, Chapinero, Chía, Laureles y San Fernando. El modelo comprende 22 tablas para sedes, empleados, clientes, mascotas, citas, historias clínicas, medicamentos, inventario y facturación. La aplicación web de Python y Flask será de solo lectura; la creación del esquema y la carga de datos sintéticos se realizarán mediante scripts administrados por el equipo.</w:t>
+        <w:t xml:space="preserve">SIGEVET, Sistema Integral de Gestión Veterinaria, centraliza la información de Huella Sana S.A.S., organización ficticia con cinco clínicas en Usaquén, Chapinero, Chía, Laureles y San Fernando. El modelo comprende 22 tablas para sedes, empleados, clientes, mascotas, citas, historias clínicas, medicamentos, inventario y facturación. La aplicación web en Java con Spring Boot será de solo lectura; la creación del esquema y la carga de datos sintéticos se realizarán mediante scripts administrados por el equipo.</w:t>
       </w:r>
     </w:p>
     <w:p>
@@ -497,32 +497,7 @@
         <w:rPr>
           <w:lang w:val="es-CO"/>
         </w:rPr>
-        <w:t xml:space="preserve">como usuario de consulta. SQL Developer Data Modeler será la herramienta de modelado lógico y relacional; las representaciones Chen y EER se articulan con ese diseño. La aplicación utilizará</w:t>
-      </w:r>
-      <w:r>
-        <w:rPr>
-          <w:lang w:val="es-CO"/>
-        </w:rPr>
-        <w:t xml:space="preserve"> </w:t>
-      </w:r>
-      <w:r>
-        <w:rPr>
-          <w:rStyle w:val="VerbatimChar"/>
-          <w:lang w:val="es-CO"/>
-        </w:rPr>
-        <w:t xml:space="preserve">python-oracledb</w:t>
-      </w:r>
-      <w:r>
-        <w:rPr>
-          <w:lang w:val="es-CO"/>
-        </w:rPr>
-        <w:t xml:space="preserve"> </w:t>
-      </w:r>
-      <w:r>
-        <w:rPr>
-          <w:lang w:val="es-CO"/>
-        </w:rPr>
-        <w:t xml:space="preserve">Thin, sin bibliotecas Oracle Client, y consultas parametrizadas. El usuario de aplicación tendrá únicamente los permisos de sesión y lectura necesarios. [1, 2]</w:t>
+        <w:t xml:space="preserve">como usuario de consulta. SQL Developer Data Modeler será la herramienta de modelado lógico y relacional; las representaciones Chen y EER se articulan con ese diseño. La aplicación utilizará JDBC con el controlador Thin de Oracle (ojdbc), sin bibliotecas Oracle Client, y consultas parametrizadas. El usuario de aplicación tendrá únicamente los permisos de sesión y lectura necesarios. [1, 2]</w:t>
       </w:r>
     </w:p>
     <w:p>
@@ -1317,32 +1292,7 @@
         <w:rPr>
           <w:lang w:val="es-CO"/>
         </w:rPr>
-        <w:t xml:space="preserve">; se deben verificar revisión menor y kernel. Data Modeler y</w:t>
-      </w:r>
-      <w:r>
-        <w:rPr>
-          <w:lang w:val="es-CO"/>
-        </w:rPr>
-        <w:t xml:space="preserve"> </w:t>
-      </w:r>
-      <w:r>
-        <w:rPr>
-          <w:rStyle w:val="VerbatimChar"/>
-          <w:lang w:val="es-CO"/>
-        </w:rPr>
-        <w:t xml:space="preserve">python-oracledb</w:t>
-      </w:r>
-      <w:r>
-        <w:rPr>
-          <w:lang w:val="es-CO"/>
-        </w:rPr>
-        <w:t xml:space="preserve"> </w:t>
-      </w:r>
-      <w:r>
-        <w:rPr>
-          <w:lang w:val="es-CO"/>
-        </w:rPr>
-        <w:t xml:space="preserve">Thin proporcionan la integración prevista. [1, 6, 8, 10]</w:t>
+        <w:t xml:space="preserve">; se deben verificar revisión menor y kernel. Data Modeler y el controlador JDBC Thin de Oracle proporcionan la integración prevista. [1, 6, 8, 10]</w:t>
       </w:r>
     </w:p>
     <w:p>
@@ -1367,7 +1317,7 @@
         <w:rPr>
           <w:lang w:val="es-CO"/>
         </w:rPr>
-        <w:t xml:space="preserve">continuidad con las decisiones del curso, generación y validación del modelo físico Oracle, separación de usuarios y acceso Python sin Oracle Client.</w:t>
+        <w:t xml:space="preserve">continuidad con las decisiones del curso, generación y validación del modelo físico Oracle, separación de usuarios y acceso desde Java con el controlador JDBC Thin sin Oracle Client.</w:t>
       </w:r>
       <w:r>
         <w:rPr>
@@ -1471,7 +1421,7 @@
         <w:rPr>
           <w:lang w:val="es-CO"/>
         </w:rPr>
-        <w:t xml:space="preserve">puede desplegarse en Linux con paquetes adecuados para Oracle Linux 9 y conectarse desde Python mediante controladores propios, como Psycopg. Data Modeler permite trabajar el diseño lógico, pero no se presupone integración física nativa completa con PostgreSQL 17; habría que verificar controladores, tipos y DDL generado.</w:t>
+        <w:t xml:space="preserve">puede desplegarse en Linux con paquetes adecuados para Oracle Linux 9 y conectarse desde Java mediante su controlador JDBC. Data Modeler permite trabajar el diseño lógico, pero no se presupone integración física nativa completa con PostgreSQL 17; habría que verificar controladores, tipos y DDL generado.</w:t>
       </w:r>
       <w:r>
         <w:rPr>
@@ -1582,7 +1532,7 @@
         <w:rPr>
           <w:lang w:val="es-CO"/>
         </w:rPr>
-        <w:t xml:space="preserve">existen paquetes para plataformas Linux compatibles y conectores Python. Para SIGEVET se usaría InnoDB, que ofrece transacciones e integridad referencial; MySQL 8.4 aplica restricciones</w:t>
+        <w:t xml:space="preserve">existen paquetes para plataformas Linux compatibles y conectores JDBC. Para SIGEVET se usaría InnoDB, que ofrece transacciones e integridad referencial; MySQL 8.4 aplica restricciones</w:t>
       </w:r>
       <w:r>
         <w:rPr>
@@ -1718,7 +1668,7 @@
         <w:rPr>
           <w:lang w:val="es-CO"/>
         </w:rPr>
-        <w:t xml:space="preserve">puede ejecutarse en Linux y conectarse desde Python con controladores compatibles. InnoDB proporciona transacciones y claves foráneas; existen restricciones de unicidad y</w:t>
+        <w:t xml:space="preserve">puede ejecutarse en Linux y conectarse desde Java con su controlador JDBC. InnoDB proporciona transacciones y claves foráneas; existen restricciones de unicidad y</w:t>
       </w:r>
       <w:r>
         <w:rPr>
@@ -1854,7 +1804,7 @@
         <w:rPr>
           <w:lang w:val="es-CO"/>
         </w:rPr>
-        <w:t xml:space="preserve">Cumplimiento SQL y álgebra relacional valora operaciones, consultas y expresividad; integridad considera claves y restricciones efectivamente aplicables. Modelado valora el paso del diseño lógico al DDL con SQL Developer Data Modeler. Costo comprende licencia y límites de edición. Rendimiento en VM estima el margen de recursos y la carga administrativa, pendiente de medición. Conectividad mide el ajuste a Python y al controlador Thin ya definido, sin desconocer los controladores de los demás motores.</w:t>
+        <w:t xml:space="preserve">Cumplimiento SQL y álgebra relacional valora operaciones, consultas y expresividad; integridad considera claves y restricciones efectivamente aplicables. Modelado valora el paso del diseño lógico al DDL con SQL Developer Data Modeler. Costo comprende licencia y límites de edición. Rendimiento en VM estima el margen de recursos y la carga administrativa, pendiente de medición. Conectividad mide el ajuste a Java y al controlador JDBC Thin ya definido, sin desconocer los controladores de los demás motores.</w:t>
       </w:r>
     </w:p>
     <w:p>
@@ -2598,7 +2548,7 @@
                 <w:sz w:val="19"/>
                 <w:lang w:val="es-CO"/>
               </w:rPr>
-              <w:t xml:space="preserve">Conectividad desde Python</w:t>
+              <w:t xml:space="preserve">Conectividad desde Java (JDBC)</w:t>
             </w:r>
           </w:p>
         </w:tc>
@@ -3947,7 +3897,7 @@
         <w:rPr>
           <w:lang w:val="es-CO"/>
         </w:rPr>
-        <w:t xml:space="preserve">Proyecto python-oracledb.</w:t>
+        <w:t xml:space="preserve">Oracle.</w:t>
       </w:r>
       <w:r>
         <w:rPr>
@@ -3961,7 +3911,7 @@
             <w:rStyle w:val="Hyperlink"/>
             <w:lang w:val="es-CO"/>
           </w:rPr>
-          <w:t xml:space="preserve">Instalación y modo Thin sin Oracle Client</w:t>
+          <w:t xml:space="preserve">Oracle JDBC Drivers (ojdbc)</w:t>
         </w:r>
       </w:hyperlink>
       <w:r>

--- a/documentos/fase2/03_Analisis_Seleccion_RDBMS.docx
+++ b/documentos/fase2/03_Analisis_Seleccion_RDBMS.docx
@@ -343,7 +343,7 @@
         <w:rPr>
           <w:lang w:val="es-CO"/>
         </w:rPr>
-        <w:t xml:space="preserve">SIGEVET, Sistema Integral de Gestión Veterinaria, centraliza la información de Huella Sana S.A.S., organización ficticia con cinco clínicas en Usaquén, Chapinero, Chía, Laureles y San Fernando. El modelo comprende 22 tablas para sedes, empleados, clientes, mascotas, citas, historias clínicas, medicamentos, inventario y facturación. La aplicación web en Java con Spring Boot será de solo lectura; la creación del esquema y la carga de datos sintéticos se realizarán mediante scripts administrados por el equipo.</w:t>
+        <w:t xml:space="preserve">SIGEVET, Sistema Integral de Gestión Veterinaria, centraliza la información de Huella Sana S.A.S., organización ficticia con cinco clínicas en Usaquén, Chapinero, Chía, Laureles y San Fernando. El modelo comprende 22 tablas para sedes, empleados, clientes, mascotas, citas, historias clínicas, medicamentos, inventario y facturación. La aplicación web en Java (Servlets y JSP) será de solo lectura; la creación del esquema y la carga de datos sintéticos se realizarán mediante scripts administrados por el equipo.</w:t>
       </w:r>
     </w:p>
     <w:p>

--- a/documentos/fase2/03_Analisis_Seleccion_RDBMS.docx
+++ b/documentos/fase2/03_Analisis_Seleccion_RDBMS.docx
@@ -326,13 +326,19 @@
           <w:bCs/>
           <w:lang w:val="es-CO"/>
         </w:rPr>
-        <w:t xml:space="preserve">Oracle AI Database 26ai Free, release 23.26.3</w:t>
-      </w:r>
-      <w:r>
-        <w:rPr>
-          <w:lang w:val="es-CO"/>
-        </w:rPr>
-        <w:t xml:space="preserve">, para la base de datos relacional de SIGEVET. La decisión responde a la integración con Oracle Linux 9, SQL Developer Data Modeler y la aplicación Java definida en la propuesta. El objetivo es comparar cuatro motores mediante requisitos y criterios ponderados, explicando tanto el ajuste académico de Oracle como sus restricciones operativas.</w:t>
+        <w:t xml:space="preserve">MySQL 8.4 LTS Community Edition</w:t>
+      </w:r>
+      <w:r>
+        <w:rPr>
+          <w:lang w:val="es-CO"/>
+        </w:rPr>
+        <w:t xml:space="preserve"> </w:t>
+      </w:r>
+      <w:r>
+        <w:rPr>
+          <w:lang w:val="es-CO"/>
+        </w:rPr>
+        <w:t xml:space="preserve">para la base de datos de SIGEVET, proyecto de Bases de Datos 1 de la Universidad El Bosque. La decisión considera las funciones del modelo, la instalación en Oracle Linux 9, el uso de MySQL Workbench desde el anfitrión y la conexión de la aplicación Java. Primero se probó Oracle Database Free; esa versión quedó como respaldo y MySQL es el motor de la implementación principal.</w:t>
       </w:r>
     </w:p>
     <w:p>
@@ -343,7 +349,64 @@
         <w:rPr>
           <w:lang w:val="es-CO"/>
         </w:rPr>
-        <w:t xml:space="preserve">SIGEVET, Sistema Integral de Gestión Veterinaria, centraliza la información de Huella Sana S.A.S., organización ficticia con cinco clínicas en Usaquén, Chapinero, Chía, Laureles y San Fernando. El modelo comprende 22 tablas para sedes, empleados, clientes, mascotas, citas, historias clínicas, medicamentos, inventario y facturación. La aplicación web en Java (Servlets y JSP) será de solo lectura; la creación del esquema y la carga de datos sintéticos se realizarán mediante scripts administrados por el equipo.</w:t>
+        <w:t xml:space="preserve">SIGEVET centraliza la información de Huella Sana S.A.S., organización ficticia con cinco clínicas. El modelo tiene 22 tablas para sedes, empleados, clientes, mascotas, citas, historias clínicas, medicamentos, inventario y facturación. La aplicación usa Servlets y JSP en Tomcat y consulta los datos con una cuenta de solo lectura. Los scripts del equipo crean el esquema y cargan los datos sintéticos.</w:t>
+      </w:r>
+    </w:p>
+    <w:p>
+      <w:pPr>
+        <w:pStyle w:val="Heading1"/>
+      </w:pPr>
+      <w:bookmarkStart w:id="20" w:name="_b2e4e5c2658930437c392c20d87325d0789a235"/>
+      <w:r>
+        <w:rPr>
+          <w:rStyle w:val="SectionNumber"/>
+          <w:lang w:val="es-CO"/>
+        </w:rPr>
+        <w:t xml:space="preserve">2</w:t>
+      </w:r>
+      <w:r>
+        <w:tab/>
+      </w:r>
+      <w:r>
+        <w:rPr>
+          <w:lang w:val="es-CO"/>
+        </w:rPr>
+        <w:t xml:space="preserve">Requisitos y restricciones</w:t>
+      </w:r>
+      <w:bookmarkEnd w:id="20"/>
+    </w:p>
+    <w:p>
+      <w:pPr>
+        <w:pStyle w:val="Heading2"/>
+      </w:pPr>
+      <w:bookmarkStart w:id="21" w:name="_6266a7b65fa6aa9177428ec46048971fb1f04b4"/>
+      <w:r>
+        <w:rPr>
+          <w:rStyle w:val="SectionNumber"/>
+          <w:lang w:val="es-CO"/>
+        </w:rPr>
+        <w:t xml:space="preserve">2.1</w:t>
+      </w:r>
+      <w:r>
+        <w:tab/>
+      </w:r>
+      <w:r>
+        <w:rPr>
+          <w:lang w:val="es-CO"/>
+        </w:rPr>
+        <w:t xml:space="preserve">Alcance académico y relacional</w:t>
+      </w:r>
+      <w:bookmarkEnd w:id="21"/>
+    </w:p>
+    <w:p>
+      <w:pPr>
+        <w:pStyle w:val="FirstParagraph"/>
+      </w:pPr>
+      <w:r>
+        <w:rPr>
+          <w:lang w:val="es-CO"/>
+        </w:rPr>
+        <w:t xml:space="preserve">El enunciado exige un RDBMS, prohíbe SQL Server y acepta «Data Modeler o Workbench» para el modelado. Se necesitan claves primarias y foráneas, unicidad, obligatoriedad, restricciones de dominio, transacciones y consultas de álgebra relacional. También se requieren vistas, funciones, procedimientos y disparadores para las reglas de negocio. La evaluación compara MySQL, PostgreSQL, Oracle Database Free y MariaDB; ninguna alternativa se presenta como plenamente conforme con todo el estándar SQL.</w:t>
       </w:r>
     </w:p>
     <w:p>
@@ -354,20 +417,128 @@
         <w:rPr>
           <w:lang w:val="es-CO"/>
         </w:rPr>
-        <w:t xml:space="preserve">El ambiente es académico y virtualizado, destinado al proyecto final de Bases de Datos 1 de la Universidad El Bosque. Se busca demostrar diseño relacional, normalización, restricciones y consultas, sin asumir que esta instalación ofrece las condiciones de mantenimiento y disponibilidad de un sistema clínico en producción.</w:t>
-      </w:r>
-    </w:p>
-    <w:p>
-      <w:pPr>
-        <w:pStyle w:val="Heading1"/>
-      </w:pPr>
-      <w:bookmarkStart w:id="20" w:name="_b2e4e5c2658930437c392c20d87325d0789a235"/>
+        <w:t xml:space="preserve">La base se llama</w:t>
+      </w:r>
+      <w:r>
+        <w:rPr>
+          <w:lang w:val="es-CO"/>
+        </w:rPr>
+        <w:t xml:space="preserve"> </w:t>
+      </w:r>
+      <w:r>
+        <w:rPr>
+          <w:rStyle w:val="VerbatimChar"/>
+          <w:lang w:val="es-CO"/>
+        </w:rPr>
+        <w:t xml:space="preserve">sigevet</w:t>
+      </w:r>
+      <w:r>
+        <w:rPr>
+          <w:lang w:val="es-CO"/>
+        </w:rPr>
+        <w:t xml:space="preserve">. El usuario</w:t>
+      </w:r>
+      <w:r>
+        <w:rPr>
+          <w:lang w:val="es-CO"/>
+        </w:rPr>
+        <w:t xml:space="preserve"> </w:t>
+      </w:r>
+      <w:r>
+        <w:rPr>
+          <w:rStyle w:val="VerbatimChar"/>
+          <w:lang w:val="es-CO"/>
+        </w:rPr>
+        <w:t xml:space="preserve">vetdb</w:t>
+      </w:r>
+      <w:r>
+        <w:rPr>
+          <w:lang w:val="es-CO"/>
+        </w:rPr>
+        <w:t xml:space="preserve"> </w:t>
+      </w:r>
+      <w:r>
+        <w:rPr>
+          <w:lang w:val="es-CO"/>
+        </w:rPr>
+        <w:t xml:space="preserve">administra sus objetos y</w:t>
+      </w:r>
+      <w:r>
+        <w:rPr>
+          <w:lang w:val="es-CO"/>
+        </w:rPr>
+        <w:t xml:space="preserve"> </w:t>
+      </w:r>
+      <w:r>
+        <w:rPr>
+          <w:rStyle w:val="VerbatimChar"/>
+          <w:lang w:val="es-CO"/>
+        </w:rPr>
+        <w:t xml:space="preserve">vet_app</w:t>
+      </w:r>
+      <w:r>
+        <w:rPr>
+          <w:lang w:val="es-CO"/>
+        </w:rPr>
+        <w:t xml:space="preserve"> </w:t>
+      </w:r>
+      <w:r>
+        <w:rPr>
+          <w:lang w:val="es-CO"/>
+        </w:rPr>
+        <w:t xml:space="preserve">consulta mediante el rol</w:t>
+      </w:r>
+      <w:r>
+        <w:rPr>
+          <w:lang w:val="es-CO"/>
+        </w:rPr>
+        <w:t xml:space="preserve"> </w:t>
+      </w:r>
+      <w:r>
+        <w:rPr>
+          <w:rStyle w:val="VerbatimChar"/>
+          <w:lang w:val="es-CO"/>
+        </w:rPr>
+        <w:t xml:space="preserve">rol_sigevet_lectura</w:t>
+      </w:r>
+      <w:r>
+        <w:rPr>
+          <w:lang w:val="es-CO"/>
+        </w:rPr>
+        <w:t xml:space="preserve">. MySQL Workbench Community permite modelar diagramas EER en notación Crow’s Foot, administrar la base y ejecutar consultas desde el anfitrión. La aplicación Java se conecta mediante el controlador JDBC oficial</w:t>
+      </w:r>
+      <w:r>
+        <w:rPr>
+          <w:lang w:val="es-CO"/>
+        </w:rPr>
+        <w:t xml:space="preserve"> </w:t>
+      </w:r>
+      <w:r>
+        <w:rPr>
+          <w:b/>
+          <w:bCs/>
+          <w:lang w:val="es-CO"/>
+        </w:rPr>
+        <w:t xml:space="preserve">MySQL Connector/J</w:t>
+      </w:r>
+      <w:r>
+        <w:rPr>
+          <w:lang w:val="es-CO"/>
+        </w:rPr>
+        <w:t xml:space="preserve">, con consultas parametrizadas y sin usar la cuenta dueña del esquema. [1, 2, 3]</w:t>
+      </w:r>
+    </w:p>
+    <w:p>
+      <w:pPr>
+        <w:pStyle w:val="Heading2"/>
+      </w:pPr>
+      <w:bookmarkStart w:id="22" w:name="_9198e7a155efe1ad93be7df501f7c3034a527c7"/>
       <w:r>
         <w:rPr>
           <w:rStyle w:val="SectionNumber"/>
           <w:lang w:val="es-CO"/>
         </w:rPr>
-        <w:t xml:space="preserve">2</w:t>
+        <w:t xml:space="preserve">2.2</w:t>
       </w:r>
       <w:r>
         <w:tab/>
@@ -376,150 +547,7 @@
         <w:rPr>
           <w:lang w:val="es-CO"/>
         </w:rPr>
-        <w:t xml:space="preserve">Requisitos y restricciones</w:t>
-      </w:r>
-      <w:bookmarkEnd w:id="20"/>
-    </w:p>
-    <w:p>
-      <w:pPr>
-        <w:pStyle w:val="Heading2"/>
-      </w:pPr>
-      <w:bookmarkStart w:id="21" w:name="_6266a7b65fa6aa9177428ec46048971fb1f04b4"/>
-      <w:r>
-        <w:rPr>
-          <w:rStyle w:val="SectionNumber"/>
-          <w:lang w:val="es-CO"/>
-        </w:rPr>
-        <w:t xml:space="preserve">2.1</w:t>
-      </w:r>
-      <w:r>
-        <w:tab/>
-      </w:r>
-      <w:r>
-        <w:rPr>
-          <w:lang w:val="es-CO"/>
-        </w:rPr>
-        <w:t xml:space="preserve">Alcance académico y relacional</w:t>
-      </w:r>
-      <w:bookmarkEnd w:id="21"/>
-    </w:p>
-    <w:p>
-      <w:pPr>
-        <w:pStyle w:val="FirstParagraph"/>
-      </w:pPr>
-      <w:r>
-        <w:rPr>
-          <w:lang w:val="es-CO"/>
-        </w:rPr>
-        <w:t xml:space="preserve">La asignatura exige un RDBMS y prohíbe SQL Server. Deben implementarse claves primarias y foráneas, unicidad, obligatoriedad y restricciones de dominio, además de operaciones de selección, proyección y combinación relacionadas con el álgebra relacional. Se requieren transacciones para la carga de datos y consultas verificables sobre las 22 tablas. Ningún motor recibe una declaración de conformidad absoluta con todas las partes del estándar SQL.</w:t>
-      </w:r>
-    </w:p>
-    <w:p>
-      <w:pPr>
-        <w:pStyle w:val="BodyText"/>
-      </w:pPr>
-      <w:r>
-        <w:rPr>
-          <w:lang w:val="es-CO"/>
-        </w:rPr>
-        <w:t xml:space="preserve">La solución conservará Oracle Linux 9 x86_64 como invitado,</w:t>
-      </w:r>
-      <w:r>
-        <w:rPr>
-          <w:lang w:val="es-CO"/>
-        </w:rPr>
-        <w:t xml:space="preserve"> </w:t>
-      </w:r>
-      <w:r>
-        <w:rPr>
-          <w:rStyle w:val="VerbatimChar"/>
-          <w:lang w:val="es-CO"/>
-        </w:rPr>
-        <w:t xml:space="preserve">FREEPDB1</w:t>
-      </w:r>
-      <w:r>
-        <w:rPr>
-          <w:lang w:val="es-CO"/>
-        </w:rPr>
-        <w:t xml:space="preserve"> </w:t>
-      </w:r>
-      <w:r>
-        <w:rPr>
-          <w:lang w:val="es-CO"/>
-        </w:rPr>
-        <w:t xml:space="preserve">como PDB,</w:t>
-      </w:r>
-      <w:r>
-        <w:rPr>
-          <w:lang w:val="es-CO"/>
-        </w:rPr>
-        <w:t xml:space="preserve"> </w:t>
-      </w:r>
-      <w:r>
-        <w:rPr>
-          <w:rStyle w:val="VerbatimChar"/>
-          <w:lang w:val="es-CO"/>
-        </w:rPr>
-        <w:t xml:space="preserve">VETDB</w:t>
-      </w:r>
-      <w:r>
-        <w:rPr>
-          <w:lang w:val="es-CO"/>
-        </w:rPr>
-        <w:t xml:space="preserve"> </w:t>
-      </w:r>
-      <w:r>
-        <w:rPr>
-          <w:lang w:val="es-CO"/>
-        </w:rPr>
-        <w:t xml:space="preserve">como propietario del esquema y</w:t>
-      </w:r>
-      <w:r>
-        <w:rPr>
-          <w:lang w:val="es-CO"/>
-        </w:rPr>
-        <w:t xml:space="preserve"> </w:t>
-      </w:r>
-      <w:r>
-        <w:rPr>
-          <w:rStyle w:val="VerbatimChar"/>
-          <w:lang w:val="es-CO"/>
-        </w:rPr>
-        <w:t xml:space="preserve">VET_APP</w:t>
-      </w:r>
-      <w:r>
-        <w:rPr>
-          <w:lang w:val="es-CO"/>
-        </w:rPr>
-        <w:t xml:space="preserve"> </w:t>
-      </w:r>
-      <w:r>
-        <w:rPr>
-          <w:lang w:val="es-CO"/>
-        </w:rPr>
-        <w:t xml:space="preserve">como usuario de consulta. SQL Developer Data Modeler será la herramienta de modelado lógico y relacional; las representaciones Chen y EER se articulan con ese diseño. La aplicación utilizará JDBC con el controlador Thin de Oracle (ojdbc), sin bibliotecas Oracle Client, y consultas parametrizadas. El usuario de aplicación tendrá únicamente los permisos de sesión y lectura necesarios. [1, 2]</w:t>
-      </w:r>
-    </w:p>
-    <w:p>
-      <w:pPr>
-        <w:pStyle w:val="Heading2"/>
-      </w:pPr>
-      <w:bookmarkStart w:id="22" w:name="_b692cbc43ed3d0198ef7cd6ff422d0c81972189"/>
-      <w:r>
-        <w:rPr>
-          <w:rStyle w:val="SectionNumber"/>
-          <w:lang w:val="es-CO"/>
-        </w:rPr>
-        <w:t xml:space="preserve">2.2</w:t>
-      </w:r>
-      <w:r>
-        <w:tab/>
-      </w:r>
-      <w:r>
-        <w:rPr>
-          <w:lang w:val="es-CO"/>
-        </w:rPr>
-        <w:t xml:space="preserve">Hardware y virtualización</w:t>
+        <w:t xml:space="preserve">Infraestructura y operación</w:t>
       </w:r>
       <w:bookmarkEnd w:id="22"/>
     </w:p>
@@ -531,7 +559,7 @@
         <w:rPr>
           <w:lang w:val="es-CO"/>
         </w:rPr>
-        <w:t xml:space="preserve">Condiciones de infraestructura para la evaluación del RDBMS</w:t>
+        <w:t xml:space="preserve">Condiciones de infraestructura para evaluar el RDBMS</w:t>
       </w:r>
     </w:p>
     <w:tbl>
@@ -540,7 +568,7 @@
         <w:tblW w:type="pct" w:w="5000"/>
         <w:tblLayout w:type="fixed"/>
         <w:tblLook w:firstRow="1" w:lastRow="0" w:firstColumn="0" w:lastColumn="0" w:noHBand="0" w:noVBand="0" w:val="0020"/>
-        <w:tblCaption w:val="Condiciones de infraestructura para la evaluación del RDBMS"/>
+        <w:tblCaption w:val="Condiciones de infraestructura para evaluar el RDBMS"/>
         <w:tblBorders>
           <w:top w:val="single" w:sz="4" w:color="A6A6A6"/>
           <w:left w:val="single" w:sz="4" w:color="A6A6A6"/>
@@ -590,7 +618,7 @@
                 <w:sz w:val="19"/>
                 <w:lang w:val="es-CO"/>
               </w:rPr>
-              <w:t xml:space="preserve">Condición o presupuesto inicial</w:t>
+              <w:t xml:space="preserve">Condición del proyecto</w:t>
             </w:r>
           </w:p>
         </w:tc>
@@ -607,22 +635,22 @@
                 <w:sz w:val="19"/>
                 <w:lang w:val="es-CO"/>
               </w:rPr>
-              <w:t xml:space="preserve">Anfitrión</w:t>
-            </w:r>
-          </w:p>
-        </w:tc>
-        <w:tc>
-          <w:tcPr/>
-          <w:p>
-            <w:pPr>
-              <w:pStyle w:val="Compact"/>
-            </w:pPr>
-            <w:r>
-              <w:rPr>
-                <w:sz w:val="19"/>
-                <w:lang w:val="es-CO"/>
-              </w:rPr>
-              <w:t xml:space="preserve">MacBook Pro 2019, Intel Core i7-9750H, 6 núcleos y 16 GB de RAM</w:t>
+              <w:t xml:space="preserve">Sistema invitado</w:t>
+            </w:r>
+          </w:p>
+        </w:tc>
+        <w:tc>
+          <w:tcPr/>
+          <w:p>
+            <w:pPr>
+              <w:pStyle w:val="Compact"/>
+            </w:pPr>
+            <w:r>
+              <w:rPr>
+                <w:sz w:val="19"/>
+                <w:lang w:val="es-CO"/>
+              </w:rPr>
+              <w:t xml:space="preserve">Oracle Linux 9 x86_64, instalación mínima sin escritorio</w:t>
             </w:r>
           </w:p>
         </w:tc>
@@ -639,22 +667,22 @@
                 <w:sz w:val="19"/>
                 <w:lang w:val="es-CO"/>
               </w:rPr>
-              <w:t xml:space="preserve">Sistema anfitrión</w:t>
-            </w:r>
-          </w:p>
-        </w:tc>
-        <w:tc>
-          <w:tcPr/>
-          <w:p>
-            <w:pPr>
-              <w:pStyle w:val="Compact"/>
-            </w:pPr>
-            <w:r>
-              <w:rPr>
-                <w:sz w:val="19"/>
-                <w:lang w:val="es-CO"/>
-              </w:rPr>
-              <w:t xml:space="preserve">macOS Sonoma 14.8</w:t>
+              <w:t xml:space="preserve">VM definitiva</w:t>
+            </w:r>
+          </w:p>
+        </w:tc>
+        <w:tc>
+          <w:tcPr/>
+          <w:p>
+            <w:pPr>
+              <w:pStyle w:val="Compact"/>
+            </w:pPr>
+            <w:r>
+              <w:rPr>
+                <w:sz w:val="19"/>
+                <w:lang w:val="es-CO"/>
+              </w:rPr>
+              <w:t xml:space="preserve">VirtualBox en el equipo servidor; NAT con reenvío de puertos o adaptador puente</w:t>
             </w:r>
           </w:p>
         </w:tc>
@@ -671,37 +699,22 @@
                 <w:sz w:val="19"/>
                 <w:lang w:val="es-CO"/>
               </w:rPr>
-              <w:t xml:space="preserve">Virtualización principal</w:t>
-            </w:r>
-          </w:p>
-        </w:tc>
-        <w:tc>
-          <w:tcPr/>
-          <w:p>
-            <w:pPr>
-              <w:pStyle w:val="Compact"/>
-            </w:pPr>
-            <w:r>
-              <w:rPr>
-                <w:sz w:val="19"/>
-                <w:lang w:val="es-CO"/>
-              </w:rPr>
-              <w:t xml:space="preserve">Lima 2.2.1 sobre Apple Virtualization.framework, tipo</w:t>
-            </w:r>
-            <w:r>
-              <w:rPr>
-                <w:sz w:val="19"/>
-                <w:lang w:val="es-CO"/>
-              </w:rPr>
-              <w:t xml:space="preserve"> </w:t>
-            </w:r>
-            <w:r>
-              <w:rPr>
-                <w:rStyle w:val="VerbatimChar"/>
-                <w:sz w:val="19"/>
-                <w:lang w:val="es-CO"/>
-              </w:rPr>
-              <w:t xml:space="preserve">vz</w:t>
+              <w:t xml:space="preserve">Simulación</w:t>
+            </w:r>
+          </w:p>
+        </w:tc>
+        <w:tc>
+          <w:tcPr/>
+          <w:p>
+            <w:pPr>
+              <w:pStyle w:val="Compact"/>
+            </w:pPr>
+            <w:r>
+              <w:rPr>
+                <w:sz w:val="19"/>
+                <w:lang w:val="es-CO"/>
+              </w:rPr>
+              <w:t xml:space="preserve">Lima sobre Virtualization.framework en macOS Intel</w:t>
             </w:r>
           </w:p>
         </w:tc>
@@ -718,22 +731,22 @@
                 <w:sz w:val="19"/>
                 <w:lang w:val="es-CO"/>
               </w:rPr>
-              <w:t xml:space="preserve">Invitado</w:t>
-            </w:r>
-          </w:p>
-        </w:tc>
-        <w:tc>
-          <w:tcPr/>
-          <w:p>
-            <w:pPr>
-              <w:pStyle w:val="Compact"/>
-            </w:pPr>
-            <w:r>
-              <w:rPr>
-                <w:sz w:val="19"/>
-                <w:lang w:val="es-CO"/>
-              </w:rPr>
-              <w:t xml:space="preserve">Oracle Linux 9 x86_64, instalación mínima sin escritorio</w:t>
+              <w:t xml:space="preserve">Recursos asignados</w:t>
+            </w:r>
+          </w:p>
+        </w:tc>
+        <w:tc>
+          <w:tcPr/>
+          <w:p>
+            <w:pPr>
+              <w:pStyle w:val="Compact"/>
+            </w:pPr>
+            <w:r>
+              <w:rPr>
+                <w:sz w:val="19"/>
+                <w:lang w:val="es-CO"/>
+              </w:rPr>
+              <w:t xml:space="preserve">4 vCPU, 6 GiB de RAM y 40 GiB de disco virtual</w:t>
             </w:r>
           </w:p>
         </w:tc>
@@ -750,22 +763,95 @@
                 <w:sz w:val="19"/>
                 <w:lang w:val="es-CO"/>
               </w:rPr>
-              <w:t xml:space="preserve">Recursos de la VM</w:t>
-            </w:r>
-          </w:p>
-        </w:tc>
-        <w:tc>
-          <w:tcPr/>
-          <w:p>
-            <w:pPr>
-              <w:pStyle w:val="Compact"/>
-            </w:pPr>
-            <w:r>
-              <w:rPr>
-                <w:sz w:val="19"/>
-                <w:lang w:val="es-CO"/>
-              </w:rPr>
-              <w:t xml:space="preserve">4 vCPU, 6 GiB de RAM y 40 GiB de disco virtual</w:t>
+              <w:t xml:space="preserve">Instalación del motor</w:t>
+            </w:r>
+          </w:p>
+        </w:tc>
+        <w:tc>
+          <w:tcPr/>
+          <w:p>
+            <w:pPr>
+              <w:pStyle w:val="Compact"/>
+            </w:pPr>
+            <w:r>
+              <w:rPr>
+                <w:sz w:val="19"/>
+                <w:lang w:val="es-CO"/>
+              </w:rPr>
+              <w:t xml:space="preserve">Módulo</w:t>
+            </w:r>
+            <w:r>
+              <w:rPr>
+                <w:sz w:val="19"/>
+                <w:lang w:val="es-CO"/>
+              </w:rPr>
+              <w:t xml:space="preserve"> </w:t>
+            </w:r>
+            <w:r>
+              <w:rPr>
+                <w:rStyle w:val="VerbatimChar"/>
+                <w:sz w:val="19"/>
+                <w:lang w:val="es-CO"/>
+              </w:rPr>
+              <w:t xml:space="preserve">mysql:8.4</w:t>
+            </w:r>
+            <w:r>
+              <w:rPr>
+                <w:sz w:val="19"/>
+                <w:lang w:val="es-CO"/>
+              </w:rPr>
+              <w:t xml:space="preserve"> </w:t>
+            </w:r>
+            <w:r>
+              <w:rPr>
+                <w:sz w:val="19"/>
+                <w:lang w:val="es-CO"/>
+              </w:rPr>
+              <w:t xml:space="preserve">de AppStream, con</w:t>
+            </w:r>
+            <w:r>
+              <w:rPr>
+                <w:sz w:val="19"/>
+                <w:lang w:val="es-CO"/>
+              </w:rPr>
+              <w:t xml:space="preserve"> </w:t>
+            </w:r>
+            <w:r>
+              <w:rPr>
+                <w:rStyle w:val="VerbatimChar"/>
+                <w:sz w:val="19"/>
+                <w:lang w:val="es-CO"/>
+              </w:rPr>
+              <w:t xml:space="preserve">mysql-server</w:t>
+            </w:r>
+            <w:r>
+              <w:rPr>
+                <w:sz w:val="19"/>
+                <w:lang w:val="es-CO"/>
+              </w:rPr>
+              <w:t xml:space="preserve"> </w:t>
+            </w:r>
+            <w:r>
+              <w:rPr>
+                <w:sz w:val="19"/>
+                <w:lang w:val="es-CO"/>
+              </w:rPr>
+              <w:t xml:space="preserve">y</w:t>
+            </w:r>
+            <w:r>
+              <w:rPr>
+                <w:sz w:val="19"/>
+                <w:lang w:val="es-CO"/>
+              </w:rPr>
+              <w:t xml:space="preserve"> </w:t>
+            </w:r>
+            <w:r>
+              <w:rPr>
+                <w:rStyle w:val="VerbatimChar"/>
+                <w:sz w:val="19"/>
+                <w:lang w:val="es-CO"/>
+              </w:rPr>
+              <w:t xml:space="preserve">mysql</w:t>
             </w:r>
           </w:p>
         </w:tc>
@@ -782,22 +868,69 @@
                 <w:sz w:val="19"/>
                 <w:lang w:val="es-CO"/>
               </w:rPr>
-              <w:t xml:space="preserve">Acceso</w:t>
-            </w:r>
-          </w:p>
-        </w:tc>
-        <w:tc>
-          <w:tcPr/>
-          <w:p>
-            <w:pPr>
-              <w:pStyle w:val="Compact"/>
-            </w:pPr>
-            <w:r>
-              <w:rPr>
-                <w:sz w:val="19"/>
-                <w:lang w:val="es-CO"/>
-              </w:rPr>
-              <w:t xml:space="preserve">Listener accesible únicamente por la ruta local autorizada; aplicación sin credenciales administrativas</w:t>
+              <w:t xml:space="preserve">Administración gráfica</w:t>
+            </w:r>
+          </w:p>
+        </w:tc>
+        <w:tc>
+          <w:tcPr/>
+          <w:p>
+            <w:pPr>
+              <w:pStyle w:val="Compact"/>
+            </w:pPr>
+            <w:r>
+              <w:rPr>
+                <w:sz w:val="19"/>
+                <w:lang w:val="es-CO"/>
+              </w:rPr>
+              <w:t xml:space="preserve">MySQL Workbench 8.0.44 en el anfitrión, puerto 3306</w:t>
+            </w:r>
+          </w:p>
+        </w:tc>
+      </w:tr>
+      <w:tr>
+        <w:tc>
+          <w:tcPr/>
+          <w:p>
+            <w:pPr>
+              <w:pStyle w:val="Compact"/>
+            </w:pPr>
+            <w:r>
+              <w:rPr>
+                <w:sz w:val="19"/>
+                <w:lang w:val="es-CO"/>
+              </w:rPr>
+              <w:t xml:space="preserve">Tamaño medido de la base</w:t>
+            </w:r>
+          </w:p>
+        </w:tc>
+        <w:tc>
+          <w:tcPr/>
+          <w:p>
+            <w:pPr>
+              <w:pStyle w:val="Compact"/>
+            </w:pPr>
+            <w:r>
+              <w:rPr>
+                <w:sz w:val="19"/>
+                <w:lang w:val="es-CO"/>
+              </w:rPr>
+              <w:t xml:space="preserve">1,08 MB de datos e índices según</w:t>
+            </w:r>
+            <w:r>
+              <w:rPr>
+                <w:sz w:val="19"/>
+                <w:lang w:val="es-CO"/>
+              </w:rPr>
+              <w:t xml:space="preserve"> </w:t>
+            </w:r>
+            <w:r>
+              <w:rPr>
+                <w:rStyle w:val="VerbatimChar"/>
+                <w:sz w:val="19"/>
+                <w:lang w:val="es-CO"/>
+              </w:rPr>
+              <w:t xml:space="preserve">information_schema.TABLES</w:t>
             </w:r>
           </w:p>
         </w:tc>
@@ -811,7 +944,7 @@
         <w:rPr>
           <w:lang w:val="es-CO"/>
         </w:rPr>
-        <w:t xml:space="preserve">El backend</w:t>
+        <w:t xml:space="preserve">AppStream ofrece el módulo</w:t>
       </w:r>
       <w:r>
         <w:rPr>
@@ -824,64 +957,19 @@
           <w:rStyle w:val="VerbatimChar"/>
           <w:lang w:val="es-CO"/>
         </w:rPr>
-        <w:t xml:space="preserve">vz</w:t>
-      </w:r>
-      <w:r>
-        <w:rPr>
-          <w:lang w:val="es-CO"/>
-        </w:rPr>
-        <w:t xml:space="preserve"> </w:t>
-      </w:r>
-      <w:r>
-        <w:rPr>
-          <w:lang w:val="es-CO"/>
-        </w:rPr>
-        <w:t xml:space="preserve">de Lima admite anfitriones Intel con macOS 13 o superior y requiere la misma arquitectura del invitado. El equipo disponible permite ejecutar Linux x86_64 sin traducir a otra arquitectura. Este es el ambiente de simulación; el equipo servidor usará VirtualBox con el mismo sistema operativo. No se presume certificación Oracle para Lima. [3]</w:t>
-      </w:r>
-    </w:p>
-    <w:p>
-      <w:pPr>
-        <w:pStyle w:val="BodyText"/>
-      </w:pPr>
-      <w:r>
-        <w:rPr>
-          <w:lang w:val="es-CO"/>
-        </w:rPr>
-        <w:t xml:space="preserve">Homebrew ya no publica un paquete binario precompilado de QEMU para macOS Intel, lo cual aumenta el trabajo de compilación y dependencias. En VirtualBox, las instalaciones antiguas de macOS basadas en extensiones de kernel requieren autorización administrativa y aprobación de dichas extensiones; VirtualBox 7 las eliminó. La restricción debe atribuirse a esas versiones antiguas y a los permisos de instalación, sin generalizarla a toda versión actual. En el equipo servidor se usará VirtualBox con una VM Oracle Linux 9, NAT, reenvío de puertos y recursos equivalentes, previa comprobación de la virtualización del procesador. [4, 5]</w:t>
-      </w:r>
-    </w:p>
-    <w:p>
-      <w:pPr>
-        <w:pStyle w:val="Heading2"/>
-      </w:pPr>
-      <w:bookmarkStart w:id="23" w:name="_578a75e6740673853a4ff54f956cadfbe30efe6"/>
-      <w:r>
-        <w:rPr>
-          <w:rStyle w:val="SectionNumber"/>
-          <w:lang w:val="es-CO"/>
-        </w:rPr>
-        <w:t xml:space="preserve">2.3</w:t>
-      </w:r>
-      <w:r>
-        <w:tab/>
-      </w:r>
-      <w:r>
-        <w:rPr>
-          <w:lang w:val="es-CO"/>
-        </w:rPr>
-        <w:t xml:space="preserve">Identificación exacta del producto y límites</w:t>
-      </w:r>
-      <w:bookmarkEnd w:id="23"/>
-    </w:p>
-    <w:p>
-      <w:pPr>
-        <w:pStyle w:val="FirstParagraph"/>
-      </w:pPr>
-      <w:r>
-        <w:rPr>
-          <w:lang w:val="es-CO"/>
-        </w:rPr>
-        <w:t xml:space="preserve">Oracle reemplazó el nombre</w:t>
+        <w:t xml:space="preserve">mysql:8.4</w:t>
+      </w:r>
+      <w:r>
+        <w:rPr>
+          <w:lang w:val="es-CO"/>
+        </w:rPr>
+        <w:t xml:space="preserve"> </w:t>
+      </w:r>
+      <w:r>
+        <w:rPr>
+          <w:lang w:val="es-CO"/>
+        </w:rPr>
+        <w:t xml:space="preserve">para Oracle Linux 9, por lo que la instalación no requiere descargar RPM aparte ni agregar un repositorio externo. El instalador y las evidencias del proyecto identifican la revisión instalada de la rama</w:t>
       </w:r>
       <w:r>
         <w:rPr>
@@ -895,359 +983,458 @@
           <w:bCs/>
           <w:lang w:val="es-CO"/>
         </w:rPr>
-        <w:t xml:space="preserve">Oracle Database 23ai</w:t>
-      </w:r>
-      <w:r>
-        <w:rPr>
-          <w:lang w:val="es-CO"/>
-        </w:rPr>
-        <w:t xml:space="preserve"> </w:t>
-      </w:r>
-      <w:r>
-        <w:rPr>
-          <w:lang w:val="es-CO"/>
-        </w:rPr>
-        <w:t xml:space="preserve">por</w:t>
-      </w:r>
-      <w:r>
-        <w:rPr>
-          <w:lang w:val="es-CO"/>
-        </w:rPr>
-        <w:t xml:space="preserve"> </w:t>
-      </w:r>
+        <w:t xml:space="preserve">8.4 LTS</w:t>
+      </w:r>
+      <w:r>
+        <w:rPr>
+          <w:lang w:val="es-CO"/>
+        </w:rPr>
+        <w:t xml:space="preserve">; el documento de implementación presenta su número completo. [4]</w:t>
+      </w:r>
+    </w:p>
+    <w:p>
+      <w:pPr>
+        <w:pStyle w:val="BodyText"/>
+      </w:pPr>
+      <w:r>
+        <w:rPr>
+          <w:lang w:val="es-CO"/>
+        </w:rPr>
+        <w:t xml:space="preserve">Community Edition es gratuita y tiene licencia GPLv2. No impone límites de tamaño, CPU o RAM por edición como Oracle Free; la capacidad depende del hardware, el sistema de archivos y los límites técnicos del motor. La descarga comunitaria no incluye un contrato de soporte comercial. [1, 5]</w:t>
+      </w:r>
+    </w:p>
+    <w:p>
+      <w:pPr>
+        <w:pStyle w:val="Heading1"/>
+      </w:pPr>
+      <w:bookmarkStart w:id="23" w:name="_fc1b89aa578c8dad569381cc7799ba74ab17fc9"/>
+      <w:r>
+        <w:rPr>
+          <w:rStyle w:val="SectionNumber"/>
+          <w:lang w:val="es-CO"/>
+        </w:rPr>
+        <w:t xml:space="preserve">3</w:t>
+      </w:r>
+      <w:r>
+        <w:tab/>
+      </w:r>
+      <w:r>
+        <w:rPr>
+          <w:lang w:val="es-CO"/>
+        </w:rPr>
+        <w:t xml:space="preserve">Alternativas evaluadas</w:t>
+      </w:r>
+      <w:bookmarkEnd w:id="23"/>
+    </w:p>
+    <w:p>
+      <w:pPr>
+        <w:pStyle w:val="Heading2"/>
+      </w:pPr>
+      <w:bookmarkStart w:id="24" w:name="_d358fa097b0a8e7ca2a8ec629d3d00f510f5473"/>
+      <w:r>
+        <w:rPr>
+          <w:rStyle w:val="SectionNumber"/>
+          <w:lang w:val="es-CO"/>
+        </w:rPr>
+        <w:t xml:space="preserve">3.1</w:t>
+      </w:r>
+      <w:r>
+        <w:tab/>
+      </w:r>
+      <w:r>
+        <w:rPr>
+          <w:lang w:val="es-CO"/>
+        </w:rPr>
+        <w:t xml:space="preserve">MySQL 8.4 LTS Community Edition</w:t>
+      </w:r>
+      <w:bookmarkEnd w:id="24"/>
+    </w:p>
+    <w:p>
+      <w:pPr>
+        <w:pStyle w:val="FirstParagraph"/>
+      </w:pPr>
+      <w:r>
+        <w:rPr>
+          <w:lang w:val="es-CO"/>
+        </w:rPr>
+        <w:t xml:space="preserve">Con InnoDB ofrece transacciones e integridad referencial mediante claves foráneas. Aplica restricciones</w:t>
+      </w:r>
+      <w:r>
+        <w:rPr>
+          <w:lang w:val="es-CO"/>
+        </w:rPr>
+        <w:t xml:space="preserve"> </w:t>
+      </w:r>
+      <w:r>
+        <w:rPr>
+          <w:rStyle w:val="VerbatimChar"/>
+          <w:lang w:val="es-CO"/>
+        </w:rPr>
+        <w:t xml:space="preserve">CHECK</w:t>
+      </w:r>
+      <w:r>
+        <w:rPr>
+          <w:lang w:val="es-CO"/>
+        </w:rPr>
+        <w:t xml:space="preserve"> </w:t>
+      </w:r>
+      <w:r>
+        <w:rPr>
+          <w:lang w:val="es-CO"/>
+        </w:rPr>
+        <w:t xml:space="preserve">desde 8.0.16 e incorpora</w:t>
+      </w:r>
+      <w:r>
+        <w:rPr>
+          <w:lang w:val="es-CO"/>
+        </w:rPr>
+        <w:t xml:space="preserve"> </w:t>
+      </w:r>
+      <w:r>
+        <w:rPr>
+          <w:rStyle w:val="VerbatimChar"/>
+          <w:lang w:val="es-CO"/>
+        </w:rPr>
+        <w:t xml:space="preserve">EXCEPT</w:t>
+      </w:r>
+      <w:r>
+        <w:rPr>
+          <w:lang w:val="es-CO"/>
+        </w:rPr>
+        <w:t xml:space="preserve"> </w:t>
+      </w:r>
+      <w:r>
+        <w:rPr>
+          <w:lang w:val="es-CO"/>
+        </w:rPr>
+        <w:t xml:space="preserve">e</w:t>
+      </w:r>
+      <w:r>
+        <w:rPr>
+          <w:lang w:val="es-CO"/>
+        </w:rPr>
+        <w:t xml:space="preserve"> </w:t>
+      </w:r>
+      <w:r>
+        <w:rPr>
+          <w:rStyle w:val="VerbatimChar"/>
+          <w:lang w:val="es-CO"/>
+        </w:rPr>
+        <w:t xml:space="preserve">INTERSECT</w:t>
+      </w:r>
+      <w:r>
+        <w:rPr>
+          <w:lang w:val="es-CO"/>
+        </w:rPr>
+        <w:t xml:space="preserve"> </w:t>
+      </w:r>
+      <w:r>
+        <w:rPr>
+          <w:lang w:val="es-CO"/>
+        </w:rPr>
+        <w:t xml:space="preserve">desde 8.0.31, funciones disponibles en 8.4. También admite vistas, funciones, procedimientos y disparadores con</w:t>
+      </w:r>
+      <w:r>
+        <w:rPr>
+          <w:lang w:val="es-CO"/>
+        </w:rPr>
+        <w:t xml:space="preserve"> </w:t>
+      </w:r>
+      <w:r>
+        <w:rPr>
+          <w:rStyle w:val="VerbatimChar"/>
+          <w:lang w:val="es-CO"/>
+        </w:rPr>
+        <w:t xml:space="preserve">SIGNAL</w:t>
+      </w:r>
+      <w:r>
+        <w:rPr>
+          <w:lang w:val="es-CO"/>
+        </w:rPr>
+        <w:t xml:space="preserve"> </w:t>
+      </w:r>
+      <w:r>
+        <w:rPr>
+          <w:lang w:val="es-CO"/>
+        </w:rPr>
+        <w:t xml:space="preserve">para rechazar operaciones que incumplan las reglas. [5, 6, 7, 8]</w:t>
+      </w:r>
+    </w:p>
+    <w:p>
+      <w:pPr>
+        <w:pStyle w:val="BodyText"/>
+      </w:pPr>
       <w:r>
         <w:rPr>
           <w:b/>
           <w:bCs/>
           <w:lang w:val="es-CO"/>
         </w:rPr>
-        <w:t xml:space="preserve">Oracle AI Database 26ai</w:t>
-      </w:r>
-      <w:r>
-        <w:rPr>
-          <w:lang w:val="es-CO"/>
-        </w:rPr>
-        <w:t xml:space="preserve">. La edición Free conserva numeración técnica</w:t>
-      </w:r>
-      <w:r>
-        <w:rPr>
-          <w:lang w:val="es-CO"/>
-        </w:rPr>
-        <w:t xml:space="preserve"> </w:t>
-      </w:r>
+        <w:t xml:space="preserve">Ventajas:</w:t>
+      </w:r>
+      <w:r>
+        <w:rPr>
+          <w:lang w:val="es-CO"/>
+        </w:rPr>
+        <w:t xml:space="preserve"> </w:t>
+      </w:r>
+      <w:r>
+        <w:rPr>
+          <w:lang w:val="es-CO"/>
+        </w:rPr>
+        <w:t xml:space="preserve">licencia gratuita sin límites de edición equivalentes a Oracle Free; paquete oficial en AppStream; Workbench Community gratuito para modelado, administración y consultas; Connector/J oficial; familiaridad del equipo y una comunidad amplia. La base cargada ocupa 1,08 MB, lo que muestra una necesidad baja de almacenamiento para este conjunto académico. Ese tamaño no mide el consumo de RAM ni demuestra por sí solo mayor rendimiento que otros motores.</w:t>
+      </w:r>
+    </w:p>
+    <w:p>
+      <w:pPr>
+        <w:pStyle w:val="BodyText"/>
+      </w:pPr>
       <w:r>
         <w:rPr>
           <w:b/>
           <w:bCs/>
           <w:lang w:val="es-CO"/>
         </w:rPr>
-        <w:t xml:space="preserve">23.x</w:t>
-      </w:r>
-      <w:r>
-        <w:rPr>
-          <w:lang w:val="es-CO"/>
-        </w:rPr>
-        <w:t xml:space="preserve">: el producto elegido corresponde al</w:t>
-      </w:r>
-      <w:r>
-        <w:rPr>
-          <w:lang w:val="es-CO"/>
-        </w:rPr>
-        <w:t xml:space="preserve"> </w:t>
-      </w:r>
+        <w:t xml:space="preserve">Desventajas:</w:t>
+      </w:r>
+      <w:r>
+        <w:rPr>
+          <w:lang w:val="es-CO"/>
+        </w:rPr>
+        <w:t xml:space="preserve"> </w:t>
+      </w:r>
+      <w:r>
+        <w:rPr>
+          <w:lang w:val="es-CO"/>
+        </w:rPr>
+        <w:t xml:space="preserve">carece de</w:t>
+      </w:r>
+      <w:r>
+        <w:rPr>
+          <w:lang w:val="es-CO"/>
+        </w:rPr>
+        <w:t xml:space="preserve"> </w:t>
+      </w:r>
+      <w:r>
+        <w:rPr>
+          <w:rStyle w:val="VerbatimChar"/>
+          <w:lang w:val="es-CO"/>
+        </w:rPr>
+        <w:t xml:space="preserve">FULL OUTER JOIN</w:t>
+      </w:r>
+      <w:r>
+        <w:rPr>
+          <w:lang w:val="es-CO"/>
+        </w:rPr>
+        <w:t xml:space="preserve">; cada disparador atiende un solo evento; y, con la configuración habitual de Linux, los nombres de tabla distinguen mayúsculas. El analizador de Workbench usado en el proyecto no reconoce valores por defecto con expresión como</w:t>
+      </w:r>
+      <w:r>
+        <w:rPr>
+          <w:lang w:val="es-CO"/>
+        </w:rPr>
+        <w:t xml:space="preserve"> </w:t>
+      </w:r>
+      <w:r>
+        <w:rPr>
+          <w:rStyle w:val="VerbatimChar"/>
+          <w:lang w:val="es-CO"/>
+        </w:rPr>
+        <w:t xml:space="preserve">DEFAULT (CURRENT_DATE)</w:t>
+      </w:r>
+      <w:r>
+        <w:rPr>
+          <w:lang w:val="es-CO"/>
+        </w:rPr>
+        <w:t xml:space="preserve">, aunque el servidor los admite. Las adaptaciones se explican en los riesgos y están reflejadas en los scripts. [8, 9, 10, 11]</w:t>
+      </w:r>
+    </w:p>
+    <w:p>
+      <w:pPr>
+        <w:pStyle w:val="Heading2"/>
+      </w:pPr>
+      <w:bookmarkStart w:id="25" w:name="_ec74f51af24b68ceaa18ff6481b12f0ee57f563"/>
+      <w:r>
+        <w:rPr>
+          <w:rStyle w:val="SectionNumber"/>
+          <w:lang w:val="es-CO"/>
+        </w:rPr>
+        <w:t xml:space="preserve">3.2</w:t>
+      </w:r>
+      <w:r>
+        <w:tab/>
+      </w:r>
+      <w:r>
+        <w:rPr>
+          <w:lang w:val="es-CO"/>
+        </w:rPr>
+        <w:t xml:space="preserve">PostgreSQL 17</w:t>
+      </w:r>
+      <w:bookmarkEnd w:id="25"/>
+    </w:p>
+    <w:p>
+      <w:pPr>
+        <w:pStyle w:val="FirstParagraph"/>
+      </w:pPr>
+      <w:r>
+        <w:rPr>
+          <w:lang w:val="es-CO"/>
+        </w:rPr>
+        <w:t xml:space="preserve">Motor gratuito de código abierto con licencia PostgreSQL permisiva. Ofrece transacciones, integridad referencial, restricciones y una amplia cobertura de SQL, incluido</w:t>
+      </w:r>
+      <w:r>
+        <w:rPr>
+          <w:lang w:val="es-CO"/>
+        </w:rPr>
+        <w:t xml:space="preserve"> </w:t>
+      </w:r>
+      <w:r>
+        <w:rPr>
+          <w:rStyle w:val="VerbatimChar"/>
+          <w:lang w:val="es-CO"/>
+        </w:rPr>
+        <w:t xml:space="preserve">FULL OUTER JOIN</w:t>
+      </w:r>
+      <w:r>
+        <w:rPr>
+          <w:lang w:val="es-CO"/>
+        </w:rPr>
+        <w:t xml:space="preserve">. Puede ejecutarse en Oracle Linux y conectarse desde Java mediante JDBC; es una alternativa sólida para el modelo. [12]</w:t>
+      </w:r>
+    </w:p>
+    <w:p>
+      <w:pPr>
+        <w:pStyle w:val="BodyText"/>
+      </w:pPr>
       <w:r>
         <w:rPr>
           <w:b/>
           <w:bCs/>
           <w:lang w:val="es-CO"/>
         </w:rPr>
-        <w:t xml:space="preserve">release 23.26.3</w:t>
-      </w:r>
-      <w:r>
-        <w:rPr>
-          <w:lang w:val="es-CO"/>
-        </w:rPr>
-        <w:t xml:space="preserve"> </w:t>
-      </w:r>
-      <w:r>
-        <w:rPr>
-          <w:lang w:val="es-CO"/>
-        </w:rPr>
-        <w:t xml:space="preserve">y al RPM</w:t>
-      </w:r>
-      <w:r>
-        <w:rPr>
-          <w:lang w:val="es-CO"/>
-        </w:rPr>
-        <w:t xml:space="preserve"> </w:t>
-      </w:r>
-      <w:r>
-        <w:rPr>
-          <w:rStyle w:val="VerbatimChar"/>
+        <w:t xml:space="preserve">Ventajas:</w:t>
+      </w:r>
+      <w:r>
+        <w:rPr>
+          <w:lang w:val="es-CO"/>
+        </w:rPr>
+        <w:t xml:space="preserve"> </w:t>
+      </w:r>
+      <w:r>
+        <w:rPr>
+          <w:lang w:val="es-CO"/>
+        </w:rPr>
+        <w:t xml:space="preserve">expresividad SQL, controles de integridad, documentación y comunidad amplias, sin límites de edición comparables a Oracle Free.</w:t>
+      </w:r>
+      <w:r>
+        <w:rPr>
+          <w:lang w:val="es-CO"/>
+        </w:rPr>
+        <w:t xml:space="preserve"> </w:t>
+      </w:r>
+      <w:r>
+        <w:rPr>
           <w:b/>
           <w:bCs/>
           <w:lang w:val="es-CO"/>
         </w:rPr>
-        <w:t xml:space="preserve">oracle-ai-database-free-26ai-23.26.3-1.el9.x86_64.rpm</w:t>
-      </w:r>
-      <w:r>
-        <w:rPr>
-          <w:lang w:val="es-CO"/>
-        </w:rPr>
-        <w:t xml:space="preserve">. La denominación comercial 26ai y la numeración del paquete describen el mismo producto, no dos motores diferentes. Se utilizará ese artefacto identificado, evitando una etiqueta móvil como</w:t>
-      </w:r>
-      <w:r>
-        <w:rPr>
-          <w:lang w:val="es-CO"/>
-        </w:rPr>
-        <w:t xml:space="preserve"> </w:t>
-      </w:r>
-      <w:r>
-        <w:rPr>
-          <w:rStyle w:val="VerbatimChar"/>
-          <w:lang w:val="es-CO"/>
-        </w:rPr>
-        <w:t xml:space="preserve">latest</w:t>
-      </w:r>
-      <w:r>
-        <w:rPr>
-          <w:lang w:val="es-CO"/>
-        </w:rPr>
-        <w:t xml:space="preserve">. [6, 7]</w:t>
+        <w:t xml:space="preserve">Desventajas para este equipo:</w:t>
+      </w:r>
+      <w:r>
+        <w:rPr>
+          <w:lang w:val="es-CO"/>
+        </w:rPr>
+        <w:t xml:space="preserve"> </w:t>
+      </w:r>
+      <w:r>
+        <w:rPr>
+          <w:lang w:val="es-CO"/>
+        </w:rPr>
+        <w:t xml:space="preserve">exige aprender y validar otro flujo de modelado y administración; Workbench está orientado a MySQL. No se penaliza su capacidad relacional ni se afirma que tenga peor rendimiento: la diferencia está en las herramientas y la experiencia disponibles.</w:t>
+      </w:r>
+    </w:p>
+    <w:p>
+      <w:pPr>
+        <w:pStyle w:val="Heading2"/>
+      </w:pPr>
+      <w:bookmarkStart w:id="26" w:name="_a581c7f1a2e5dd7dc124f81b6cc6a337b9d322d"/>
+      <w:r>
+        <w:rPr>
+          <w:rStyle w:val="SectionNumber"/>
+          <w:lang w:val="es-CO"/>
+        </w:rPr>
+        <w:t xml:space="preserve">3.3</w:t>
+      </w:r>
+      <w:r>
+        <w:tab/>
+      </w:r>
+      <w:r>
+        <w:rPr>
+          <w:lang w:val="es-CO"/>
+        </w:rPr>
+        <w:t xml:space="preserve">Oracle Database Free</w:t>
+      </w:r>
+      <w:bookmarkEnd w:id="26"/>
+    </w:p>
+    <w:p>
+      <w:pPr>
+        <w:pStyle w:val="FirstParagraph"/>
+      </w:pPr>
+      <w:r>
+        <w:rPr>
+          <w:lang w:val="es-CO"/>
+        </w:rPr>
+        <w:t xml:space="preserve">Fue el motor de la primera prueba y su implementación quedó como respaldo. Ofrece transacciones, restricciones, vistas, rutinas, disparadores y herramientas gratuitas como SQL Developer Data Modeler, además de un controlador JDBC oficial.</w:t>
       </w:r>
     </w:p>
     <w:p>
       <w:pPr>
         <w:pStyle w:val="BodyText"/>
       </w:pPr>
-      <w:r>
-        <w:rPr>
-          <w:lang w:val="es-CO"/>
-        </w:rPr>
-        <w:t xml:space="preserve">Los límites de Free son</w:t>
-      </w:r>
-      <w:r>
-        <w:rPr>
-          <w:lang w:val="es-CO"/>
-        </w:rPr>
-        <w:t xml:space="preserve"> </w:t>
-      </w:r>
       <w:r>
         <w:rPr>
           <w:b/>
           <w:bCs/>
           <w:lang w:val="es-CO"/>
         </w:rPr>
-        <w:t xml:space="preserve">2 hilos de CPU, 2 GB de RAM y 12 GB de datos de usuario</w:t>
-      </w:r>
-      <w:r>
-        <w:rPr>
-          <w:lang w:val="es-CO"/>
-        </w:rPr>
-        <w:t xml:space="preserve">. La memoria corresponde al presupuesto de la base de datos, incluidas SGA y PGA; no limita la RAM total de la VM. Los 12 GB tampoco equivalen al tamaño del disco virtual: el SO, los binarios, archivos auxiliares y respaldos necesitan espacio adicional. La VM implementada (6 GiB de RAM y 40 GiB de disco) deja margen suficiente; el tamaño medido del esquema se reporta en el</w:t>
-      </w:r>
-      <w:r>
-        <w:rPr>
-          <w:lang w:val="es-CO"/>
-        </w:rPr>
-        <w:t xml:space="preserve"> </w:t>
-      </w:r>
-      <w:r>
-        <w:rPr>
-          <w:i/>
-          <w:iCs/>
-          <w:lang w:val="es-CO"/>
-        </w:rPr>
-        <w:t xml:space="preserve">Documento de implementación del RDBMS</w:t>
-      </w:r>
-      <w:r>
-        <w:rPr>
-          <w:lang w:val="es-CO"/>
-        </w:rPr>
-        <w:t xml:space="preserve">. [8]</w:t>
-      </w:r>
-    </w:p>
-    <w:p>
-      <w:pPr>
-        <w:pStyle w:val="Heading1"/>
-      </w:pPr>
-      <w:bookmarkStart w:id="24" w:name="_fc1b89aa578c8dad569381cc7799ba74ab17fc9"/>
-      <w:r>
-        <w:rPr>
-          <w:rStyle w:val="SectionNumber"/>
-          <w:lang w:val="es-CO"/>
-        </w:rPr>
-        <w:t xml:space="preserve">3</w:t>
-      </w:r>
-      <w:r>
-        <w:tab/>
-      </w:r>
-      <w:r>
-        <w:rPr>
-          <w:lang w:val="es-CO"/>
-        </w:rPr>
-        <w:t xml:space="preserve">Alternativas evaluadas</w:t>
-      </w:r>
-      <w:bookmarkEnd w:id="24"/>
-    </w:p>
-    <w:p>
-      <w:pPr>
-        <w:pStyle w:val="Heading2"/>
-      </w:pPr>
-      <w:bookmarkStart w:id="25" w:name="_0ec876f3b558cfa7192a48eeb92cfbfaf83af27"/>
-      <w:r>
-        <w:rPr>
-          <w:rStyle w:val="SectionNumber"/>
-          <w:lang w:val="es-CO"/>
-        </w:rPr>
-        <w:t xml:space="preserve">3.1</w:t>
-      </w:r>
-      <w:r>
-        <w:tab/>
-      </w:r>
-      <w:r>
-        <w:rPr>
-          <w:lang w:val="es-CO"/>
-        </w:rPr>
-        <w:t xml:space="preserve">Oracle AI Database 26ai Free</w:t>
-      </w:r>
-      <w:bookmarkEnd w:id="25"/>
-    </w:p>
-    <w:p>
-      <w:pPr>
-        <w:pStyle w:val="FirstParagraph"/>
-      </w:pPr>
-      <w:r>
-        <w:rPr>
-          <w:lang w:val="es-CO"/>
-        </w:rPr>
-        <w:t xml:space="preserve">RDBMS propietario de Oracle disponible sin costo bajo Oracle Free Use Terms and Conditions; no es una licencia de código abierto. Su motor ofrece SQL, transacciones, vistas y restricciones</w:t>
-      </w:r>
-      <w:r>
-        <w:rPr>
-          <w:lang w:val="es-CO"/>
-        </w:rPr>
-        <w:t xml:space="preserve"> </w:t>
-      </w:r>
-      <w:r>
-        <w:rPr>
-          <w:rStyle w:val="VerbatimChar"/>
-          <w:lang w:val="es-CO"/>
-        </w:rPr>
-        <w:t xml:space="preserve">PRIMARY KEY</w:t>
-      </w:r>
-      <w:r>
-        <w:rPr>
-          <w:lang w:val="es-CO"/>
-        </w:rPr>
-        <w:t xml:space="preserve">,</w:t>
-      </w:r>
-      <w:r>
-        <w:rPr>
-          <w:lang w:val="es-CO"/>
-        </w:rPr>
-        <w:t xml:space="preserve"> </w:t>
-      </w:r>
-      <w:r>
-        <w:rPr>
-          <w:rStyle w:val="VerbatimChar"/>
-          <w:lang w:val="es-CO"/>
-        </w:rPr>
-        <w:t xml:space="preserve">FOREIGN KEY</w:t>
-      </w:r>
-      <w:r>
-        <w:rPr>
-          <w:lang w:val="es-CO"/>
-        </w:rPr>
-        <w:t xml:space="preserve">,</w:t>
-      </w:r>
-      <w:r>
-        <w:rPr>
-          <w:lang w:val="es-CO"/>
-        </w:rPr>
-        <w:t xml:space="preserve"> </w:t>
-      </w:r>
-      <w:r>
-        <w:rPr>
-          <w:rStyle w:val="VerbatimChar"/>
-          <w:lang w:val="es-CO"/>
-        </w:rPr>
-        <w:t xml:space="preserve">UNIQUE</w:t>
-      </w:r>
-      <w:r>
-        <w:rPr>
-          <w:lang w:val="es-CO"/>
-        </w:rPr>
-        <w:t xml:space="preserve">,</w:t>
-      </w:r>
-      <w:r>
-        <w:rPr>
-          <w:lang w:val="es-CO"/>
-        </w:rPr>
-        <w:t xml:space="preserve"> </w:t>
-      </w:r>
-      <w:r>
-        <w:rPr>
-          <w:rStyle w:val="VerbatimChar"/>
-          <w:lang w:val="es-CO"/>
-        </w:rPr>
-        <w:t xml:space="preserve">NOT NULL</w:t>
-      </w:r>
-      <w:r>
-        <w:rPr>
-          <w:lang w:val="es-CO"/>
-        </w:rPr>
-        <w:t xml:space="preserve"> </w:t>
-      </w:r>
-      <w:r>
-        <w:rPr>
-          <w:lang w:val="es-CO"/>
-        </w:rPr>
-        <w:t xml:space="preserve">y</w:t>
-      </w:r>
-      <w:r>
-        <w:rPr>
-          <w:lang w:val="es-CO"/>
-        </w:rPr>
-        <w:t xml:space="preserve"> </w:t>
-      </w:r>
-      <w:r>
-        <w:rPr>
-          <w:rStyle w:val="VerbatimChar"/>
-          <w:lang w:val="es-CO"/>
-        </w:rPr>
-        <w:t xml:space="preserve">CHECK</w:t>
-      </w:r>
-      <w:r>
-        <w:rPr>
-          <w:lang w:val="es-CO"/>
-        </w:rPr>
-        <w:t xml:space="preserve">, adecuadas para las relaciones y dominios de SIGEVET. Las extensiones particulares de Oracle deben distinguirse del SQL portable. [8, 9]</w:t>
-      </w:r>
-    </w:p>
-    <w:p>
-      <w:pPr>
-        <w:pStyle w:val="BodyText"/>
-      </w:pPr>
+        <w:t xml:space="preserve">Ventajas:</w:t>
+      </w:r>
+      <w:r>
+        <w:rPr>
+          <w:lang w:val="es-CO"/>
+        </w:rPr>
+        <w:t xml:space="preserve"> </w:t>
+      </w:r>
+      <w:r>
+        <w:rPr>
+          <w:lang w:val="es-CO"/>
+        </w:rPr>
+        <w:t xml:space="preserve">funciones relacionales suficientes y una instalación que el equipo ya probó.</w:t>
+      </w:r>
+      <w:r>
+        <w:rPr>
+          <w:lang w:val="es-CO"/>
+        </w:rPr>
+        <w:t xml:space="preserve"> </w:t>
+      </w:r>
       <w:r>
         <w:rPr>
           <w:b/>
           <w:bCs/>
           <w:lang w:val="es-CO"/>
         </w:rPr>
-        <w:t xml:space="preserve">Soporte y ciclo de vida:</w:t>
-      </w:r>
-      <w:r>
-        <w:rPr>
-          <w:lang w:val="es-CO"/>
-        </w:rPr>
-        <w:t xml:space="preserve"> </w:t>
-      </w:r>
-      <w:r>
-        <w:rPr>
-          <w:lang w:val="es-CO"/>
-        </w:rPr>
-        <w:t xml:space="preserve">la edición Free no admite solicitudes de soporte y no recibe parches, incluidos los de seguridad. La disponibilidad de nuevas distribuciones no constituye una promesa de mantenimiento de este RPM.</w:t>
+        <w:t xml:space="preserve">Desventajas:</w:t>
+      </w:r>
+      <w:r>
+        <w:rPr>
+          <w:lang w:val="es-CO"/>
+        </w:rPr>
+        <w:t xml:space="preserve"> </w:t>
+      </w:r>
+      <w:r>
+        <w:rPr>
+          <w:lang w:val="es-CO"/>
+        </w:rPr>
+        <w:t xml:space="preserve">licencia propietaria de uso gratuito, límites de</w:t>
       </w:r>
       <w:r>
         <w:rPr>
@@ -1261,38 +1448,47 @@
           <w:bCs/>
           <w:lang w:val="es-CO"/>
         </w:rPr>
-        <w:t xml:space="preserve">Compatibilidad:</w:t>
-      </w:r>
-      <w:r>
-        <w:rPr>
-          <w:lang w:val="es-CO"/>
-        </w:rPr>
-        <w:t xml:space="preserve"> </w:t>
-      </w:r>
-      <w:r>
-        <w:rPr>
-          <w:lang w:val="es-CO"/>
-        </w:rPr>
-        <w:t xml:space="preserve">Oracle documenta Oracle Linux 9 x86_64 y el preinstalador</w:t>
-      </w:r>
-      <w:r>
-        <w:rPr>
-          <w:lang w:val="es-CO"/>
-        </w:rPr>
-        <w:t xml:space="preserve"> </w:t>
-      </w:r>
-      <w:r>
-        <w:rPr>
-          <w:rStyle w:val="VerbatimChar"/>
-          <w:lang w:val="es-CO"/>
-        </w:rPr>
-        <w:t xml:space="preserve">oracle-ai-database-preinstall-26ai</w:t>
-      </w:r>
-      <w:r>
-        <w:rPr>
-          <w:lang w:val="es-CO"/>
-        </w:rPr>
-        <w:t xml:space="preserve">; se deben verificar revisión menor y kernel. Data Modeler y el controlador JDBC Thin de Oracle proporcionan la integración prevista. [1, 6, 8, 10]</w:t>
+        <w:t xml:space="preserve">2 CPU, 2 GB de RAM y 12 GB de datos de usuario</w:t>
+      </w:r>
+      <w:r>
+        <w:rPr>
+          <w:lang w:val="es-CO"/>
+        </w:rPr>
+        <w:t xml:space="preserve">, y una instalación que requirió preinstalador y RPM separado. El límite de memoria corresponde al motor, no a toda la VM. Estas restricciones no impiden alojar los datos académicos, pero reducen el margen y añaden pasos frente al módulo MySQL de AppStream. [13]</w:t>
+      </w:r>
+    </w:p>
+    <w:p>
+      <w:pPr>
+        <w:pStyle w:val="Heading2"/>
+      </w:pPr>
+      <w:bookmarkStart w:id="27" w:name="_e9c39664807031d354051381fe130e0d2e5c485"/>
+      <w:r>
+        <w:rPr>
+          <w:rStyle w:val="SectionNumber"/>
+          <w:lang w:val="es-CO"/>
+        </w:rPr>
+        <w:t xml:space="preserve">3.4</w:t>
+      </w:r>
+      <w:r>
+        <w:tab/>
+      </w:r>
+      <w:r>
+        <w:rPr>
+          <w:lang w:val="es-CO"/>
+        </w:rPr>
+        <w:t xml:space="preserve">MariaDB 11.4 LTS</w:t>
+      </w:r>
+      <w:bookmarkEnd w:id="27"/>
+    </w:p>
+    <w:p>
+      <w:pPr>
+        <w:pStyle w:val="FirstParagraph"/>
+      </w:pPr>
+      <w:r>
+        <w:rPr>
+          <w:lang w:val="es-CO"/>
+        </w:rPr>
+        <w:t xml:space="preserve">Motor gratuito de código abierto bajo GPLv2, con InnoDB, transacciones, claves foráneas, restricciones y conectividad Java. Es viable para SIGEVET y tiene una comunidad propia. [14]</w:t>
       </w:r>
     </w:p>
     <w:p>
@@ -1317,7 +1513,7 @@
         <w:rPr>
           <w:lang w:val="es-CO"/>
         </w:rPr>
-        <w:t xml:space="preserve">continuidad con las decisiones del curso, generación y validación del modelo físico Oracle, separación de usuarios y acceso desde Java con el controlador JDBC Thin sin Oracle Client.</w:t>
+        <w:t xml:space="preserve">licencia libre, recursos configurables y funciones relacionales suficientes.</w:t>
       </w:r>
       <w:r>
         <w:rPr>
@@ -1331,32 +1527,32 @@
           <w:bCs/>
           <w:lang w:val="es-CO"/>
         </w:rPr>
-        <w:t xml:space="preserve">Desventajas:</w:t>
-      </w:r>
-      <w:r>
-        <w:rPr>
-          <w:lang w:val="es-CO"/>
-        </w:rPr>
-        <w:t xml:space="preserve"> </w:t>
-      </w:r>
-      <w:r>
-        <w:rPr>
-          <w:lang w:val="es-CO"/>
-        </w:rPr>
-        <w:t xml:space="preserve">límites de CPU, memoria y datos; mayor carga administrativa que un motor ligero; dependencia de SQL específico y ausencia de parches para Free. Estas restricciones condicionan su uso a un laboratorio aislado, no a la operación real de las cinco clínicas.</w:t>
-      </w:r>
-    </w:p>
-    <w:p>
-      <w:pPr>
-        <w:pStyle w:val="Heading2"/>
-      </w:pPr>
-      <w:bookmarkStart w:id="26" w:name="_ec74f51af24b68ceaa18ff6481b12f0ee57f563"/>
+        <w:t xml:space="preserve">Desventajas para el proyecto:</w:t>
+      </w:r>
+      <w:r>
+        <w:rPr>
+          <w:lang w:val="es-CO"/>
+        </w:rPr>
+        <w:t xml:space="preserve"> </w:t>
+      </w:r>
+      <w:r>
+        <w:rPr>
+          <w:lang w:val="es-CO"/>
+        </w:rPr>
+        <w:t xml:space="preserve">MariaDB y MySQL han divergido; habría que validar dialecto, conector y herramientas. Workbench se diseña para MySQL y no se presupone compatibilidad completa con MariaDB. La familiaridad del equipo con MySQL no sustituye esa comprobación.</w:t>
+      </w:r>
+    </w:p>
+    <w:p>
+      <w:pPr>
+        <w:pStyle w:val="Heading1"/>
+      </w:pPr>
+      <w:bookmarkStart w:id="28" w:name="_24959e01fe8cdb212bbf987bd50bfd165909e61"/>
       <w:r>
         <w:rPr>
           <w:rStyle w:val="SectionNumber"/>
           <w:lang w:val="es-CO"/>
         </w:rPr>
-        <w:t xml:space="preserve">3.2</w:t>
+        <w:t xml:space="preserve">4</w:t>
       </w:r>
       <w:r>
         <w:tab/>
@@ -1365,9 +1561,9 @@
         <w:rPr>
           <w:lang w:val="es-CO"/>
         </w:rPr>
-        <w:t xml:space="preserve">PostgreSQL 17</w:t>
-      </w:r>
-      <w:bookmarkEnd w:id="26"/>
+        <w:t xml:space="preserve">Criterios y método de evaluación</w:t>
+      </w:r>
+      <w:bookmarkEnd w:id="28"/>
     </w:p>
     <w:p>
       <w:pPr>
@@ -1377,51 +1573,27 @@
         <w:rPr>
           <w:lang w:val="es-CO"/>
         </w:rPr>
-        <w:t xml:space="preserve">RDBMS de código abierto con licencia PostgreSQL permisiva, sin costo de licencia ni límites de edición equivalentes a los de Oracle Free; la capacidad efectiva depende de los recursos disponibles. Cada versión mayor recibe mantenimiento comunitario durante cinco años, con correcciones de errores y seguridad. Dispone de SQL amplio, transacciones, claves foráneas,</w:t>
-      </w:r>
-      <w:r>
-        <w:rPr>
-          <w:lang w:val="es-CO"/>
-        </w:rPr>
-        <w:t xml:space="preserve"> </w:t>
-      </w:r>
-      <w:r>
-        <w:rPr>
-          <w:rStyle w:val="VerbatimChar"/>
-          <w:lang w:val="es-CO"/>
-        </w:rPr>
-        <w:t xml:space="preserve">CHECK</w:t>
-      </w:r>
-      <w:r>
-        <w:rPr>
-          <w:lang w:val="es-CO"/>
-        </w:rPr>
-        <w:t xml:space="preserve">, roles y controles detallados de acceso. [11]</w:t>
-      </w:r>
-    </w:p>
-    <w:p>
-      <w:pPr>
-        <w:pStyle w:val="BodyText"/>
-      </w:pPr>
+        <w:t xml:space="preserve">Se califica de</w:t>
+      </w:r>
+      <w:r>
+        <w:rPr>
+          <w:lang w:val="es-CO"/>
+        </w:rPr>
+        <w:t xml:space="preserve"> </w:t>
+      </w:r>
       <w:r>
         <w:rPr>
           <w:b/>
           <w:bCs/>
           <w:lang w:val="es-CO"/>
         </w:rPr>
-        <w:t xml:space="preserve">Compatibilidad:</w:t>
-      </w:r>
-      <w:r>
-        <w:rPr>
-          <w:lang w:val="es-CO"/>
-        </w:rPr>
-        <w:t xml:space="preserve"> </w:t>
-      </w:r>
-      <w:r>
-        <w:rPr>
-          <w:lang w:val="es-CO"/>
-        </w:rPr>
-        <w:t xml:space="preserve">puede desplegarse en Linux con paquetes adecuados para Oracle Linux 9 y conectarse desde Java mediante su controlador JDBC. Data Modeler permite trabajar el diseño lógico, pero no se presupone integración física nativa completa con PostgreSQL 17; habría que verificar controladores, tipos y DDL generado.</w:t>
+        <w:t xml:space="preserve">1 a 5</w:t>
+      </w:r>
+      <w:r>
+        <w:rPr>
+          <w:lang w:val="es-CO"/>
+        </w:rPr>
+        <w:t xml:space="preserve">: 1 indica ajuste muy bajo; 2, bajo; 3, aceptable con adaptaciones; 4, alto; y 5, muy alto para este proyecto. Los pesos suman</w:t>
       </w:r>
       <w:r>
         <w:rPr>
@@ -1435,79 +1607,13 @@
           <w:bCs/>
           <w:lang w:val="es-CO"/>
         </w:rPr>
-        <w:t xml:space="preserve">Ventajas:</w:t>
-      </w:r>
-      <w:r>
-        <w:rPr>
-          <w:lang w:val="es-CO"/>
-        </w:rPr>
-        <w:t xml:space="preserve"> </w:t>
-      </w:r>
-      <w:r>
-        <w:rPr>
-          <w:lang w:val="es-CO"/>
-        </w:rPr>
-        <w:t xml:space="preserve">solidez relacional, documentación extensa, mantenimiento comunitario y buen ajuste esperado a una VM pequeña.</w:t>
-      </w:r>
-      <w:r>
-        <w:rPr>
-          <w:lang w:val="es-CO"/>
-        </w:rPr>
-        <w:t xml:space="preserve"> </w:t>
-      </w:r>
-      <w:r>
-        <w:rPr>
-          <w:b/>
-          <w:bCs/>
-          <w:lang w:val="es-CO"/>
-        </w:rPr>
-        <w:t xml:space="preserve">Desventajas:</w:t>
-      </w:r>
-      <w:r>
-        <w:rPr>
-          <w:lang w:val="es-CO"/>
-        </w:rPr>
-        <w:t xml:space="preserve"> </w:t>
-      </w:r>
-      <w:r>
-        <w:rPr>
-          <w:lang w:val="es-CO"/>
-        </w:rPr>
-        <w:t xml:space="preserve">requiere cambiar el controlador, revisar scripts y adaptar el flujo físico de modelado establecido; su menor puntuación es contextual y no implica inferioridad del modelo relacional. [2, 11]</w:t>
-      </w:r>
-    </w:p>
-    <w:p>
-      <w:pPr>
-        <w:pStyle w:val="Heading2"/>
-      </w:pPr>
-      <w:bookmarkStart w:id="27" w:name="_7ab2323cab190c3fc357b86986308ba3f908fc8"/>
-      <w:r>
-        <w:rPr>
-          <w:rStyle w:val="SectionNumber"/>
-          <w:lang w:val="es-CO"/>
-        </w:rPr>
-        <w:t xml:space="preserve">3.3</w:t>
-      </w:r>
-      <w:r>
-        <w:tab/>
-      </w:r>
-      <w:r>
-        <w:rPr>
-          <w:lang w:val="es-CO"/>
-        </w:rPr>
-        <w:t xml:space="preserve">MySQL 8.4 LTS</w:t>
-      </w:r>
-      <w:bookmarkEnd w:id="27"/>
-    </w:p>
-    <w:p>
-      <w:pPr>
-        <w:pStyle w:val="FirstParagraph"/>
-      </w:pPr>
-      <w:r>
-        <w:rPr>
-          <w:lang w:val="es-CO"/>
-        </w:rPr>
-        <w:t xml:space="preserve">RDBMS con Community Edition gratuita bajo GPLv2 y opciones comerciales diferenciadas. La rama LTS mantiene un conjunto estable de funciones; la política comercial distingue cinco años de Premier Support y tres adicionales de Extended Support. Esos niveles contractuales no se consideran incluidos en la descarga comunitaria. Deben comprobarse las actualizaciones de la rama y las condiciones del canal elegido. [12]</w:t>
+        <w:t xml:space="preserve">100 %</w:t>
+      </w:r>
+      <w:r>
+        <w:rPr>
+          <w:lang w:val="es-CO"/>
+        </w:rPr>
+        <w:t xml:space="preserve">. Son valoraciones del equipo para el laboratorio, no resultados de un benchmark entre motores.</w:t>
       </w:r>
     </w:p>
     <w:p>
@@ -1516,23 +1622,20 @@
       </w:pPr>
       <w:r>
         <w:rPr>
-          <w:b/>
-          <w:bCs/>
-          <w:lang w:val="es-CO"/>
-        </w:rPr>
-        <w:t xml:space="preserve">Compatibilidad:</w:t>
-      </w:r>
-      <w:r>
-        <w:rPr>
-          <w:lang w:val="es-CO"/>
-        </w:rPr>
-        <w:t xml:space="preserve"> </w:t>
-      </w:r>
-      <w:r>
-        <w:rPr>
-          <w:lang w:val="es-CO"/>
-        </w:rPr>
-        <w:t xml:space="preserve">existen paquetes para plataformas Linux compatibles y conectores JDBC. Para SIGEVET se usaría InnoDB, que ofrece transacciones e integridad referencial; MySQL 8.4 aplica restricciones</w:t>
+          <w:lang w:val="es-CO"/>
+        </w:rPr>
+        <w:t xml:space="preserve">SQL e integridad suman 30 % porque son el centro de la asignatura. Modelado e instalación suman otro 30 % por la necesidad de trabajar con una herramienta admitida y reproducir el ambiente. Costo valora licencia y límites; recursos considera la operación de una VM pequeña; familiaridad reconoce la experiencia del equipo. Todos reciben 5 en JDBC porque cuentan con controladores adecuados para Java.</w:t>
+      </w:r>
+    </w:p>
+    <w:p>
+      <w:pPr>
+        <w:pStyle w:val="BodyText"/>
+      </w:pPr>
+      <w:r>
+        <w:rPr>
+          <w:lang w:val="es-CO"/>
+        </w:rPr>
+        <w:t xml:space="preserve">MySQL recibe 4 en SQL por la ausencia de</w:t>
       </w:r>
       <w:r>
         <w:rPr>
@@ -1545,105 +1648,13 @@
           <w:rStyle w:val="VerbatimChar"/>
           <w:lang w:val="es-CO"/>
         </w:rPr>
-        <w:t xml:space="preserve">CHECK</w:t>
-      </w:r>
-      <w:r>
-        <w:rPr>
-          <w:lang w:val="es-CO"/>
-        </w:rPr>
-        <w:t xml:space="preserve"> </w:t>
-      </w:r>
-      <w:r>
-        <w:rPr>
-          <w:lang w:val="es-CO"/>
-        </w:rPr>
-        <w:t xml:space="preserve">y permite administrar usuarios y roles.</w:t>
-      </w:r>
-      <w:r>
-        <w:rPr>
-          <w:lang w:val="es-CO"/>
-        </w:rPr>
-        <w:t xml:space="preserve"> </w:t>
-      </w:r>
-      <w:r>
-        <w:rPr>
-          <w:b/>
-          <w:bCs/>
-          <w:lang w:val="es-CO"/>
-        </w:rPr>
-        <w:t xml:space="preserve">Ventajas:</w:t>
-      </w:r>
-      <w:r>
-        <w:rPr>
-          <w:lang w:val="es-CO"/>
-        </w:rPr>
-        <w:t xml:space="preserve"> </w:t>
-      </w:r>
-      <w:r>
-        <w:rPr>
-          <w:lang w:val="es-CO"/>
-        </w:rPr>
-        <w:t xml:space="preserve">herramientas difundidas, documentación amplia y operación ajustable a recursos modestos.</w:t>
-      </w:r>
-      <w:r>
-        <w:rPr>
-          <w:lang w:val="es-CO"/>
-        </w:rPr>
-        <w:t xml:space="preserve"> </w:t>
-      </w:r>
-      <w:r>
-        <w:rPr>
-          <w:b/>
-          <w:bCs/>
-          <w:lang w:val="es-CO"/>
-        </w:rPr>
-        <w:t xml:space="preserve">Desventajas:</w:t>
-      </w:r>
-      <w:r>
-        <w:rPr>
-          <w:lang w:val="es-CO"/>
-        </w:rPr>
-        <w:t xml:space="preserve"> </w:t>
-      </w:r>
-      <w:r>
-        <w:rPr>
-          <w:lang w:val="es-CO"/>
-        </w:rPr>
-        <w:t xml:space="preserve">diferencias de tipos, dialecto y operaciones SQL frente a Oracle exigen revisar los scripts; Data Modeler no garantiza soporte físico directo de esta versión y el controlador de aplicación tendría que cambiar. [2, 12, 13]</w:t>
-      </w:r>
-    </w:p>
-    <w:p>
-      <w:pPr>
-        <w:pStyle w:val="Heading2"/>
-      </w:pPr>
-      <w:bookmarkStart w:id="28" w:name="_e9c39664807031d354051381fe130e0d2e5c485"/>
-      <w:r>
-        <w:rPr>
-          <w:rStyle w:val="SectionNumber"/>
-          <w:lang w:val="es-CO"/>
-        </w:rPr>
-        <w:t xml:space="preserve">3.4</w:t>
-      </w:r>
-      <w:r>
-        <w:tab/>
-      </w:r>
-      <w:r>
-        <w:rPr>
-          <w:lang w:val="es-CO"/>
-        </w:rPr>
-        <w:t xml:space="preserve">MariaDB 11.4 LTS</w:t>
-      </w:r>
-      <w:bookmarkEnd w:id="28"/>
-    </w:p>
-    <w:p>
-      <w:pPr>
-        <w:pStyle w:val="FirstParagraph"/>
-      </w:pPr>
-      <w:r>
-        <w:rPr>
-          <w:lang w:val="es-CO"/>
-        </w:rPr>
-        <w:t xml:space="preserve">RDBMS comunitario de código abierto bajo GPLv2, sin costo de licencia. La serie 11.4 LTS contempla cinco años de publicación de binarios comunitarios; no se le atribuye automáticamente la política de series posteriores. El mantenimiento comunitario y las modalidades comerciales deben distinguirse. [14]</w:t>
+        <w:t xml:space="preserve">FULL OUTER JOIN</w:t>
+      </w:r>
+      <w:r>
+        <w:rPr>
+          <w:lang w:val="es-CO"/>
+        </w:rPr>
+        <w:t xml:space="preserve">. PostgreSQL recibe 4 en herramientas por requerir un flujo distinto; Oracle recibe 5 por Data Modeler y MariaDB 3 por la validación adicional con Workbench. En instalación, MySQL recibe 5 por el módulo probado de AppStream; PostgreSQL y MariaDB 4 por sus opciones de paquetes Linux, y Oracle 3 por sus pasos adicionales. En recursos no se atribuye superioridad medida a MySQL frente a PostgreSQL o MariaDB: los tres reciben 4 y Oracle 3 por el mayor trabajo de configuración de su instalación de respaldo.</w:t>
       </w:r>
     </w:p>
     <w:p>
@@ -1652,181 +1663,9 @@
       </w:pPr>
       <w:r>
         <w:rPr>
-          <w:b/>
-          <w:bCs/>
-          <w:lang w:val="es-CO"/>
-        </w:rPr>
-        <w:t xml:space="preserve">Compatibilidad:</w:t>
-      </w:r>
-      <w:r>
-        <w:rPr>
-          <w:lang w:val="es-CO"/>
-        </w:rPr>
-        <w:t xml:space="preserve"> </w:t>
-      </w:r>
-      <w:r>
-        <w:rPr>
-          <w:lang w:val="es-CO"/>
-        </w:rPr>
-        <w:t xml:space="preserve">puede ejecutarse en Linux y conectarse desde Java con su controlador JDBC. InnoDB proporciona transacciones y claves foráneas; existen restricciones de unicidad y</w:t>
-      </w:r>
-      <w:r>
-        <w:rPr>
-          <w:lang w:val="es-CO"/>
-        </w:rPr>
-        <w:t xml:space="preserve"> </w:t>
-      </w:r>
-      <w:r>
-        <w:rPr>
-          <w:rStyle w:val="VerbatimChar"/>
-          <w:lang w:val="es-CO"/>
-        </w:rPr>
-        <w:t xml:space="preserve">CHECK</w:t>
-      </w:r>
-      <w:r>
-        <w:rPr>
-          <w:lang w:val="es-CO"/>
-        </w:rPr>
-        <w:t xml:space="preserve">.</w:t>
-      </w:r>
-      <w:r>
-        <w:rPr>
-          <w:lang w:val="es-CO"/>
-        </w:rPr>
-        <w:t xml:space="preserve"> </w:t>
-      </w:r>
-      <w:r>
-        <w:rPr>
-          <w:b/>
-          <w:bCs/>
-          <w:lang w:val="es-CO"/>
-        </w:rPr>
-        <w:t xml:space="preserve">Ventajas:</w:t>
-      </w:r>
-      <w:r>
-        <w:rPr>
-          <w:lang w:val="es-CO"/>
-        </w:rPr>
-        <w:t xml:space="preserve"> </w:t>
-      </w:r>
-      <w:r>
-        <w:rPr>
-          <w:lang w:val="es-CO"/>
-        </w:rPr>
-        <w:t xml:space="preserve">motor ajustable a equipos modestos, herramientas abiertas y funciones relacionales suficientes para las 22 tablas.</w:t>
-      </w:r>
-      <w:r>
-        <w:rPr>
-          <w:lang w:val="es-CO"/>
-        </w:rPr>
-        <w:t xml:space="preserve"> </w:t>
-      </w:r>
-      <w:r>
-        <w:rPr>
-          <w:b/>
-          <w:bCs/>
-          <w:lang w:val="es-CO"/>
-        </w:rPr>
-        <w:t xml:space="preserve">Desventajas:</w:t>
-      </w:r>
-      <w:r>
-        <w:rPr>
-          <w:lang w:val="es-CO"/>
-        </w:rPr>
-        <w:t xml:space="preserve"> </w:t>
-      </w:r>
-      <w:r>
-        <w:rPr>
-          <w:lang w:val="es-CO"/>
-        </w:rPr>
-        <w:t xml:space="preserve">las diferencias con Oracle y con MySQL requieren validar SQL y controladores; no se considera intercambiable con MySQL en todos sus detalles. La generación física desde Data Modeler necesita adaptación y comprobación, y el flujo de aplicación se apartaría del definido en el proyecto. [2, 14]</w:t>
-      </w:r>
-    </w:p>
-    <w:p>
-      <w:pPr>
-        <w:pStyle w:val="Heading1"/>
-      </w:pPr>
-      <w:bookmarkStart w:id="29" w:name="_24959e01fe8cdb212bbf987bd50bfd165909e61"/>
-      <w:r>
-        <w:rPr>
-          <w:rStyle w:val="SectionNumber"/>
-          <w:lang w:val="es-CO"/>
-        </w:rPr>
-        <w:t xml:space="preserve">4</w:t>
-      </w:r>
-      <w:r>
-        <w:tab/>
-      </w:r>
-      <w:r>
-        <w:rPr>
-          <w:lang w:val="es-CO"/>
-        </w:rPr>
-        <w:t xml:space="preserve">Criterios y método de evaluación</w:t>
-      </w:r>
-      <w:bookmarkEnd w:id="29"/>
-    </w:p>
-    <w:p>
-      <w:pPr>
-        <w:pStyle w:val="FirstParagraph"/>
-      </w:pPr>
-      <w:r>
-        <w:rPr>
-          <w:lang w:val="es-CO"/>
-        </w:rPr>
-        <w:t xml:space="preserve">Se califica de</w:t>
-      </w:r>
-      <w:r>
-        <w:rPr>
-          <w:lang w:val="es-CO"/>
-        </w:rPr>
-        <w:t xml:space="preserve"> </w:t>
-      </w:r>
-      <w:r>
-        <w:rPr>
-          <w:b/>
-          <w:bCs/>
-          <w:lang w:val="es-CO"/>
-        </w:rPr>
-        <w:t xml:space="preserve">1 a 5</w:t>
-      </w:r>
-      <w:r>
-        <w:rPr>
-          <w:lang w:val="es-CO"/>
-        </w:rPr>
-        <w:t xml:space="preserve">: 1 corresponde a ajuste muy bajo; 2, ajuste bajo con adaptaciones importantes; 3, ajuste aceptable con condiciones; 4, ajuste alto; y 5, ajuste muy alto para el proyecto. Las notas son una valoración del equipo sustentada en requisitos y documentación; no representan resultados de un benchmark ni una certificación de rendimiento.</w:t>
-      </w:r>
-    </w:p>
-    <w:p>
-      <w:pPr>
-        <w:pStyle w:val="BodyText"/>
-      </w:pPr>
-      <w:r>
-        <w:rPr>
-          <w:lang w:val="es-CO"/>
-        </w:rPr>
-        <w:t xml:space="preserve">Cumplimiento SQL y álgebra relacional valora operaciones, consultas y expresividad; integridad considera claves y restricciones efectivamente aplicables. Modelado valora el paso del diseño lógico al DDL con SQL Developer Data Modeler. Costo comprende licencia y límites de edición. Rendimiento en VM estima el margen de recursos y la carga administrativa, pendiente de medición. Conectividad mide el ajuste a Java y al controlador JDBC Thin ya definido, sin desconocer los controladores de los demás motores.</w:t>
-      </w:r>
-    </w:p>
-    <w:p>
-      <w:pPr>
-        <w:pStyle w:val="BodyText"/>
-      </w:pPr>
-      <w:r>
-        <w:rPr>
-          <w:lang w:val="es-CO"/>
-        </w:rPr>
-        <w:t xml:space="preserve">Alineación académica considera la plataforma y los ejemplos del curso y su correspondencia con la bibliografía de bases de datos relacionales; no se inventa una bibliografía obligatoria ni una exigencia de usar Oracle. Documentación valora manuales y comunidad. Seguridad considera privilegios, separación de usuarios y disponibilidad de mantenimiento: Oracle recibe una nota menor por la ausencia de parches de Free. Los pesos suman 100 % y privilegian el diseño relacional y la continuidad de las herramientas del proyecto.</w:t>
-      </w:r>
-    </w:p>
-    <w:p>
-      <w:pPr>
-        <w:pStyle w:val="BodyText"/>
-      </w:pPr>
-      <w:r>
-        <w:rPr>
-          <w:lang w:val="es-CO"/>
-        </w:rPr>
-        <w:t xml:space="preserve">En la matriz, Oracle significa Oracle AI Database 26ai Free 23.26.3; PostgreSQL, PostgreSQL 17; MySQL, MySQL 8.4 LTS; y MariaDB, MariaDB 11.4 LTS. El total se calcula mediante</w:t>
+          <w:lang w:val="es-CO"/>
+        </w:rPr>
+        <w:t xml:space="preserve">El puntaje ponderado se calcula como</w:t>
       </w:r>
       <w:r>
         <w:rPr>
@@ -1891,6 +1730,12 @@
             </m:r>
           </m:sub>
         </m:sSub>
+        <m:r>
+          <m:rPr>
+            <m:sty m:val="p"/>
+          </m:rPr>
+          <m:t>×</m:t>
+        </m:r>
         <m:sSub>
           <m:e>
             <m:r>
@@ -1926,7 +1771,74 @@
         <w:rPr>
           <w:lang w:val="es-CO"/>
         </w:rPr>
-        <w:t xml:space="preserve">, con pesos porcentuales y notas de 1 a 5.</w:t>
+        <w:t xml:space="preserve">, donde</w:t>
+      </w:r>
+      <w:r>
+        <w:rPr>
+          <w:lang w:val="es-CO"/>
+        </w:rPr>
+        <w:t xml:space="preserve"> </w:t>
+      </w:r>
+      <m:oMath>
+        <m:sSub>
+          <m:e>
+            <m:r>
+              <m:t>p</m:t>
+            </m:r>
+          </m:e>
+          <m:sub>
+            <m:r>
+              <m:t>i</m:t>
+            </m:r>
+          </m:sub>
+        </m:sSub>
+      </m:oMath>
+      <w:r>
+        <w:rPr>
+          <w:lang w:val="es-CO"/>
+        </w:rPr>
+        <w:t xml:space="preserve"> </w:t>
+      </w:r>
+      <w:r>
+        <w:rPr>
+          <w:lang w:val="es-CO"/>
+        </w:rPr>
+        <w:t xml:space="preserve">es el peso porcentual y</w:t>
+      </w:r>
+      <w:r>
+        <w:rPr>
+          <w:lang w:val="es-CO"/>
+        </w:rPr>
+        <w:t xml:space="preserve"> </w:t>
+      </w:r>
+      <m:oMath>
+        <m:sSub>
+          <m:e>
+            <m:r>
+              <m:t>s</m:t>
+            </m:r>
+          </m:e>
+          <m:sub>
+            <m:r>
+              <m:t>i</m:t>
+            </m:r>
+            <m:r>
+              <m:t>j</m:t>
+            </m:r>
+          </m:sub>
+        </m:sSub>
+      </m:oMath>
+      <w:r>
+        <w:rPr>
+          <w:lang w:val="es-CO"/>
+        </w:rPr>
+        <w:t xml:space="preserve"> </w:t>
+      </w:r>
+      <w:r>
+        <w:rPr>
+          <w:lang w:val="es-CO"/>
+        </w:rPr>
+        <w:t xml:space="preserve">la nota. Los nombres de las columnas corresponden a las cuatro versiones descritas.</w:t>
       </w:r>
     </w:p>
     <w:p>
@@ -2017,7 +1929,7 @@
                 <w:sz w:val="19"/>
                 <w:lang w:val="es-CO"/>
               </w:rPr>
-              <w:t xml:space="preserve">Oracle</w:t>
+              <w:t xml:space="preserve">MySQL</w:t>
             </w:r>
           </w:p>
         </w:tc>
@@ -2053,7 +1965,7 @@
                 <w:sz w:val="19"/>
                 <w:lang w:val="es-CO"/>
               </w:rPr>
-              <w:t xml:space="preserve">MySQL</w:t>
+              <w:t xml:space="preserve">Oracle</w:t>
             </w:r>
           </w:p>
         </w:tc>
@@ -2118,6 +2030,21 @@
                 <w:sz w:val="19"/>
                 <w:lang w:val="es-CO"/>
               </w:rPr>
+              <w:t xml:space="preserve">4</w:t>
+            </w:r>
+          </w:p>
+        </w:tc>
+        <w:tc>
+          <w:tcPr/>
+          <w:p>
+            <w:pPr>
+              <w:pStyle w:val="Compact"/>
+            </w:pPr>
+            <w:r>
+              <w:rPr>
+                <w:sz w:val="19"/>
+                <w:lang w:val="es-CO"/>
+              </w:rPr>
               <w:t xml:space="preserve">5</w:t>
             </w:r>
           </w:p>
@@ -2134,21 +2061,6 @@
                 <w:lang w:val="es-CO"/>
               </w:rPr>
               <w:t xml:space="preserve">5</w:t>
-            </w:r>
-          </w:p>
-        </w:tc>
-        <w:tc>
-          <w:tcPr/>
-          <w:p>
-            <w:pPr>
-              <w:pStyle w:val="Compact"/>
-            </w:pPr>
-            <w:r>
-              <w:rPr>
-                <w:sz w:val="19"/>
-                <w:lang w:val="es-CO"/>
-              </w:rPr>
-              <w:t xml:space="preserve">4</w:t>
             </w:r>
           </w:p>
         </w:tc>
@@ -2180,7 +2092,7 @@
                 <w:sz w:val="19"/>
                 <w:lang w:val="es-CO"/>
               </w:rPr>
-              <w:t xml:space="preserve">Integridad referencial y restricciones</w:t>
+              <w:t xml:space="preserve">Integridad referencial y transacciones</w:t>
             </w:r>
           </w:p>
         </w:tc>
@@ -2272,7 +2184,7 @@
                 <w:sz w:val="19"/>
                 <w:lang w:val="es-CO"/>
               </w:rPr>
-              <w:t xml:space="preserve">Herramientas de modelado</w:t>
+              <w:t xml:space="preserve">Herramientas de modelado y administración</w:t>
             </w:r>
           </w:p>
         </w:tc>
@@ -2317,22 +2229,22 @@
                 <w:sz w:val="19"/>
                 <w:lang w:val="es-CO"/>
               </w:rPr>
-              <w:t xml:space="preserve">3</w:t>
-            </w:r>
-          </w:p>
-        </w:tc>
-        <w:tc>
-          <w:tcPr/>
-          <w:p>
-            <w:pPr>
-              <w:pStyle w:val="Compact"/>
-            </w:pPr>
-            <w:r>
-              <w:rPr>
-                <w:sz w:val="19"/>
-                <w:lang w:val="es-CO"/>
-              </w:rPr>
-              <w:t xml:space="preserve">3</w:t>
+              <w:t xml:space="preserve">4</w:t>
+            </w:r>
+          </w:p>
+        </w:tc>
+        <w:tc>
+          <w:tcPr/>
+          <w:p>
+            <w:pPr>
+              <w:pStyle w:val="Compact"/>
+            </w:pPr>
+            <w:r>
+              <w:rPr>
+                <w:sz w:val="19"/>
+                <w:lang w:val="es-CO"/>
+              </w:rPr>
+              <w:t xml:space="preserve">5</w:t>
             </w:r>
           </w:p>
         </w:tc>
@@ -2394,37 +2306,37 @@
                 <w:sz w:val="19"/>
                 <w:lang w:val="es-CO"/>
               </w:rPr>
+              <w:t xml:space="preserve">5</w:t>
+            </w:r>
+          </w:p>
+        </w:tc>
+        <w:tc>
+          <w:tcPr/>
+          <w:p>
+            <w:pPr>
+              <w:pStyle w:val="Compact"/>
+            </w:pPr>
+            <w:r>
+              <w:rPr>
+                <w:sz w:val="19"/>
+                <w:lang w:val="es-CO"/>
+              </w:rPr>
+              <w:t xml:space="preserve">5</w:t>
+            </w:r>
+          </w:p>
+        </w:tc>
+        <w:tc>
+          <w:tcPr/>
+          <w:p>
+            <w:pPr>
+              <w:pStyle w:val="Compact"/>
+            </w:pPr>
+            <w:r>
+              <w:rPr>
+                <w:sz w:val="19"/>
+                <w:lang w:val="es-CO"/>
+              </w:rPr>
               <w:t xml:space="preserve">3</w:t>
-            </w:r>
-          </w:p>
-        </w:tc>
-        <w:tc>
-          <w:tcPr/>
-          <w:p>
-            <w:pPr>
-              <w:pStyle w:val="Compact"/>
-            </w:pPr>
-            <w:r>
-              <w:rPr>
-                <w:sz w:val="19"/>
-                <w:lang w:val="es-CO"/>
-              </w:rPr>
-              <w:t xml:space="preserve">5</w:t>
-            </w:r>
-          </w:p>
-        </w:tc>
-        <w:tc>
-          <w:tcPr/>
-          <w:p>
-            <w:pPr>
-              <w:pStyle w:val="Compact"/>
-            </w:pPr>
-            <w:r>
-              <w:rPr>
-                <w:sz w:val="19"/>
-                <w:lang w:val="es-CO"/>
-              </w:rPr>
-              <w:t xml:space="preserve">5</w:t>
             </w:r>
           </w:p>
         </w:tc>
@@ -2456,22 +2368,52 @@
                 <w:sz w:val="19"/>
                 <w:lang w:val="es-CO"/>
               </w:rPr>
-              <w:t xml:space="preserve">Rendimiento en VM con pocos recursos</w:t>
-            </w:r>
-          </w:p>
-        </w:tc>
-        <w:tc>
-          <w:tcPr/>
-          <w:p>
-            <w:pPr>
-              <w:pStyle w:val="Compact"/>
-            </w:pPr>
-            <w:r>
-              <w:rPr>
-                <w:sz w:val="19"/>
-                <w:lang w:val="es-CO"/>
-              </w:rPr>
-              <w:t xml:space="preserve">10</w:t>
+              <w:t xml:space="preserve">Instalación y mantenimiento en Oracle Linux 9</w:t>
+            </w:r>
+          </w:p>
+        </w:tc>
+        <w:tc>
+          <w:tcPr/>
+          <w:p>
+            <w:pPr>
+              <w:pStyle w:val="Compact"/>
+            </w:pPr>
+            <w:r>
+              <w:rPr>
+                <w:sz w:val="19"/>
+                <w:lang w:val="es-CO"/>
+              </w:rPr>
+              <w:t xml:space="preserve">15</w:t>
+            </w:r>
+          </w:p>
+        </w:tc>
+        <w:tc>
+          <w:tcPr/>
+          <w:p>
+            <w:pPr>
+              <w:pStyle w:val="Compact"/>
+            </w:pPr>
+            <w:r>
+              <w:rPr>
+                <w:sz w:val="19"/>
+                <w:lang w:val="es-CO"/>
+              </w:rPr>
+              <w:t xml:space="preserve">5</w:t>
+            </w:r>
+          </w:p>
+        </w:tc>
+        <w:tc>
+          <w:tcPr/>
+          <w:p>
+            <w:pPr>
+              <w:pStyle w:val="Compact"/>
+            </w:pPr>
+            <w:r>
+              <w:rPr>
+                <w:sz w:val="19"/>
+                <w:lang w:val="es-CO"/>
+              </w:rPr>
+              <w:t xml:space="preserve">4</w:t>
             </w:r>
           </w:p>
         </w:tc>
@@ -2487,36 +2429,6 @@
                 <w:lang w:val="es-CO"/>
               </w:rPr>
               <w:t xml:space="preserve">3</w:t>
-            </w:r>
-          </w:p>
-        </w:tc>
-        <w:tc>
-          <w:tcPr/>
-          <w:p>
-            <w:pPr>
-              <w:pStyle w:val="Compact"/>
-            </w:pPr>
-            <w:r>
-              <w:rPr>
-                <w:sz w:val="19"/>
-                <w:lang w:val="es-CO"/>
-              </w:rPr>
-              <w:t xml:space="preserve">5</w:t>
-            </w:r>
-          </w:p>
-        </w:tc>
-        <w:tc>
-          <w:tcPr/>
-          <w:p>
-            <w:pPr>
-              <w:pStyle w:val="Compact"/>
-            </w:pPr>
-            <w:r>
-              <w:rPr>
-                <w:sz w:val="19"/>
-                <w:lang w:val="es-CO"/>
-              </w:rPr>
-              <w:t xml:space="preserve">4</w:t>
             </w:r>
           </w:p>
         </w:tc>
@@ -2548,7 +2460,7 @@
                 <w:sz w:val="19"/>
                 <w:lang w:val="es-CO"/>
               </w:rPr>
-              <w:t xml:space="preserve">Conectividad desde Java (JDBC)</w:t>
+              <w:t xml:space="preserve">Recursos y operación en la VM</w:t>
             </w:r>
           </w:p>
         </w:tc>
@@ -2578,21 +2490,6 @@
                 <w:sz w:val="19"/>
                 <w:lang w:val="es-CO"/>
               </w:rPr>
-              <w:t xml:space="preserve">5</w:t>
-            </w:r>
-          </w:p>
-        </w:tc>
-        <w:tc>
-          <w:tcPr/>
-          <w:p>
-            <w:pPr>
-              <w:pStyle w:val="Compact"/>
-            </w:pPr>
-            <w:r>
-              <w:rPr>
-                <w:sz w:val="19"/>
-                <w:lang w:val="es-CO"/>
-              </w:rPr>
               <w:t xml:space="preserve">4</w:t>
             </w:r>
           </w:p>
@@ -2609,6 +2506,21 @@
                 <w:lang w:val="es-CO"/>
               </w:rPr>
               <w:t xml:space="preserve">4</w:t>
+            </w:r>
+          </w:p>
+        </w:tc>
+        <w:tc>
+          <w:tcPr/>
+          <w:p>
+            <w:pPr>
+              <w:pStyle w:val="Compact"/>
+            </w:pPr>
+            <w:r>
+              <w:rPr>
+                <w:sz w:val="19"/>
+                <w:lang w:val="es-CO"/>
+              </w:rPr>
+              <w:t xml:space="preserve">3</w:t>
             </w:r>
           </w:p>
         </w:tc>
@@ -2640,22 +2552,7 @@
                 <w:sz w:val="19"/>
                 <w:lang w:val="es-CO"/>
               </w:rPr>
-              <w:t xml:space="preserve">Alineación con la asignatura y bibliografía</w:t>
-            </w:r>
-          </w:p>
-        </w:tc>
-        <w:tc>
-          <w:tcPr/>
-          <w:p>
-            <w:pPr>
-              <w:pStyle w:val="Compact"/>
-            </w:pPr>
-            <w:r>
-              <w:rPr>
-                <w:sz w:val="19"/>
-                <w:lang w:val="es-CO"/>
-              </w:rPr>
-              <w:t xml:space="preserve">15</w:t>
+              <w:t xml:space="preserve">Conectividad desde Java (JDBC)</w:t>
             </w:r>
           </w:p>
         </w:tc>
@@ -2685,37 +2582,52 @@
                 <w:sz w:val="19"/>
                 <w:lang w:val="es-CO"/>
               </w:rPr>
-              <w:t xml:space="preserve">3</w:t>
-            </w:r>
-          </w:p>
-        </w:tc>
-        <w:tc>
-          <w:tcPr/>
-          <w:p>
-            <w:pPr>
-              <w:pStyle w:val="Compact"/>
-            </w:pPr>
-            <w:r>
-              <w:rPr>
-                <w:sz w:val="19"/>
-                <w:lang w:val="es-CO"/>
-              </w:rPr>
-              <w:t xml:space="preserve">3</w:t>
-            </w:r>
-          </w:p>
-        </w:tc>
-        <w:tc>
-          <w:tcPr/>
-          <w:p>
-            <w:pPr>
-              <w:pStyle w:val="Compact"/>
-            </w:pPr>
-            <w:r>
-              <w:rPr>
-                <w:sz w:val="19"/>
-                <w:lang w:val="es-CO"/>
-              </w:rPr>
-              <w:t xml:space="preserve">3</w:t>
+              <w:t xml:space="preserve">5</w:t>
+            </w:r>
+          </w:p>
+        </w:tc>
+        <w:tc>
+          <w:tcPr/>
+          <w:p>
+            <w:pPr>
+              <w:pStyle w:val="Compact"/>
+            </w:pPr>
+            <w:r>
+              <w:rPr>
+                <w:sz w:val="19"/>
+                <w:lang w:val="es-CO"/>
+              </w:rPr>
+              <w:t xml:space="preserve">5</w:t>
+            </w:r>
+          </w:p>
+        </w:tc>
+        <w:tc>
+          <w:tcPr/>
+          <w:p>
+            <w:pPr>
+              <w:pStyle w:val="Compact"/>
+            </w:pPr>
+            <w:r>
+              <w:rPr>
+                <w:sz w:val="19"/>
+                <w:lang w:val="es-CO"/>
+              </w:rPr>
+              <w:t xml:space="preserve">5</w:t>
+            </w:r>
+          </w:p>
+        </w:tc>
+        <w:tc>
+          <w:tcPr/>
+          <w:p>
+            <w:pPr>
+              <w:pStyle w:val="Compact"/>
+            </w:pPr>
+            <w:r>
+              <w:rPr>
+                <w:sz w:val="19"/>
+                <w:lang w:val="es-CO"/>
+              </w:rPr>
+              <w:t xml:space="preserve">5</w:t>
             </w:r>
           </w:p>
         </w:tc>
@@ -2732,7 +2644,22 @@
                 <w:sz w:val="19"/>
                 <w:lang w:val="es-CO"/>
               </w:rPr>
-              <w:t xml:space="preserve">Comunidad y documentación</w:t>
+              <w:t xml:space="preserve">Familiaridad del equipo</w:t>
+            </w:r>
+          </w:p>
+        </w:tc>
+        <w:tc>
+          <w:tcPr/>
+          <w:p>
+            <w:pPr>
+              <w:pStyle w:val="Compact"/>
+            </w:pPr>
+            <w:r>
+              <w:rPr>
+                <w:sz w:val="19"/>
+                <w:lang w:val="es-CO"/>
+              </w:rPr>
+              <w:t xml:space="preserve">10</w:t>
             </w:r>
           </w:p>
         </w:tc>
@@ -2762,37 +2689,7 @@
                 <w:sz w:val="19"/>
                 <w:lang w:val="es-CO"/>
               </w:rPr>
-              <w:t xml:space="preserve">5</w:t>
-            </w:r>
-          </w:p>
-        </w:tc>
-        <w:tc>
-          <w:tcPr/>
-          <w:p>
-            <w:pPr>
-              <w:pStyle w:val="Compact"/>
-            </w:pPr>
-            <w:r>
-              <w:rPr>
-                <w:sz w:val="19"/>
-                <w:lang w:val="es-CO"/>
-              </w:rPr>
-              <w:t xml:space="preserve">5</w:t>
-            </w:r>
-          </w:p>
-        </w:tc>
-        <w:tc>
-          <w:tcPr/>
-          <w:p>
-            <w:pPr>
-              <w:pStyle w:val="Compact"/>
-            </w:pPr>
-            <w:r>
-              <w:rPr>
-                <w:sz w:val="19"/>
-                <w:lang w:val="es-CO"/>
-              </w:rPr>
-              <w:t xml:space="preserve">5</w:t>
+              <w:t xml:space="preserve">3</w:t>
             </w:r>
           </w:p>
         </w:tc>
@@ -2808,6 +2705,21 @@
                 <w:lang w:val="es-CO"/>
               </w:rPr>
               <w:t xml:space="preserve">4</w:t>
+            </w:r>
+          </w:p>
+        </w:tc>
+        <w:tc>
+          <w:tcPr/>
+          <w:p>
+            <w:pPr>
+              <w:pStyle w:val="Compact"/>
+            </w:pPr>
+            <w:r>
+              <w:rPr>
+                <w:sz w:val="19"/>
+                <w:lang w:val="es-CO"/>
+              </w:rPr>
+              <w:t xml:space="preserve">3</w:t>
             </w:r>
           </w:p>
         </w:tc>
@@ -2824,7 +2736,7 @@
                 <w:sz w:val="19"/>
                 <w:lang w:val="es-CO"/>
               </w:rPr>
-              <w:t xml:space="preserve">Seguridad y administración de usuarios</w:t>
+              <w:t xml:space="preserve">Comunidad y documentación</w:t>
             </w:r>
           </w:p>
         </w:tc>
@@ -2854,21 +2766,6 @@
                 <w:sz w:val="19"/>
                 <w:lang w:val="es-CO"/>
               </w:rPr>
-              <w:t xml:space="preserve">3</w:t>
-            </w:r>
-          </w:p>
-        </w:tc>
-        <w:tc>
-          <w:tcPr/>
-          <w:p>
-            <w:pPr>
-              <w:pStyle w:val="Compact"/>
-            </w:pPr>
-            <w:r>
-              <w:rPr>
-                <w:sz w:val="19"/>
-                <w:lang w:val="es-CO"/>
-              </w:rPr>
               <w:t xml:space="preserve">5</w:t>
             </w:r>
           </w:p>
@@ -2884,7 +2781,22 @@
                 <w:sz w:val="19"/>
                 <w:lang w:val="es-CO"/>
               </w:rPr>
-              <w:t xml:space="preserve">4</w:t>
+              <w:t xml:space="preserve">5</w:t>
+            </w:r>
+          </w:p>
+        </w:tc>
+        <w:tc>
+          <w:tcPr/>
+          <w:p>
+            <w:pPr>
+              <w:pStyle w:val="Compact"/>
+            </w:pPr>
+            <w:r>
+              <w:rPr>
+                <w:sz w:val="19"/>
+                <w:lang w:val="es-CO"/>
+              </w:rPr>
+              <w:t xml:space="preserve">5</w:t>
             </w:r>
           </w:p>
         </w:tc>
@@ -2946,52 +2858,52 @@
                 <w:sz w:val="19"/>
                 <w:lang w:val="es-CO"/>
               </w:rPr>
-              <w:t xml:space="preserve">4,50</w:t>
-            </w:r>
-          </w:p>
-        </w:tc>
-        <w:tc>
-          <w:tcPr/>
-          <w:p>
-            <w:pPr>
-              <w:pStyle w:val="Compact"/>
-            </w:pPr>
-            <w:r>
-              <w:rPr>
-                <w:sz w:val="19"/>
-                <w:lang w:val="es-CO"/>
-              </w:rPr>
-              <w:t xml:space="preserve">4,30</w:t>
-            </w:r>
-          </w:p>
-        </w:tc>
-        <w:tc>
-          <w:tcPr/>
-          <w:p>
-            <w:pPr>
-              <w:pStyle w:val="Compact"/>
-            </w:pPr>
-            <w:r>
-              <w:rPr>
-                <w:sz w:val="19"/>
-                <w:lang w:val="es-CO"/>
-              </w:rPr>
-              <w:t xml:space="preserve">4,00</w:t>
-            </w:r>
-          </w:p>
-        </w:tc>
-        <w:tc>
-          <w:tcPr/>
-          <w:p>
-            <w:pPr>
-              <w:pStyle w:val="Compact"/>
-            </w:pPr>
-            <w:r>
-              <w:rPr>
-                <w:sz w:val="19"/>
-                <w:lang w:val="es-CO"/>
-              </w:rPr>
-              <w:t xml:space="preserve">3,95</w:t>
+              <w:t xml:space="preserve">4,75</w:t>
+            </w:r>
+          </w:p>
+        </w:tc>
+        <w:tc>
+          <w:tcPr/>
+          <w:p>
+            <w:pPr>
+              <w:pStyle w:val="Compact"/>
+            </w:pPr>
+            <w:r>
+              <w:rPr>
+                <w:sz w:val="19"/>
+                <w:lang w:val="es-CO"/>
+              </w:rPr>
+              <w:t xml:space="preserve">4,40</w:t>
+            </w:r>
+          </w:p>
+        </w:tc>
+        <w:tc>
+          <w:tcPr/>
+          <w:p>
+            <w:pPr>
+              <w:pStyle w:val="Compact"/>
+            </w:pPr>
+            <w:r>
+              <w:rPr>
+                <w:sz w:val="19"/>
+                <w:lang w:val="es-CO"/>
+              </w:rPr>
+              <w:t xml:space="preserve">4,20</w:t>
+            </w:r>
+          </w:p>
+        </w:tc>
+        <w:tc>
+          <w:tcPr/>
+          <w:p>
+            <w:pPr>
+              <w:pStyle w:val="Compact"/>
+            </w:pPr>
+            <w:r>
+              <w:rPr>
+                <w:sz w:val="19"/>
+                <w:lang w:val="es-CO"/>
+              </w:rPr>
+              <w:t xml:space="preserve">4,05</w:t>
             </w:r>
           </w:p>
         </w:tc>
@@ -3001,7 +2913,7 @@
       <w:pPr>
         <w:pStyle w:val="Heading1"/>
       </w:pPr>
-      <w:bookmarkStart w:id="30" w:name="_68a9b12da4c5744d933523ce580dd23ca4900a6"/>
+      <w:bookmarkStart w:id="29" w:name="_68a9b12da4c5744d933523ce580dd23ca4900a6"/>
       <w:r>
         <w:rPr>
           <w:rStyle w:val="SectionNumber"/>
@@ -3018,7 +2930,7 @@
         </w:rPr>
         <w:t xml:space="preserve">Resultado y justificación</w:t>
       </w:r>
-      <w:bookmarkEnd w:id="30"/>
+      <w:bookmarkEnd w:id="29"/>
     </w:p>
     <w:p>
       <w:pPr>
@@ -3042,19 +2954,19 @@
           <w:bCs/>
           <w:lang w:val="es-CO"/>
         </w:rPr>
-        <w:t xml:space="preserve">Oracle</w:t>
-      </w:r>
-      <w:r>
-        <w:rPr>
-          <w:lang w:val="es-CO"/>
-        </w:rPr>
-        <w:t xml:space="preserve"> </w:t>
-      </w:r>
-      <w:r>
-        <w:rPr>
-          <w:lang w:val="es-CO"/>
-        </w:rPr>
-        <w:t xml:space="preserve">— Oracle AI Database 26ai Free, release 23.26.3.</w:t>
+        <w:t xml:space="preserve">MySQL</w:t>
+      </w:r>
+      <w:r>
+        <w:rPr>
+          <w:lang w:val="es-CO"/>
+        </w:rPr>
+        <w:t xml:space="preserve"> </w:t>
+      </w:r>
+      <w:r>
+        <w:rPr>
+          <w:lang w:val="es-CO"/>
+        </w:rPr>
+        <w:t xml:space="preserve">— MySQL 8.4 LTS Community Edition.</w:t>
       </w:r>
     </w:p>
     <w:p>
@@ -3065,7 +2977,7 @@
         <w:rPr>
           <w:lang w:val="es-CO"/>
         </w:rPr>
-        <w:t xml:space="preserve">Oracle obtiene</w:t>
+        <w:t xml:space="preserve">MySQL obtiene</w:t>
       </w:r>
       <w:r>
         <w:rPr>
@@ -3079,13 +2991,13 @@
           <w:bCs/>
           <w:lang w:val="es-CO"/>
         </w:rPr>
-        <w:t xml:space="preserve">4,50 sobre 5</w:t>
-      </w:r>
-      <w:r>
-        <w:rPr>
-          <w:lang w:val="es-CO"/>
-        </w:rPr>
-        <w:t xml:space="preserve">, seguido de PostgreSQL con 4,30. Su cálculo es</w:t>
+        <w:t xml:space="preserve">4,75 sobre 5</w:t>
+      </w:r>
+      <w:r>
+        <w:rPr>
+          <w:lang w:val="es-CO"/>
+        </w:rPr>
+        <w:t xml:space="preserve">. El cálculo es</w:t>
       </w:r>
       <w:r>
         <w:rPr>
@@ -3110,7 +3022,7 @@
           <m:t>×</m:t>
         </m:r>
         <m:r>
-          <m:t>5</m:t>
+          <m:t>4</m:t>
         </m:r>
         <m:r>
           <m:rPr>
@@ -3164,7 +3076,25 @@
           <m:t>×</m:t>
         </m:r>
         <m:r>
-          <m:t>3</m:t>
+          <m:t>5</m:t>
+        </m:r>
+        <m:r>
+          <m:rPr>
+            <m:sty m:val="p"/>
+          </m:rPr>
+          <m:t>+</m:t>
+        </m:r>
+        <m:r>
+          <m:t>15</m:t>
+        </m:r>
+        <m:r>
+          <m:rPr>
+            <m:sty m:val="p"/>
+          </m:rPr>
+          <m:t>×</m:t>
+        </m:r>
+        <m:r>
+          <m:t>5</m:t>
         </m:r>
         <m:r>
           <m:rPr>
@@ -3182,7 +3112,7 @@
           <m:t>×</m:t>
         </m:r>
         <m:r>
-          <m:t>3</m:t>
+          <m:t>4</m:t>
         </m:r>
         <m:r>
           <m:rPr>
@@ -3191,7 +3121,7 @@
           <m:t>+</m:t>
         </m:r>
         <m:r>
-          <m:t>10</m:t>
+          <m:t>5</m:t>
         </m:r>
         <m:r>
           <m:rPr>
@@ -3209,7 +3139,7 @@
           <m:t>+</m:t>
         </m:r>
         <m:r>
-          <m:t>15</m:t>
+          <m:t>10</m:t>
         </m:r>
         <m:r>
           <m:rPr>
@@ -3242,24 +3172,6 @@
           <m:rPr>
             <m:sty m:val="p"/>
           </m:rPr>
-          <m:t>+</m:t>
-        </m:r>
-        <m:r>
-          <m:t>5</m:t>
-        </m:r>
-        <m:r>
-          <m:rPr>
-            <m:sty m:val="p"/>
-          </m:rPr>
-          <m:t>×</m:t>
-        </m:r>
-        <m:r>
-          <m:t>3</m:t>
-        </m:r>
-        <m:r>
-          <m:rPr>
-            <m:sty m:val="p"/>
-          </m:rPr>
           <m:t>)</m:t>
         </m:r>
         <m:r>
@@ -3287,14 +3199,14 @@
           <m:t>,</m:t>
         </m:r>
         <m:r>
-          <m:t>50</m:t>
+          <m:t>75</m:t>
         </m:r>
       </m:oMath>
       <w:r>
         <w:rPr>
           <w:lang w:val="es-CO"/>
         </w:rPr>
-        <w:t xml:space="preserve">. La ventaja procede de la integración con el modelo físico Oracle, el controlador Thin y las decisiones tomadas en la propuesta.</w:t>
+        <w:t xml:space="preserve">. Le siguen PostgreSQL con 4,40, Oracle con 4,20 y MariaDB con 4,05.</w:t>
       </w:r>
     </w:p>
     <w:p>
@@ -3305,7 +3217,26 @@
         <w:rPr>
           <w:lang w:val="es-CO"/>
         </w:rPr>
-        <w:t xml:space="preserve">Los cuatro motores permiten representar las relaciones del proyecto e implementar integridad referencial. PostgreSQL es especialmente competitivo por su licencia, mantenimiento y margen de recursos. La decisión de Oracle acepta límites concretos a cambio de continuidad de herramientas; el tamaño previsto del conjunto sintético debe mantenerse muy por debajo de 12 GB. En la implementación se midió: el esquema completo, con sus 1.091 registros, índices y vistas, ocupa 5,81 MB.</w:t>
+        <w:t xml:space="preserve">La ventaja resulta de la instalación directa en AppStream, Workbench como herramienta admitida y conocida, la licencia sin límites de edición equivalentes a Oracle Free y el ajuste a Java con Connector/J. La base de 1,08 MB y la carga completa en 1–2 s respaldan la viabilidad de la implementación académica; no constituyen una comparación de rendimiento entre motores. Las evidencias están en los registros de instalación, carga y verificación de</w:t>
+      </w:r>
+      <w:r>
+        <w:rPr>
+          <w:lang w:val="es-CO"/>
+        </w:rPr>
+        <w:t xml:space="preserve"> </w:t>
+      </w:r>
+      <w:r>
+        <w:rPr>
+          <w:rStyle w:val="VerbatimChar"/>
+          <w:lang w:val="es-CO"/>
+        </w:rPr>
+        <w:t xml:space="preserve">vm/logs/</w:t>
+      </w:r>
+      <w:r>
+        <w:rPr>
+          <w:lang w:val="es-CO"/>
+        </w:rPr>
+        <w:t xml:space="preserve">.</w:t>
       </w:r>
     </w:p>
     <w:p>
@@ -3316,14 +3247,14 @@
         <w:rPr>
           <w:lang w:val="es-CO"/>
         </w:rPr>
-        <w:t xml:space="preserve">La diferencia de 0,20 puntos exige interpretar el resultado según los pesos. Si se trasladaran 10 puntos porcentuales de alineación académica a costo, manteniendo las notas, Oracle obtendría 4,30 y PostgreSQL 4,50. Por tanto, el resultado corresponde al contexto de la asignatura y a las herramientas acordadas; una selección para producción requeriría otra evaluación, especialmente del mantenimiento de seguridad.</w:t>
+        <w:t xml:space="preserve">La elección depende del contexto. Si se trasladan 10 puntos de modelado y 5 de familiaridad al criterio SQL, MySQL y PostgreSQL empatan en 4,60. PostgreSQL sería especialmente competitivo si se priorizara expresividad SQL. MySQL gana con los pesos adoptados por sus ventajas prácticas para este equipo, aceptando adaptaciones concretas del dialecto.</w:t>
       </w:r>
     </w:p>
     <w:p>
       <w:pPr>
         <w:pStyle w:val="Heading1"/>
       </w:pPr>
-      <w:bookmarkStart w:id="31" w:name="_603461fe1365725dceec8cd13f796afeb724e29"/>
+      <w:bookmarkStart w:id="30" w:name="_603461fe1365725dceec8cd13f796afeb724e29"/>
       <w:r>
         <w:rPr>
           <w:rStyle w:val="SectionNumber"/>
@@ -3340,7 +3271,7 @@
         </w:rPr>
         <w:t xml:space="preserve">Riesgos y mitigaciones</w:t>
       </w:r>
-      <w:bookmarkEnd w:id="31"/>
+      <w:bookmarkEnd w:id="30"/>
     </w:p>
     <w:p>
       <w:pPr>
@@ -3350,7 +3281,7 @@
         <w:rPr>
           <w:lang w:val="es-CO"/>
         </w:rPr>
-        <w:t xml:space="preserve">Riesgos de la selección del RDBMS y medidas de mitigación</w:t>
+        <w:t xml:space="preserve">Riesgos de la selección de MySQL y medidas de mitigación</w:t>
       </w:r>
     </w:p>
     <w:tbl>
@@ -3359,7 +3290,7 @@
         <w:tblW w:type="pct" w:w="5000"/>
         <w:tblLayout w:type="fixed"/>
         <w:tblLook w:firstRow="1" w:lastRow="0" w:firstColumn="0" w:lastColumn="0" w:noHBand="0" w:noVBand="0" w:val="0020"/>
-        <w:tblCaption w:val="Riesgos de la selección del RDBMS y medidas de mitigación"/>
+        <w:tblCaption w:val="Riesgos de la selección de MySQL y medidas de mitigación"/>
         <w:tblBorders>
           <w:top w:val="single" w:sz="4" w:color="A6A6A6"/>
           <w:left w:val="single" w:sz="4" w:color="A6A6A6"/>
@@ -3391,7 +3322,7 @@
                 <w:sz w:val="19"/>
                 <w:lang w:val="es-CO"/>
               </w:rPr>
-              <w:t xml:space="preserve">Riesgo</w:t>
+              <w:t xml:space="preserve">Riesgo o limitación</w:t>
             </w:r>
           </w:p>
         </w:tc>
@@ -3409,7 +3340,7 @@
                 <w:sz w:val="19"/>
                 <w:lang w:val="es-CO"/>
               </w:rPr>
-              <w:t xml:space="preserve">Mitigación propuesta</w:t>
+              <w:t xml:space="preserve">Mitigación aplicada o prevista</w:t>
             </w:r>
           </w:p>
         </w:tc>
@@ -3426,22 +3357,138 @@
                 <w:sz w:val="19"/>
                 <w:lang w:val="es-CO"/>
               </w:rPr>
-              <w:t xml:space="preserve">Confundir la marca 26ai con la numeración 23.x</w:t>
-            </w:r>
-          </w:p>
-        </w:tc>
-        <w:tc>
-          <w:tcPr/>
-          <w:p>
-            <w:pPr>
-              <w:pStyle w:val="Compact"/>
-            </w:pPr>
-            <w:r>
-              <w:rPr>
-                <w:sz w:val="19"/>
-                <w:lang w:val="es-CO"/>
-              </w:rPr>
-              <w:t xml:space="preserve">Identificar producto, release, arquitectura y nombre completo del RPM en los registros de instalación; verificar su suma SHA-256 contra la fuente oficial</w:t>
+              <w:t xml:space="preserve">No hay</w:t>
+            </w:r>
+            <w:r>
+              <w:rPr>
+                <w:sz w:val="19"/>
+                <w:lang w:val="es-CO"/>
+              </w:rPr>
+              <w:t xml:space="preserve"> </w:t>
+            </w:r>
+            <w:r>
+              <w:rPr>
+                <w:rStyle w:val="VerbatimChar"/>
+                <w:sz w:val="19"/>
+                <w:lang w:val="es-CO"/>
+              </w:rPr>
+              <w:t xml:space="preserve">FULL OUTER JOIN</w:t>
+            </w:r>
+            <w:r>
+              <w:rPr>
+                <w:sz w:val="19"/>
+                <w:lang w:val="es-CO"/>
+              </w:rPr>
+              <w:t xml:space="preserve"> </w:t>
+            </w:r>
+            <w:r>
+              <w:rPr>
+                <w:sz w:val="19"/>
+                <w:lang w:val="es-CO"/>
+              </w:rPr>
+              <w:t xml:space="preserve">nativo</w:t>
+            </w:r>
+          </w:p>
+        </w:tc>
+        <w:tc>
+          <w:tcPr/>
+          <w:p>
+            <w:pPr>
+              <w:pStyle w:val="Compact"/>
+            </w:pPr>
+            <w:r>
+              <w:rPr>
+                <w:sz w:val="19"/>
+                <w:lang w:val="es-CO"/>
+              </w:rPr>
+              <w:t xml:space="preserve">El ejercicio 29 combina</w:t>
+            </w:r>
+            <w:r>
+              <w:rPr>
+                <w:sz w:val="19"/>
+                <w:lang w:val="es-CO"/>
+              </w:rPr>
+              <w:t xml:space="preserve"> </w:t>
+            </w:r>
+            <w:r>
+              <w:rPr>
+                <w:rStyle w:val="VerbatimChar"/>
+                <w:sz w:val="19"/>
+                <w:lang w:val="es-CO"/>
+              </w:rPr>
+              <w:t xml:space="preserve">LEFT JOIN</w:t>
+            </w:r>
+            <w:r>
+              <w:rPr>
+                <w:sz w:val="19"/>
+                <w:lang w:val="es-CO"/>
+              </w:rPr>
+              <w:t xml:space="preserve"> </w:t>
+            </w:r>
+            <w:r>
+              <w:rPr>
+                <w:sz w:val="19"/>
+                <w:lang w:val="es-CO"/>
+              </w:rPr>
+              <w:t xml:space="preserve">y</w:t>
+            </w:r>
+            <w:r>
+              <w:rPr>
+                <w:sz w:val="19"/>
+                <w:lang w:val="es-CO"/>
+              </w:rPr>
+              <w:t xml:space="preserve"> </w:t>
+            </w:r>
+            <w:r>
+              <w:rPr>
+                <w:rStyle w:val="VerbatimChar"/>
+                <w:sz w:val="19"/>
+                <w:lang w:val="es-CO"/>
+              </w:rPr>
+              <w:t xml:space="preserve">RIGHT JOIN</w:t>
+            </w:r>
+            <w:r>
+              <w:rPr>
+                <w:sz w:val="19"/>
+                <w:lang w:val="es-CO"/>
+              </w:rPr>
+              <w:t xml:space="preserve"> </w:t>
+            </w:r>
+            <w:r>
+              <w:rPr>
+                <w:sz w:val="19"/>
+                <w:lang w:val="es-CO"/>
+              </w:rPr>
+              <w:t xml:space="preserve">con</w:t>
+            </w:r>
+            <w:r>
+              <w:rPr>
+                <w:sz w:val="19"/>
+                <w:lang w:val="es-CO"/>
+              </w:rPr>
+              <w:t xml:space="preserve"> </w:t>
+            </w:r>
+            <w:r>
+              <w:rPr>
+                <w:rStyle w:val="VerbatimChar"/>
+                <w:sz w:val="19"/>
+                <w:lang w:val="es-CO"/>
+              </w:rPr>
+              <w:t xml:space="preserve">UNION</w:t>
+            </w:r>
+            <w:r>
+              <w:rPr>
+                <w:sz w:val="19"/>
+                <w:lang w:val="es-CO"/>
+              </w:rPr>
+              <w:t xml:space="preserve"> </w:t>
+            </w:r>
+            <w:r>
+              <w:rPr>
+                <w:sz w:val="19"/>
+                <w:lang w:val="es-CO"/>
+              </w:rPr>
+              <w:t xml:space="preserve">para representar la reunión externa completa del inventario</w:t>
             </w:r>
           </w:p>
         </w:tc>
@@ -3458,22 +3505,102 @@
                 <w:sz w:val="19"/>
                 <w:lang w:val="es-CO"/>
               </w:rPr>
-              <w:t xml:space="preserve">Alcanzar los límites de Free</w:t>
-            </w:r>
-          </w:p>
-        </w:tc>
-        <w:tc>
-          <w:tcPr/>
-          <w:p>
-            <w:pPr>
-              <w:pStyle w:val="Compact"/>
-            </w:pPr>
-            <w:r>
-              <w:rPr>
-                <w:sz w:val="19"/>
-                <w:lang w:val="es-CO"/>
-              </w:rPr>
-              <w:t xml:space="preserve">Controlar tamaño de datos de usuario y memoria; usar datos sintéticos acotados, consultas paginadas e índices justificados</w:t>
+              <w:t xml:space="preserve">Un disparador cubre un solo evento</w:t>
+            </w:r>
+          </w:p>
+        </w:tc>
+        <w:tc>
+          <w:tcPr/>
+          <w:p>
+            <w:pPr>
+              <w:pStyle w:val="Compact"/>
+            </w:pPr>
+            <w:r>
+              <w:rPr>
+                <w:sz w:val="19"/>
+                <w:lang w:val="es-CO"/>
+              </w:rPr>
+              <w:t xml:space="preserve">Las reglas compartidas se concentran en procedimientos llamados por los disparadores de</w:t>
+            </w:r>
+            <w:r>
+              <w:rPr>
+                <w:sz w:val="19"/>
+                <w:lang w:val="es-CO"/>
+              </w:rPr>
+              <w:t xml:space="preserve"> </w:t>
+            </w:r>
+            <w:r>
+              <w:rPr>
+                <w:rStyle w:val="VerbatimChar"/>
+                <w:sz w:val="19"/>
+                <w:lang w:val="es-CO"/>
+              </w:rPr>
+              <w:t xml:space="preserve">INSERT</w:t>
+            </w:r>
+            <w:r>
+              <w:rPr>
+                <w:sz w:val="19"/>
+                <w:lang w:val="es-CO"/>
+              </w:rPr>
+              <w:t xml:space="preserve"> </w:t>
+            </w:r>
+            <w:r>
+              <w:rPr>
+                <w:sz w:val="19"/>
+                <w:lang w:val="es-CO"/>
+              </w:rPr>
+              <w:t xml:space="preserve">y de</w:t>
+            </w:r>
+            <w:r>
+              <w:rPr>
+                <w:sz w:val="19"/>
+                <w:lang w:val="es-CO"/>
+              </w:rPr>
+              <w:t xml:space="preserve"> </w:t>
+            </w:r>
+            <w:r>
+              <w:rPr>
+                <w:rStyle w:val="VerbatimChar"/>
+                <w:sz w:val="19"/>
+                <w:lang w:val="es-CO"/>
+              </w:rPr>
+              <w:t xml:space="preserve">UPDATE</w:t>
+            </w:r>
+            <w:r>
+              <w:rPr>
+                <w:sz w:val="19"/>
+                <w:lang w:val="es-CO"/>
+              </w:rPr>
+              <w:t xml:space="preserve">;</w:t>
+            </w:r>
+            <w:r>
+              <w:rPr>
+                <w:sz w:val="19"/>
+                <w:lang w:val="es-CO"/>
+              </w:rPr>
+              <w:t xml:space="preserve"> </w:t>
+            </w:r>
+            <w:r>
+              <w:rPr>
+                <w:rStyle w:val="VerbatimChar"/>
+                <w:sz w:val="19"/>
+                <w:lang w:val="es-CO"/>
+              </w:rPr>
+              <w:t xml:space="preserve">SIGNAL</w:t>
+            </w:r>
+            <w:r>
+              <w:rPr>
+                <w:sz w:val="19"/>
+                <w:lang w:val="es-CO"/>
+              </w:rPr>
+              <w:t xml:space="preserve"> </w:t>
+            </w:r>
+            <w:r>
+              <w:rPr>
+                <w:sz w:val="19"/>
+                <w:lang w:val="es-CO"/>
+              </w:rPr>
+              <w:t xml:space="preserve">comunica el incumplimiento</w:t>
             </w:r>
           </w:p>
         </w:tc>
@@ -3490,22 +3617,73 @@
                 <w:sz w:val="19"/>
                 <w:lang w:val="es-CO"/>
               </w:rPr>
-              <w:t xml:space="preserve">Sobrecargar la VM o el anfitrión</w:t>
-            </w:r>
-          </w:p>
-        </w:tc>
-        <w:tc>
-          <w:tcPr/>
-          <w:p>
-            <w:pPr>
-              <w:pStyle w:val="Compact"/>
-            </w:pPr>
-            <w:r>
-              <w:rPr>
-                <w:sz w:val="19"/>
-                <w:lang w:val="es-CO"/>
-              </w:rPr>
-              <w:t xml:space="preserve">Medir consultas representativas, planes de ejecución y uso de recursos; evitar cargas simultáneas innecesarias y ajustar sin exceder la capacidad del equipo</w:t>
+              <w:t xml:space="preserve">Nombres de tabla sensibles a mayúsculas en Linux</w:t>
+            </w:r>
+          </w:p>
+        </w:tc>
+        <w:tc>
+          <w:tcPr/>
+          <w:p>
+            <w:pPr>
+              <w:pStyle w:val="Compact"/>
+            </w:pPr>
+            <w:r>
+              <w:rPr>
+                <w:sz w:val="19"/>
+                <w:lang w:val="es-CO"/>
+              </w:rPr>
+              <w:t xml:space="preserve">Respetar los nombres de los scripts, como</w:t>
+            </w:r>
+            <w:r>
+              <w:rPr>
+                <w:sz w:val="19"/>
+                <w:lang w:val="es-CO"/>
+              </w:rPr>
+              <w:t xml:space="preserve"> </w:t>
+            </w:r>
+            <w:r>
+              <w:rPr>
+                <w:rStyle w:val="VerbatimChar"/>
+                <w:sz w:val="19"/>
+                <w:lang w:val="es-CO"/>
+              </w:rPr>
+              <w:t xml:space="preserve">MASCOTA</w:t>
+            </w:r>
+            <w:r>
+              <w:rPr>
+                <w:sz w:val="19"/>
+                <w:lang w:val="es-CO"/>
+              </w:rPr>
+              <w:t xml:space="preserve"> </w:t>
+            </w:r>
+            <w:r>
+              <w:rPr>
+                <w:sz w:val="19"/>
+                <w:lang w:val="es-CO"/>
+              </w:rPr>
+              <w:t xml:space="preserve">y</w:t>
+            </w:r>
+            <w:r>
+              <w:rPr>
+                <w:sz w:val="19"/>
+                <w:lang w:val="es-CO"/>
+              </w:rPr>
+              <w:t xml:space="preserve"> </w:t>
+            </w:r>
+            <w:r>
+              <w:rPr>
+                <w:rStyle w:val="VerbatimChar"/>
+                <w:sz w:val="19"/>
+                <w:lang w:val="es-CO"/>
+              </w:rPr>
+              <w:t xml:space="preserve">CITA</w:t>
+            </w:r>
+            <w:r>
+              <w:rPr>
+                <w:sz w:val="19"/>
+                <w:lang w:val="es-CO"/>
+              </w:rPr>
+              <w:t xml:space="preserve">, también desde Workbench y Java</w:t>
             </w:r>
           </w:p>
         </w:tc>
@@ -3522,22 +3700,73 @@
                 <w:sz w:val="19"/>
                 <w:lang w:val="es-CO"/>
               </w:rPr>
-              <w:t xml:space="preserve">Falta de parches y soporte de Oracle Free</w:t>
-            </w:r>
-          </w:p>
-        </w:tc>
-        <w:tc>
-          <w:tcPr/>
-          <w:p>
-            <w:pPr>
-              <w:pStyle w:val="Compact"/>
-            </w:pPr>
-            <w:r>
-              <w:rPr>
-                <w:sz w:val="19"/>
-                <w:lang w:val="es-CO"/>
-              </w:rPr>
-              <w:t xml:space="preserve">Mantener aislamiento de red y datos ficticios; respaldar y comprobar restauración; evaluar un motor o una edición con mantenimiento antes de un uso real</w:t>
+              <w:t xml:space="preserve">Workbench no analiza</w:t>
+            </w:r>
+            <w:r>
+              <w:rPr>
+                <w:sz w:val="19"/>
+                <w:lang w:val="es-CO"/>
+              </w:rPr>
+              <w:t xml:space="preserve"> </w:t>
+            </w:r>
+            <w:r>
+              <w:rPr>
+                <w:rStyle w:val="VerbatimChar"/>
+                <w:sz w:val="19"/>
+                <w:lang w:val="es-CO"/>
+              </w:rPr>
+              <w:t xml:space="preserve">DEFAULT (CURRENT_DATE)</w:t>
+            </w:r>
+            <w:r>
+              <w:rPr>
+                <w:sz w:val="19"/>
+                <w:lang w:val="es-CO"/>
+              </w:rPr>
+              <w:t xml:space="preserve"> </w:t>
+            </w:r>
+            <w:r>
+              <w:rPr>
+                <w:sz w:val="19"/>
+                <w:lang w:val="es-CO"/>
+              </w:rPr>
+              <w:t xml:space="preserve">en el flujo usado</w:t>
+            </w:r>
+          </w:p>
+        </w:tc>
+        <w:tc>
+          <w:tcPr/>
+          <w:p>
+            <w:pPr>
+              <w:pStyle w:val="Compact"/>
+            </w:pPr>
+            <w:r>
+              <w:rPr>
+                <w:sz w:val="19"/>
+                <w:lang w:val="es-CO"/>
+              </w:rPr>
+              <w:t xml:space="preserve">Las fechas de registro se definieron como</w:t>
+            </w:r>
+            <w:r>
+              <w:rPr>
+                <w:sz w:val="19"/>
+                <w:lang w:val="es-CO"/>
+              </w:rPr>
+              <w:t xml:space="preserve"> </w:t>
+            </w:r>
+            <w:r>
+              <w:rPr>
+                <w:rStyle w:val="VerbatimChar"/>
+                <w:sz w:val="19"/>
+                <w:lang w:val="es-CO"/>
+              </w:rPr>
+              <w:t xml:space="preserve">DATETIME DEFAULT CURRENT_TIMESTAMP</w:t>
+            </w:r>
+            <w:r>
+              <w:rPr>
+                <w:sz w:val="19"/>
+                <w:lang w:val="es-CO"/>
+              </w:rPr>
+              <w:t xml:space="preserve">; se comprueba el DDL en el servidor</w:t>
             </w:r>
           </w:p>
         </w:tc>
@@ -3554,22 +3783,22 @@
                 <w:sz w:val="19"/>
                 <w:lang w:val="es-CO"/>
               </w:rPr>
-              <w:t xml:space="preserve">Exceso de privilegios en la aplicación</w:t>
-            </w:r>
-          </w:p>
-        </w:tc>
-        <w:tc>
-          <w:tcPr/>
-          <w:p>
-            <w:pPr>
-              <w:pStyle w:val="Compact"/>
-            </w:pPr>
-            <w:r>
-              <w:rPr>
-                <w:sz w:val="19"/>
-                <w:lang w:val="es-CO"/>
-              </w:rPr>
-              <w:t xml:space="preserve">Conceder a</w:t>
+              <w:t xml:space="preserve">Acceso remoto y permisos excesivos</w:t>
+            </w:r>
+          </w:p>
+        </w:tc>
+        <w:tc>
+          <w:tcPr/>
+          <w:p>
+            <w:pPr>
+              <w:pStyle w:val="Compact"/>
+            </w:pPr>
+            <w:r>
+              <w:rPr>
+                <w:sz w:val="19"/>
+                <w:lang w:val="es-CO"/>
+              </w:rPr>
+              <w:t xml:space="preserve">Reservar</w:t>
             </w:r>
             <w:r>
               <w:rPr>
@@ -3584,7 +3813,7 @@
                 <w:sz w:val="19"/>
                 <w:lang w:val="es-CO"/>
               </w:rPr>
-              <w:t xml:space="preserve">VET_APP</w:t>
+              <w:t xml:space="preserve">vetdb</w:t>
             </w:r>
             <w:r>
               <w:rPr>
@@ -3598,7 +3827,7 @@
                 <w:sz w:val="19"/>
                 <w:lang w:val="es-CO"/>
               </w:rPr>
-              <w:t xml:space="preserve">solo sesión y</w:t>
+              <w:t xml:space="preserve">para administración; usar</w:t>
             </w:r>
             <w:r>
               <w:rPr>
@@ -3613,7 +3842,7 @@
                 <w:sz w:val="19"/>
                 <w:lang w:val="es-CO"/>
               </w:rPr>
-              <w:t xml:space="preserve">SELECT</w:t>
+              <w:t xml:space="preserve">vet_app</w:t>
             </w:r>
             <w:r>
               <w:rPr>
@@ -3627,7 +3856,7 @@
                 <w:sz w:val="19"/>
                 <w:lang w:val="es-CO"/>
               </w:rPr>
-              <w:t xml:space="preserve">sobre objetos requeridos en</w:t>
+              <w:t xml:space="preserve">con lectura, guardar claves en</w:t>
             </w:r>
             <w:r>
               <w:rPr>
@@ -3642,14 +3871,7 @@
                 <w:sz w:val="19"/>
                 <w:lang w:val="es-CO"/>
               </w:rPr>
-              <w:t xml:space="preserve">FREEPDB1</w:t>
-            </w:r>
-            <w:r>
-              <w:rPr>
-                <w:sz w:val="19"/>
-                <w:lang w:val="es-CO"/>
-              </w:rPr>
-              <w:t xml:space="preserve">; separar</w:t>
+              <w:t xml:space="preserve">vm/claves.env</w:t>
             </w:r>
             <w:r>
               <w:rPr>
@@ -3660,25 +3882,10 @@
             </w:r>
             <w:r>
               <w:rPr>
-                <w:rStyle w:val="VerbatimChar"/>
-                <w:sz w:val="19"/>
-                <w:lang w:val="es-CO"/>
-              </w:rPr>
-              <w:t xml:space="preserve">VETDB</w:t>
-            </w:r>
-            <w:r>
-              <w:rPr>
-                <w:sz w:val="19"/>
-                <w:lang w:val="es-CO"/>
-              </w:rPr>
-              <w:t xml:space="preserve"> </w:t>
-            </w:r>
-            <w:r>
-              <w:rPr>
-                <w:sz w:val="19"/>
-                <w:lang w:val="es-CO"/>
-              </w:rPr>
-              <w:t xml:space="preserve">y las cuentas administrativas</w:t>
+                <w:sz w:val="19"/>
+                <w:lang w:val="es-CO"/>
+              </w:rPr>
+              <w:t xml:space="preserve">y limitar el acceso de red al entorno del proyecto</w:t>
             </w:r>
           </w:p>
         </w:tc>
@@ -3695,22 +3902,44 @@
                 <w:sz w:val="19"/>
                 <w:lang w:val="es-CO"/>
               </w:rPr>
-              <w:t xml:space="preserve">Dependencia del dialecto y DDL generado</w:t>
-            </w:r>
-          </w:p>
-        </w:tc>
-        <w:tc>
-          <w:tcPr/>
-          <w:p>
-            <w:pPr>
-              <w:pStyle w:val="Compact"/>
-            </w:pPr>
-            <w:r>
-              <w:rPr>
-                <w:sz w:val="19"/>
-                <w:lang w:val="es-CO"/>
-              </w:rPr>
-              <w:t xml:space="preserve">Versionar scripts, revisar tipos y restricciones y comprobar el DDL en el motor; documentar las extensiones específicas de Oracle</w:t>
+              <w:t xml:space="preserve">Cambios de paquetes o diferencias entre hipervisores</w:t>
+            </w:r>
+          </w:p>
+        </w:tc>
+        <w:tc>
+          <w:tcPr/>
+          <w:p>
+            <w:pPr>
+              <w:pStyle w:val="Compact"/>
+            </w:pPr>
+            <w:r>
+              <w:rPr>
+                <w:sz w:val="19"/>
+                <w:lang w:val="es-CO"/>
+              </w:rPr>
+              <w:t xml:space="preserve">Mantener la rama</w:t>
+            </w:r>
+            <w:r>
+              <w:rPr>
+                <w:sz w:val="19"/>
+                <w:lang w:val="es-CO"/>
+              </w:rPr>
+              <w:t xml:space="preserve"> </w:t>
+            </w:r>
+            <w:r>
+              <w:rPr>
+                <w:rStyle w:val="VerbatimChar"/>
+                <w:sz w:val="19"/>
+                <w:lang w:val="es-CO"/>
+              </w:rPr>
+              <w:t xml:space="preserve">mysql:8.4</w:t>
+            </w:r>
+            <w:r>
+              <w:rPr>
+                <w:sz w:val="19"/>
+                <w:lang w:val="es-CO"/>
+              </w:rPr>
+              <w:t xml:space="preserve">, registrar paquetes instalados y repetir la carga y las pruebas en VirtualBox y Lima</w:t>
             </w:r>
           </w:p>
         </w:tc>
@@ -3727,22 +3956,22 @@
                 <w:sz w:val="19"/>
                 <w:lang w:val="es-CO"/>
               </w:rPr>
-              <w:t xml:space="preserve">Pérdida del disco virtual</w:t>
-            </w:r>
-          </w:p>
-        </w:tc>
-        <w:tc>
-          <w:tcPr/>
-          <w:p>
-            <w:pPr>
-              <w:pStyle w:val="Compact"/>
-            </w:pPr>
-            <w:r>
-              <w:rPr>
-                <w:sz w:val="19"/>
-                <w:lang w:val="es-CO"/>
-              </w:rPr>
-              <w:t xml:space="preserve">Conservar DDL, DML y exportaciones fuera de la VM; ensayar reconstrucción y restauración</w:t>
+              <w:t xml:space="preserve">Pérdida de datos o dependencia del dialecto</w:t>
+            </w:r>
+          </w:p>
+        </w:tc>
+        <w:tc>
+          <w:tcPr/>
+          <w:p>
+            <w:pPr>
+              <w:pStyle w:val="Compact"/>
+            </w:pPr>
+            <w:r>
+              <w:rPr>
+                <w:sz w:val="19"/>
+                <w:lang w:val="es-CO"/>
+              </w:rPr>
+              <w:t xml:space="preserve">Conservar scripts y exportaciones fuera de la VM, probar reconstrucción y documentar las diferencias con la versión Oracle de respaldo</w:t>
             </w:r>
           </w:p>
         </w:tc>
@@ -3756,7 +3985,7 @@
         <w:rPr>
           <w:lang w:val="es-CO"/>
         </w:rPr>
-        <w:t xml:space="preserve">Las restricciones del motor deben comprobarse con casos válidos e inválidos, incluyendo claves foráneas, unicidad de relaciones uno a uno y la exclusión entre servicio y medicamento en</w:t>
+        <w:t xml:space="preserve">La implementación registra 22 tablas, 6 vistas, 2 funciones, 3 procedimientos, 9 disparadores y 71 índices. Las 10 pruebas de reglas resultaron correctas; además,</w:t>
       </w:r>
       <w:r>
         <w:rPr>
@@ -3769,13 +3998,19 @@
           <w:rStyle w:val="VerbatimChar"/>
           <w:lang w:val="es-CO"/>
         </w:rPr>
-        <w:t xml:space="preserve">DETALLE_FACTURA</w:t>
-      </w:r>
-      <w:r>
-        <w:rPr>
-          <w:lang w:val="es-CO"/>
-        </w:rPr>
-        <w:t xml:space="preserve">. La validación de la aplicación debe confirmar que</w:t>
+        <w:t xml:space="preserve">vet_app</w:t>
+      </w:r>
+      <w:r>
+        <w:rPr>
+          <w:lang w:val="es-CO"/>
+        </w:rPr>
+        <w:t xml:space="preserve"> </w:t>
+      </w:r>
+      <w:r>
+        <w:rPr>
+          <w:lang w:val="es-CO"/>
+        </w:rPr>
+        <w:t xml:space="preserve">puede consultar y recibe el error 1142 al intentar</w:t>
       </w:r>
       <w:r>
         <w:rPr>
@@ -3788,26 +4023,83 @@
           <w:rStyle w:val="VerbatimChar"/>
           <w:lang w:val="es-CO"/>
         </w:rPr>
-        <w:t xml:space="preserve">VET_APP</w:t>
-      </w:r>
-      <w:r>
-        <w:rPr>
-          <w:lang w:val="es-CO"/>
-        </w:rPr>
-        <w:t xml:space="preserve"> </w:t>
-      </w:r>
-      <w:r>
-        <w:rPr>
-          <w:lang w:val="es-CO"/>
-        </w:rPr>
-        <w:t xml:space="preserve">puede consultar y no puede modificar datos. Estas comprobaciones forman parte de la implementación posterior y no se presentan como resultados de este análisis documental.</w:t>
+        <w:t xml:space="preserve">DELETE</w:t>
+      </w:r>
+      <w:r>
+        <w:rPr>
+          <w:lang w:val="es-CO"/>
+        </w:rPr>
+        <w:t xml:space="preserve">,</w:t>
+      </w:r>
+      <w:r>
+        <w:rPr>
+          <w:lang w:val="es-CO"/>
+        </w:rPr>
+        <w:t xml:space="preserve"> </w:t>
+      </w:r>
+      <w:r>
+        <w:rPr>
+          <w:rStyle w:val="VerbatimChar"/>
+          <w:lang w:val="es-CO"/>
+        </w:rPr>
+        <w:t xml:space="preserve">UPDATE</w:t>
+      </w:r>
+      <w:r>
+        <w:rPr>
+          <w:lang w:val="es-CO"/>
+        </w:rPr>
+        <w:t xml:space="preserve">,</w:t>
+      </w:r>
+      <w:r>
+        <w:rPr>
+          <w:lang w:val="es-CO"/>
+        </w:rPr>
+        <w:t xml:space="preserve"> </w:t>
+      </w:r>
+      <w:r>
+        <w:rPr>
+          <w:rStyle w:val="VerbatimChar"/>
+          <w:lang w:val="es-CO"/>
+        </w:rPr>
+        <w:t xml:space="preserve">INSERT</w:t>
+      </w:r>
+      <w:r>
+        <w:rPr>
+          <w:lang w:val="es-CO"/>
+        </w:rPr>
+        <w:t xml:space="preserve"> </w:t>
+      </w:r>
+      <w:r>
+        <w:rPr>
+          <w:lang w:val="es-CO"/>
+        </w:rPr>
+        <w:t xml:space="preserve">o</w:t>
+      </w:r>
+      <w:r>
+        <w:rPr>
+          <w:lang w:val="es-CO"/>
+        </w:rPr>
+        <w:t xml:space="preserve"> </w:t>
+      </w:r>
+      <w:r>
+        <w:rPr>
+          <w:rStyle w:val="VerbatimChar"/>
+          <w:lang w:val="es-CO"/>
+        </w:rPr>
+        <w:t xml:space="preserve">DROP</w:t>
+      </w:r>
+      <w:r>
+        <w:rPr>
+          <w:lang w:val="es-CO"/>
+        </w:rPr>
+        <w:t xml:space="preserve">. Son resultados del ambiente probado, no una garantía de disponibilidad para una clínica en producción.</w:t>
       </w:r>
     </w:p>
     <w:p>
       <w:pPr>
         <w:pStyle w:val="Heading1"/>
       </w:pPr>
-      <w:bookmarkStart w:id="32" w:name="_conclusión"/>
+      <w:bookmarkStart w:id="31" w:name="_referencias"/>
       <w:r>
         <w:rPr>
           <w:rStyle w:val="SectionNumber"/>
@@ -3822,68 +4114,9 @@
         <w:rPr>
           <w:lang w:val="es-CO"/>
         </w:rPr>
-        <w:t xml:space="preserve">Conclusión</w:t>
-      </w:r>
-      <w:bookmarkEnd w:id="32"/>
-    </w:p>
-    <w:p>
-      <w:pPr>
-        <w:pStyle w:val="FirstParagraph"/>
-      </w:pPr>
-      <w:r>
-        <w:rPr>
-          <w:lang w:val="es-CO"/>
-        </w:rPr>
-        <w:t xml:space="preserve">Se adopta Oracle AI Database 26ai Free, release 23.26.3, mediante el RPM</w:t>
-      </w:r>
-      <w:r>
-        <w:rPr>
-          <w:lang w:val="es-CO"/>
-        </w:rPr>
-        <w:t xml:space="preserve"> </w:t>
-      </w:r>
-      <w:r>
-        <w:rPr>
-          <w:rStyle w:val="VerbatimChar"/>
-          <w:lang w:val="es-CO"/>
-        </w:rPr>
-        <w:t xml:space="preserve">oracle-ai-database-free-26ai-23.26.3-1.el9.x86_64.rpm</w:t>
-      </w:r>
-      <w:r>
-        <w:rPr>
-          <w:lang w:val="es-CO"/>
-        </w:rPr>
-        <w:t xml:space="preserve"> </w:t>
-      </w:r>
-      <w:r>
-        <w:rPr>
-          <w:lang w:val="es-CO"/>
-        </w:rPr>
-        <w:t xml:space="preserve">sobre Oracle Linux 9 x86_64. La combinación satisface las necesidades relacionales y mantiene las herramientas y usuarios definidos para SIGEVET. Su aprobación se circunscribe al laboratorio académico virtualizado, con datos sintéticos, recursos controlados y aceptación explícita de los límites y de la ausencia de parches de la edición Free.</w:t>
-      </w:r>
-    </w:p>
-    <w:p>
-      <w:pPr>
-        <w:pStyle w:val="Heading1"/>
-      </w:pPr>
-      <w:bookmarkStart w:id="33" w:name="_referencias"/>
-      <w:r>
-        <w:rPr>
-          <w:rStyle w:val="SectionNumber"/>
-          <w:lang w:val="es-CO"/>
-        </w:rPr>
-        <w:t xml:space="preserve">8</w:t>
-      </w:r>
-      <w:r>
-        <w:tab/>
-      </w:r>
-      <w:r>
-        <w:rPr>
-          <w:lang w:val="es-CO"/>
-        </w:rPr>
         <w:t xml:space="preserve">Referencias</w:t>
       </w:r>
-      <w:bookmarkEnd w:id="33"/>
+      <w:bookmarkEnd w:id="31"/>
     </w:p>
     <w:p>
       <w:pPr>
@@ -3897,7 +4130,70 @@
         <w:rPr>
           <w:lang w:val="es-CO"/>
         </w:rPr>
-        <w:t xml:space="preserve">Oracle.</w:t>
+        <w:t xml:space="preserve">MySQL.</w:t>
+      </w:r>
+      <w:r>
+        <w:rPr>
+          <w:lang w:val="es-CO"/>
+        </w:rPr>
+        <w:t xml:space="preserve"> </w:t>
+      </w:r>
+      <w:hyperlink r:id="rId32">
+        <w:r>
+          <w:rPr>
+            <w:rStyle w:val="Hyperlink"/>
+            <w:lang w:val="es-CO"/>
+          </w:rPr>
+          <w:t xml:space="preserve">Community Edition: licencia GPL, herramientas y conectores</w:t>
+        </w:r>
+      </w:hyperlink>
+      <w:r>
+        <w:rPr>
+          <w:lang w:val="es-CO"/>
+        </w:rPr>
+        <w:t xml:space="preserve">.</w:t>
+      </w:r>
+    </w:p>
+    <w:p>
+      <w:pPr>
+        <w:pStyle w:val="Compact"/>
+        <w:numPr>
+          <w:ilvl w:val="0"/>
+          <w:numId w:val="1001"/>
+        </w:numPr>
+      </w:pPr>
+      <w:r>
+        <w:rPr>
+          <w:lang w:val="es-CO"/>
+        </w:rPr>
+        <w:t xml:space="preserve">MySQL.</w:t>
+      </w:r>
+      <w:r>
+        <w:rPr>
+          <w:lang w:val="es-CO"/>
+        </w:rPr>
+        <w:t xml:space="preserve"> </w:t>
+      </w:r>
+      <w:hyperlink r:id="rId33">
+        <w:r>
+          <w:rPr>
+            <w:rStyle w:val="Hyperlink"/>
+            <w:lang w:val="es-CO"/>
+          </w:rPr>
+          <w:t xml:space="preserve">Workbench Community y ediciones</w:t>
+        </w:r>
+      </w:hyperlink>
+      <w:r>
+        <w:rPr>
+          <w:lang w:val="es-CO"/>
+        </w:rPr>
+        <w:t xml:space="preserve"> </w:t>
+      </w:r>
+      <w:r>
+        <w:rPr>
+          <w:lang w:val="es-CO"/>
+        </w:rPr>
+        <w:t xml:space="preserve">y</w:t>
       </w:r>
       <w:r>
         <w:rPr>
@@ -3911,7 +4207,7 @@
             <w:rStyle w:val="Hyperlink"/>
             <w:lang w:val="es-CO"/>
           </w:rPr>
-          <w:t xml:space="preserve">Oracle JDBC Drivers (ojdbc)</w:t>
+          <w:t xml:space="preserve">relaciones EER en Crow’s Foot</w:t>
         </w:r>
       </w:hyperlink>
       <w:r>
@@ -3933,7 +4229,7 @@
         <w:rPr>
           <w:lang w:val="es-CO"/>
         </w:rPr>
-        <w:t xml:space="preserve">Oracle.</w:t>
+        <w:t xml:space="preserve">MySQL.</w:t>
       </w:r>
       <w:r>
         <w:rPr>
@@ -3947,20 +4243,29 @@
             <w:rStyle w:val="Hyperlink"/>
             <w:lang w:val="es-CO"/>
           </w:rPr>
-          <w:t xml:space="preserve">Preguntas frecuentes de SQL Developer Data Modeler</w:t>
+          <w:t xml:space="preserve">Descripción de Connector/J</w:t>
         </w:r>
       </w:hyperlink>
       <w:r>
         <w:rPr>
           <w:lang w:val="es-CO"/>
         </w:rPr>
-        <w:t xml:space="preserve"> </w:t>
-      </w:r>
-      <w:r>
-        <w:rPr>
-          <w:lang w:val="es-CO"/>
-        </w:rPr>
-        <w:t xml:space="preserve">y</w:t>
+        <w:t xml:space="preserve">.</w:t>
+      </w:r>
+    </w:p>
+    <w:p>
+      <w:pPr>
+        <w:pStyle w:val="Compact"/>
+        <w:numPr>
+          <w:ilvl w:val="0"/>
+          <w:numId w:val="1001"/>
+        </w:numPr>
+      </w:pPr>
+      <w:r>
+        <w:rPr>
+          <w:lang w:val="es-CO"/>
+        </w:rPr>
+        <w:t xml:space="preserve">Oracle.</w:t>
       </w:r>
       <w:r>
         <w:rPr>
@@ -3974,7 +4279,7 @@
             <w:rStyle w:val="Hyperlink"/>
             <w:lang w:val="es-CO"/>
           </w:rPr>
-          <w:t xml:space="preserve">conceptos y uso de Data Modeler</w:t>
+          <w:t xml:space="preserve">Oracle Linux 9: módulo MySQL 8.4</w:t>
         </w:r>
       </w:hyperlink>
       <w:r>
@@ -3996,7 +4301,7 @@
         <w:rPr>
           <w:lang w:val="es-CO"/>
         </w:rPr>
-        <w:t xml:space="preserve">Lima.</w:t>
+        <w:t xml:space="preserve">MySQL.</w:t>
       </w:r>
       <w:r>
         <w:rPr>
@@ -4010,7 +4315,7 @@
             <w:rStyle w:val="Hyperlink"/>
             <w:lang w:val="es-CO"/>
           </w:rPr>
-          <w:t xml:space="preserve">Requisitos y arquitectura del backend VZ</w:t>
+          <w:t xml:space="preserve">InnoDB: transacciones, claves foráneas y límites técnicos</w:t>
         </w:r>
       </w:hyperlink>
       <w:r>
@@ -4032,7 +4337,7 @@
         <w:rPr>
           <w:lang w:val="es-CO"/>
         </w:rPr>
-        <w:t xml:space="preserve">Homebrew.</w:t>
+        <w:t xml:space="preserve">MySQL.</w:t>
       </w:r>
       <w:r>
         <w:rPr>
@@ -4046,7 +4351,7 @@
             <w:rStyle w:val="Hyperlink"/>
             <w:lang w:val="es-CO"/>
           </w:rPr>
-          <w:t xml:space="preserve">QEMU y plataformas con paquetes precompilados</w:t>
+          <w:t xml:space="preserve">Restricciones CHECK desde 8.0.16</w:t>
         </w:r>
       </w:hyperlink>
       <w:r>
@@ -4068,7 +4373,7 @@
         <w:rPr>
           <w:lang w:val="es-CO"/>
         </w:rPr>
-        <w:t xml:space="preserve">Oracle.</w:t>
+        <w:t xml:space="preserve">MySQL.</w:t>
       </w:r>
       <w:r>
         <w:rPr>
@@ -4082,20 +4387,29 @@
             <w:rStyle w:val="Hyperlink"/>
             <w:lang w:val="es-CO"/>
           </w:rPr>
-          <w:t xml:space="preserve">Notas de VirtualBox 7.0</w:t>
+          <w:t xml:space="preserve">Operaciones UNION, INTERSECT y EXCEPT</w:t>
         </w:r>
       </w:hyperlink>
       <w:r>
         <w:rPr>
           <w:lang w:val="es-CO"/>
         </w:rPr>
-        <w:t xml:space="preserve"> </w:t>
-      </w:r>
-      <w:r>
-        <w:rPr>
-          <w:lang w:val="es-CO"/>
-        </w:rPr>
-        <w:t xml:space="preserve">y</w:t>
+        <w:t xml:space="preserve">.</w:t>
+      </w:r>
+    </w:p>
+    <w:p>
+      <w:pPr>
+        <w:pStyle w:val="Compact"/>
+        <w:numPr>
+          <w:ilvl w:val="0"/>
+          <w:numId w:val="1001"/>
+        </w:numPr>
+      </w:pPr>
+      <w:r>
+        <w:rPr>
+          <w:lang w:val="es-CO"/>
+        </w:rPr>
+        <w:t xml:space="preserve">MySQL.</w:t>
       </w:r>
       <w:r>
         <w:rPr>
@@ -4109,7 +4423,7 @@
             <w:rStyle w:val="Hyperlink"/>
             <w:lang w:val="es-CO"/>
           </w:rPr>
-          <w:t xml:space="preserve">manual de VirtualBox</w:t>
+          <w:t xml:space="preserve">CREATE TRIGGER</w:t>
         </w:r>
       </w:hyperlink>
       <w:r>
@@ -4131,7 +4445,7 @@
         <w:rPr>
           <w:lang w:val="es-CO"/>
         </w:rPr>
-        <w:t xml:space="preserve">Oracle.</w:t>
+        <w:t xml:space="preserve">MySQL.</w:t>
       </w:r>
       <w:r>
         <w:rPr>
@@ -4145,7 +4459,7 @@
             <w:rStyle w:val="Hyperlink"/>
             <w:lang w:val="es-CO"/>
           </w:rPr>
-          <w:t xml:space="preserve">Descarga oficial de Free y RPM para Oracle Linux 9</w:t>
+          <w:t xml:space="preserve">Sintaxis JOIN</w:t>
         </w:r>
       </w:hyperlink>
       <w:r>
@@ -4167,7 +4481,7 @@
         <w:rPr>
           <w:lang w:val="es-CO"/>
         </w:rPr>
-        <w:t xml:space="preserve">Oracle.</w:t>
+        <w:t xml:space="preserve">MySQL.</w:t>
       </w:r>
       <w:r>
         <w:rPr>
@@ -4181,7 +4495,7 @@
             <w:rStyle w:val="Hyperlink"/>
             <w:lang w:val="es-CO"/>
           </w:rPr>
-          <w:t xml:space="preserve">Cambio de denominación a Oracle AI Database 26ai</w:t>
+          <w:t xml:space="preserve">Mayúsculas y minúsculas en identificadores</w:t>
         </w:r>
       </w:hyperlink>
       <w:r>
@@ -4203,7 +4517,7 @@
         <w:rPr>
           <w:lang w:val="es-CO"/>
         </w:rPr>
-        <w:t xml:space="preserve">Oracle.</w:t>
+        <w:t xml:space="preserve">MySQL.</w:t>
       </w:r>
       <w:r>
         <w:rPr>
@@ -4217,14 +4531,29 @@
             <w:rStyle w:val="Hyperlink"/>
             <w:lang w:val="es-CO"/>
           </w:rPr>
-          <w:t xml:space="preserve">Límites, licencia y soporte de Oracle AI Database Free</w:t>
+          <w:t xml:space="preserve">Valores por defecto y expresiones admitidas por el servidor</w:t>
         </w:r>
       </w:hyperlink>
       <w:r>
         <w:rPr>
           <w:lang w:val="es-CO"/>
         </w:rPr>
-        <w:t xml:space="preserve">,</w:t>
+        <w:t xml:space="preserve">.</w:t>
+      </w:r>
+    </w:p>
+    <w:p>
+      <w:pPr>
+        <w:pStyle w:val="Compact"/>
+        <w:numPr>
+          <w:ilvl w:val="0"/>
+          <w:numId w:val="1001"/>
+        </w:numPr>
+      </w:pPr>
+      <w:r>
+        <w:rPr>
+          <w:lang w:val="es-CO"/>
+        </w:rPr>
+        <w:t xml:space="preserve">PostgreSQL.</w:t>
       </w:r>
       <w:r>
         <w:rPr>
@@ -4238,7 +4567,7 @@
             <w:rStyle w:val="Hyperlink"/>
             <w:lang w:val="es-CO"/>
           </w:rPr>
-          <w:t xml:space="preserve">explicación de los límites por hilos de CPU</w:t>
+          <w:t xml:space="preserve">Características del motor</w:t>
         </w:r>
       </w:hyperlink>
       <w:r>
@@ -4265,7 +4594,7 @@
             <w:rStyle w:val="Hyperlink"/>
             <w:lang w:val="es-CO"/>
           </w:rPr>
-          <w:t xml:space="preserve">documentación de licenciamiento</w:t>
+          <w:t xml:space="preserve">licencia PostgreSQL</w:t>
         </w:r>
       </w:hyperlink>
       <w:r>
@@ -4301,7 +4630,7 @@
             <w:rStyle w:val="Hyperlink"/>
             <w:lang w:val="es-CO"/>
           </w:rPr>
-          <w:t xml:space="preserve">Restricciones SQL de Oracle AI Database</w:t>
+          <w:t xml:space="preserve">Límites de CPU, memoria y datos de Database Free</w:t>
         </w:r>
       </w:hyperlink>
       <w:r>
@@ -4323,7 +4652,7 @@
         <w:rPr>
           <w:lang w:val="es-CO"/>
         </w:rPr>
-        <w:t xml:space="preserve">Oracle.</w:t>
+        <w:t xml:space="preserve">MariaDB Foundation.</w:t>
       </w:r>
       <w:r>
         <w:rPr>
@@ -4337,364 +4666,7 @@
             <w:rStyle w:val="Hyperlink"/>
             <w:lang w:val="es-CO"/>
           </w:rPr>
-          <w:t xml:space="preserve">Requisitos de instalación de Free</w:t>
-        </w:r>
-      </w:hyperlink>
-      <w:r>
-        <w:rPr>
-          <w:lang w:val="es-CO"/>
-        </w:rPr>
-        <w:t xml:space="preserve"> </w:t>
-      </w:r>
-      <w:r>
-        <w:rPr>
-          <w:lang w:val="es-CO"/>
-        </w:rPr>
-        <w:t xml:space="preserve">y</w:t>
-      </w:r>
-      <w:r>
-        <w:rPr>
-          <w:lang w:val="es-CO"/>
-        </w:rPr>
-        <w:t xml:space="preserve"> </w:t>
-      </w:r>
-      <w:hyperlink r:id="rId48">
-        <w:r>
-          <w:rPr>
-            <w:rStyle w:val="Hyperlink"/>
-            <w:lang w:val="es-CO"/>
-          </w:rPr>
-          <w:t xml:space="preserve">repositorios yum y preinstalación</w:t>
-        </w:r>
-      </w:hyperlink>
-      <w:r>
-        <w:rPr>
-          <w:lang w:val="es-CO"/>
-        </w:rPr>
-        <w:t xml:space="preserve">.</w:t>
-      </w:r>
-    </w:p>
-    <w:p>
-      <w:pPr>
-        <w:pStyle w:val="Compact"/>
-        <w:numPr>
-          <w:ilvl w:val="0"/>
-          <w:numId w:val="1001"/>
-        </w:numPr>
-      </w:pPr>
-      <w:r>
-        <w:rPr>
-          <w:lang w:val="es-CO"/>
-        </w:rPr>
-        <w:t xml:space="preserve">PostgreSQL Global Development Group.</w:t>
-      </w:r>
-      <w:r>
-        <w:rPr>
-          <w:lang w:val="es-CO"/>
-        </w:rPr>
-        <w:t xml:space="preserve"> </w:t>
-      </w:r>
-      <w:hyperlink r:id="rId49">
-        <w:r>
-          <w:rPr>
-            <w:rStyle w:val="Hyperlink"/>
-            <w:lang w:val="es-CO"/>
-          </w:rPr>
-          <w:t xml:space="preserve">Licencia</w:t>
-        </w:r>
-      </w:hyperlink>
-      <w:r>
-        <w:rPr>
-          <w:lang w:val="es-CO"/>
-        </w:rPr>
-        <w:t xml:space="preserve">,</w:t>
-      </w:r>
-      <w:r>
-        <w:rPr>
-          <w:lang w:val="es-CO"/>
-        </w:rPr>
-        <w:t xml:space="preserve"> </w:t>
-      </w:r>
-      <w:hyperlink r:id="rId50">
-        <w:r>
-          <w:rPr>
-            <w:rStyle w:val="Hyperlink"/>
-            <w:lang w:val="es-CO"/>
-          </w:rPr>
-          <w:t xml:space="preserve">política de versiones</w:t>
-        </w:r>
-      </w:hyperlink>
-      <w:r>
-        <w:rPr>
-          <w:lang w:val="es-CO"/>
-        </w:rPr>
-        <w:t xml:space="preserve">,</w:t>
-      </w:r>
-      <w:r>
-        <w:rPr>
-          <w:lang w:val="es-CO"/>
-        </w:rPr>
-        <w:t xml:space="preserve"> </w:t>
-      </w:r>
-      <w:hyperlink r:id="rId51">
-        <w:r>
-          <w:rPr>
-            <w:rStyle w:val="Hyperlink"/>
-            <w:lang w:val="es-CO"/>
-          </w:rPr>
-          <w:t xml:space="preserve">restricciones de PostgreSQL 17</w:t>
-        </w:r>
-      </w:hyperlink>
-      <w:r>
-        <w:rPr>
-          <w:lang w:val="es-CO"/>
-        </w:rPr>
-        <w:t xml:space="preserve">,</w:t>
-      </w:r>
-      <w:r>
-        <w:rPr>
-          <w:lang w:val="es-CO"/>
-        </w:rPr>
-        <w:t xml:space="preserve"> </w:t>
-      </w:r>
-      <w:hyperlink r:id="rId52">
-        <w:r>
-          <w:rPr>
-            <w:rStyle w:val="Hyperlink"/>
-            <w:lang w:val="es-CO"/>
-          </w:rPr>
-          <w:t xml:space="preserve">conformidad SQL</w:t>
-        </w:r>
-      </w:hyperlink>
-      <w:r>
-        <w:rPr>
-          <w:lang w:val="es-CO"/>
-        </w:rPr>
-        <w:t xml:space="preserve"> </w:t>
-      </w:r>
-      <w:r>
-        <w:rPr>
-          <w:lang w:val="es-CO"/>
-        </w:rPr>
-        <w:t xml:space="preserve">y</w:t>
-      </w:r>
-      <w:r>
-        <w:rPr>
-          <w:lang w:val="es-CO"/>
-        </w:rPr>
-        <w:t xml:space="preserve"> </w:t>
-      </w:r>
-      <w:hyperlink r:id="rId53">
-        <w:r>
-          <w:rPr>
-            <w:rStyle w:val="Hyperlink"/>
-            <w:lang w:val="es-CO"/>
-          </w:rPr>
-          <w:t xml:space="preserve">administración de roles</w:t>
-        </w:r>
-      </w:hyperlink>
-      <w:r>
-        <w:rPr>
-          <w:lang w:val="es-CO"/>
-        </w:rPr>
-        <w:t xml:space="preserve">.</w:t>
-      </w:r>
-    </w:p>
-    <w:p>
-      <w:pPr>
-        <w:pStyle w:val="Compact"/>
-        <w:numPr>
-          <w:ilvl w:val="0"/>
-          <w:numId w:val="1001"/>
-        </w:numPr>
-      </w:pPr>
-      <w:r>
-        <w:rPr>
-          <w:lang w:val="es-CO"/>
-        </w:rPr>
-        <w:t xml:space="preserve">Oracle MySQL.</w:t>
-      </w:r>
-      <w:r>
-        <w:rPr>
-          <w:lang w:val="es-CO"/>
-        </w:rPr>
-        <w:t xml:space="preserve"> </w:t>
-      </w:r>
-      <w:hyperlink r:id="rId54">
-        <w:r>
-          <w:rPr>
-            <w:rStyle w:val="Hyperlink"/>
-            <w:lang w:val="es-CO"/>
-          </w:rPr>
-          <w:t xml:space="preserve">Community Edition</w:t>
-        </w:r>
-      </w:hyperlink>
-      <w:r>
-        <w:rPr>
-          <w:lang w:val="es-CO"/>
-        </w:rPr>
-        <w:t xml:space="preserve"> </w:t>
-      </w:r>
-      <w:r>
-        <w:rPr>
-          <w:lang w:val="es-CO"/>
-        </w:rPr>
-        <w:t xml:space="preserve">y</w:t>
-      </w:r>
-      <w:r>
-        <w:rPr>
-          <w:lang w:val="es-CO"/>
-        </w:rPr>
-        <w:t xml:space="preserve"> </w:t>
-      </w:r>
-      <w:hyperlink r:id="rId55">
-        <w:r>
-          <w:rPr>
-            <w:rStyle w:val="Hyperlink"/>
-            <w:lang w:val="es-CO"/>
-          </w:rPr>
-          <w:t xml:space="preserve">modelo de versiones LTS</w:t>
-        </w:r>
-      </w:hyperlink>
-      <w:r>
-        <w:rPr>
-          <w:lang w:val="es-CO"/>
-        </w:rPr>
-        <w:t xml:space="preserve">.</w:t>
-      </w:r>
-    </w:p>
-    <w:p>
-      <w:pPr>
-        <w:pStyle w:val="Compact"/>
-        <w:numPr>
-          <w:ilvl w:val="0"/>
-          <w:numId w:val="1001"/>
-        </w:numPr>
-      </w:pPr>
-      <w:r>
-        <w:rPr>
-          <w:lang w:val="es-CO"/>
-        </w:rPr>
-        <w:t xml:space="preserve">Oracle MySQL.</w:t>
-      </w:r>
-      <w:r>
-        <w:rPr>
-          <w:lang w:val="es-CO"/>
-        </w:rPr>
-        <w:t xml:space="preserve"> </w:t>
-      </w:r>
-      <w:hyperlink r:id="rId56">
-        <w:r>
-          <w:rPr>
-            <w:rStyle w:val="Hyperlink"/>
-            <w:lang w:val="es-CO"/>
-          </w:rPr>
-          <w:t xml:space="preserve">Claves foráneas en MySQL 8.4</w:t>
-        </w:r>
-      </w:hyperlink>
-      <w:r>
-        <w:rPr>
-          <w:lang w:val="es-CO"/>
-        </w:rPr>
-        <w:t xml:space="preserve">,</w:t>
-      </w:r>
-      <w:r>
-        <w:rPr>
-          <w:lang w:val="es-CO"/>
-        </w:rPr>
-        <w:t xml:space="preserve"> </w:t>
-      </w:r>
-      <w:hyperlink r:id="rId57">
-        <w:r>
-          <w:rPr>
-            <w:rStyle w:val="Hyperlink"/>
-            <w:lang w:val="es-CO"/>
-          </w:rPr>
-          <w:t xml:space="preserve">restricciones CHECK</w:t>
-        </w:r>
-      </w:hyperlink>
-      <w:r>
-        <w:rPr>
-          <w:lang w:val="es-CO"/>
-        </w:rPr>
-        <w:t xml:space="preserve"> </w:t>
-      </w:r>
-      <w:r>
-        <w:rPr>
-          <w:lang w:val="es-CO"/>
-        </w:rPr>
-        <w:t xml:space="preserve">y</w:t>
-      </w:r>
-      <w:r>
-        <w:rPr>
-          <w:lang w:val="es-CO"/>
-        </w:rPr>
-        <w:t xml:space="preserve"> </w:t>
-      </w:r>
-      <w:hyperlink r:id="rId58">
-        <w:r>
-          <w:rPr>
-            <w:rStyle w:val="Hyperlink"/>
-            <w:lang w:val="es-CO"/>
-          </w:rPr>
-          <w:t xml:space="preserve">roles</w:t>
-        </w:r>
-      </w:hyperlink>
-      <w:r>
-        <w:rPr>
-          <w:lang w:val="es-CO"/>
-        </w:rPr>
-        <w:t xml:space="preserve">.</w:t>
-      </w:r>
-    </w:p>
-    <w:p>
-      <w:pPr>
-        <w:pStyle w:val="Compact"/>
-        <w:numPr>
-          <w:ilvl w:val="0"/>
-          <w:numId w:val="1001"/>
-        </w:numPr>
-      </w:pPr>
-      <w:r>
-        <w:rPr>
-          <w:lang w:val="es-CO"/>
-        </w:rPr>
-        <w:t xml:space="preserve">MariaDB Foundation.</w:t>
-      </w:r>
-      <w:r>
-        <w:rPr>
-          <w:lang w:val="es-CO"/>
-        </w:rPr>
-        <w:t xml:space="preserve"> </w:t>
-      </w:r>
-      <w:hyperlink r:id="rId59">
-        <w:r>
-          <w:rPr>
-            <w:rStyle w:val="Hyperlink"/>
-            <w:lang w:val="es-CO"/>
-          </w:rPr>
-          <w:t xml:space="preserve">Licencia y mantenimiento comunitario</w:t>
-        </w:r>
-      </w:hyperlink>
-      <w:r>
-        <w:rPr>
-          <w:lang w:val="es-CO"/>
-        </w:rPr>
-        <w:t xml:space="preserve">. MariaDB.</w:t>
-      </w:r>
-      <w:r>
-        <w:rPr>
-          <w:lang w:val="es-CO"/>
-        </w:rPr>
-        <w:t xml:space="preserve"> </w:t>
-      </w:r>
-      <w:hyperlink r:id="rId60">
-        <w:r>
-          <w:rPr>
-            <w:rStyle w:val="Hyperlink"/>
-            <w:lang w:val="es-CO"/>
-          </w:rPr>
-          <w:t xml:space="preserve">Restricciones de integridad</w:t>
+          <w:t xml:space="preserve">MariaDB Server y licencia GPLv2</w:t>
         </w:r>
       </w:hyperlink>
       <w:r>

--- a/documentos/fase2/03_Analisis_Seleccion_RDBMS.docx
+++ b/documentos/fase2/03_Analisis_Seleccion_RDBMS.docx
@@ -682,7 +682,7 @@
                 <w:sz w:val="19"/>
                 <w:lang w:val="es-CO"/>
               </w:rPr>
-              <w:t xml:space="preserve">VirtualBox en el equipo servidor; NAT con reenvío de puertos o adaptador puente</w:t>
+              <w:t xml:space="preserve">KVM/QEMU con Lima en el computador servidor con Linux; puertos 3306 y 5000 abiertos a la red local</w:t>
             </w:r>
           </w:p>
         </w:tc>
@@ -3939,7 +3939,7 @@
                 <w:sz w:val="19"/>
                 <w:lang w:val="es-CO"/>
               </w:rPr>
-              <w:t xml:space="preserve">, registrar paquetes instalados y repetir la carga y las pruebas en VirtualBox y Lima</w:t>
+              <w:t xml:space="preserve">, registrar paquetes instalados y repetir la carga y las pruebas en la simulación y en el servidor</w:t>
             </w:r>
           </w:p>
         </w:tc>

--- a/documentos/fase2/03_Analisis_Seleccion_RDBMS.docx
+++ b/documentos/fase2/03_Analisis_Seleccion_RDBMS.docx
@@ -349,7 +349,7 @@
         <w:rPr>
           <w:lang w:val="es-CO"/>
         </w:rPr>
-        <w:t xml:space="preserve">SIGEVET centraliza la información de Huella Sana S.A.S., organización ficticia con cinco clínicas. El modelo tiene 22 tablas para sedes, empleados, clientes, mascotas, citas, historias clínicas, medicamentos, inventario y facturación. La aplicación usa Servlets y JSP en Tomcat y consulta los datos con una cuenta de solo lectura. Los scripts del equipo crean el esquema y cargan los datos sintéticos.</w:t>
+        <w:t xml:space="preserve">SIGEVET centraliza la información de Huella Sana S.A.S., organización ficticia con cinco clínicas. El modelo tiene 22 tablas para sedes, empleados, clientes, mascotas, citas, historias clínicas, medicamentos, inventario y facturación. La aplicación usa Java con Spring Boot y consulta los datos con una cuenta de solo lectura. Los scripts del equipo crean el esquema y cargan los datos sintéticos.</w:t>
       </w:r>
     </w:p>
     <w:p>

--- a/documentos/fase2/03_Analisis_Seleccion_RDBMS.docx
+++ b/documentos/fase2/03_Analisis_Seleccion_RDBMS.docx
@@ -285,7 +285,7 @@
       <w:pPr>
         <w:pStyle w:val="Heading1"/>
       </w:pPr>
-      <w:bookmarkStart w:id="19" w:name="_47b0b0c2fb0a64550751876f479b357c9d90ee1"/>
+      <w:bookmarkStart w:id="19" w:name="_selección"/>
       <w:r>
         <w:rPr>
           <w:rStyle w:val="SectionNumber"/>
@@ -300,7 +300,7 @@
         <w:rPr>
           <w:lang w:val="es-CO"/>
         </w:rPr>
-        <w:t xml:space="preserve">Introducción y objetivo</w:t>
+        <w:t xml:space="preserve">Selección</w:t>
       </w:r>
       <w:bookmarkEnd w:id="19"/>
     </w:p>
@@ -338,7 +338,64 @@
         <w:rPr>
           <w:lang w:val="es-CO"/>
         </w:rPr>
-        <w:t xml:space="preserve">para la base de datos de SIGEVET, proyecto de Bases de Datos 1 de la Universidad El Bosque. La decisión considera las funciones del modelo, la instalación en Oracle Linux 9, el uso de MySQL Workbench desde el anfitrión y la conexión de la aplicación Java. Primero se probó Oracle Database Free; esa versión quedó como respaldo y MySQL es el motor de la implementación principal.</w:t>
+        <w:t xml:space="preserve">para SIGEVET por su instalación en Oracle Linux 9, Workbench y conexión Java con Spring Boot. Oracle Database Free queda como respaldo.</w:t>
+      </w:r>
+    </w:p>
+    <w:p>
+      <w:pPr>
+        <w:pStyle w:val="Heading1"/>
+      </w:pPr>
+      <w:bookmarkStart w:id="20" w:name="_b2e4e5c2658930437c392c20d87325d0789a235"/>
+      <w:r>
+        <w:rPr>
+          <w:rStyle w:val="SectionNumber"/>
+          <w:lang w:val="es-CO"/>
+        </w:rPr>
+        <w:t xml:space="preserve">2</w:t>
+      </w:r>
+      <w:r>
+        <w:tab/>
+      </w:r>
+      <w:r>
+        <w:rPr>
+          <w:lang w:val="es-CO"/>
+        </w:rPr>
+        <w:t xml:space="preserve">Requisitos y restricciones</w:t>
+      </w:r>
+      <w:bookmarkEnd w:id="20"/>
+    </w:p>
+    <w:p>
+      <w:pPr>
+        <w:pStyle w:val="Heading2"/>
+      </w:pPr>
+      <w:bookmarkStart w:id="21" w:name="_6266a7b65fa6aa9177428ec46048971fb1f04b4"/>
+      <w:r>
+        <w:rPr>
+          <w:rStyle w:val="SectionNumber"/>
+          <w:lang w:val="es-CO"/>
+        </w:rPr>
+        <w:t xml:space="preserve">2.1</w:t>
+      </w:r>
+      <w:r>
+        <w:tab/>
+      </w:r>
+      <w:r>
+        <w:rPr>
+          <w:lang w:val="es-CO"/>
+        </w:rPr>
+        <w:t xml:space="preserve">Alcance académico y relacional</w:t>
+      </w:r>
+      <w:bookmarkEnd w:id="21"/>
+    </w:p>
+    <w:p>
+      <w:pPr>
+        <w:pStyle w:val="FirstParagraph"/>
+      </w:pPr>
+      <w:r>
+        <w:rPr>
+          <w:lang w:val="es-CO"/>
+        </w:rPr>
+        <w:t xml:space="preserve">Se exige un RDBMS, se excluye SQL Server y se admite Data Modeler o Workbench. Se evalúan integridad, transacciones, álgebra relacional, vistas y rutinas.</w:t>
       </w:r>
     </w:p>
     <w:p>
@@ -349,75 +406,7 @@
         <w:rPr>
           <w:lang w:val="es-CO"/>
         </w:rPr>
-        <w:t xml:space="preserve">SIGEVET centraliza la información de Huella Sana S.A.S., organización ficticia con cinco clínicas. El modelo tiene 22 tablas para sedes, empleados, clientes, mascotas, citas, historias clínicas, medicamentos, inventario y facturación. La aplicación usa Java con Spring Boot y consulta los datos con una cuenta de solo lectura. Los scripts del equipo crean el esquema y cargan los datos sintéticos.</w:t>
-      </w:r>
-    </w:p>
-    <w:p>
-      <w:pPr>
-        <w:pStyle w:val="Heading1"/>
-      </w:pPr>
-      <w:bookmarkStart w:id="20" w:name="_b2e4e5c2658930437c392c20d87325d0789a235"/>
-      <w:r>
-        <w:rPr>
-          <w:rStyle w:val="SectionNumber"/>
-          <w:lang w:val="es-CO"/>
-        </w:rPr>
-        <w:t xml:space="preserve">2</w:t>
-      </w:r>
-      <w:r>
-        <w:tab/>
-      </w:r>
-      <w:r>
-        <w:rPr>
-          <w:lang w:val="es-CO"/>
-        </w:rPr>
-        <w:t xml:space="preserve">Requisitos y restricciones</w:t>
-      </w:r>
-      <w:bookmarkEnd w:id="20"/>
-    </w:p>
-    <w:p>
-      <w:pPr>
-        <w:pStyle w:val="Heading2"/>
-      </w:pPr>
-      <w:bookmarkStart w:id="21" w:name="_6266a7b65fa6aa9177428ec46048971fb1f04b4"/>
-      <w:r>
-        <w:rPr>
-          <w:rStyle w:val="SectionNumber"/>
-          <w:lang w:val="es-CO"/>
-        </w:rPr>
-        <w:t xml:space="preserve">2.1</w:t>
-      </w:r>
-      <w:r>
-        <w:tab/>
-      </w:r>
-      <w:r>
-        <w:rPr>
-          <w:lang w:val="es-CO"/>
-        </w:rPr>
-        <w:t xml:space="preserve">Alcance académico y relacional</w:t>
-      </w:r>
-      <w:bookmarkEnd w:id="21"/>
-    </w:p>
-    <w:p>
-      <w:pPr>
-        <w:pStyle w:val="FirstParagraph"/>
-      </w:pPr>
-      <w:r>
-        <w:rPr>
-          <w:lang w:val="es-CO"/>
-        </w:rPr>
-        <w:t xml:space="preserve">El enunciado exige un RDBMS, prohíbe SQL Server y acepta «Data Modeler o Workbench» para el modelado. Se necesitan claves primarias y foráneas, unicidad, obligatoriedad, restricciones de dominio, transacciones y consultas de álgebra relacional. También se requieren vistas, funciones, procedimientos y disparadores para las reglas de negocio. La evaluación compara MySQL, PostgreSQL, Oracle Database Free y MariaDB; ninguna alternativa se presenta como plenamente conforme con todo el estándar SQL.</w:t>
-      </w:r>
-    </w:p>
-    <w:p>
-      <w:pPr>
-        <w:pStyle w:val="BodyText"/>
-      </w:pPr>
-      <w:r>
-        <w:rPr>
-          <w:lang w:val="es-CO"/>
-        </w:rPr>
-        <w:t xml:space="preserve">La base se llama</w:t>
+        <w:t xml:space="preserve">En</w:t>
       </w:r>
       <w:r>
         <w:rPr>
@@ -436,7 +425,7 @@
         <w:rPr>
           <w:lang w:val="es-CO"/>
         </w:rPr>
-        <w:t xml:space="preserve">. El usuario</w:t>
+        <w:t xml:space="preserve">,</w:t>
       </w:r>
       <w:r>
         <w:rPr>
@@ -461,7 +450,7 @@
         <w:rPr>
           <w:lang w:val="es-CO"/>
         </w:rPr>
-        <w:t xml:space="preserve">administra sus objetos y</w:t>
+        <w:t xml:space="preserve">administra;</w:t>
       </w:r>
       <w:r>
         <w:rPr>
@@ -486,7 +475,7 @@
         <w:rPr>
           <w:lang w:val="es-CO"/>
         </w:rPr>
-        <w:t xml:space="preserve">consulta mediante el rol</w:t>
+        <w:t xml:space="preserve">consulta mediante</w:t>
       </w:r>
       <w:r>
         <w:rPr>
@@ -505,27 +494,7 @@
         <w:rPr>
           <w:lang w:val="es-CO"/>
         </w:rPr>
-        <w:t xml:space="preserve">. MySQL Workbench Community permite modelar diagramas EER en notación Crow’s Foot, administrar la base y ejecutar consultas desde el anfitrión. La aplicación Java se conecta mediante el controlador JDBC oficial</w:t>
-      </w:r>
-      <w:r>
-        <w:rPr>
-          <w:lang w:val="es-CO"/>
-        </w:rPr>
-        <w:t xml:space="preserve"> </w:t>
-      </w:r>
-      <w:r>
-        <w:rPr>
-          <w:b/>
-          <w:bCs/>
-          <w:lang w:val="es-CO"/>
-        </w:rPr>
-        <w:t xml:space="preserve">MySQL Connector/J</w:t>
-      </w:r>
-      <w:r>
-        <w:rPr>
-          <w:lang w:val="es-CO"/>
-        </w:rPr>
-        <w:t xml:space="preserve">, con consultas parametrizadas y sin usar la cuenta dueña del esquema. [1, 2, 3]</w:t>
+        <w:t xml:space="preserve">. Workbench modela en Crow’s Foot; Java usa Connector/J y consultas parametrizadas. [1–3]</w:t>
       </w:r>
     </w:p>
     <w:p>
@@ -944,7 +913,64 @@
         <w:rPr>
           <w:lang w:val="es-CO"/>
         </w:rPr>
-        <w:t xml:space="preserve">AppStream ofrece el módulo</w:t>
+        <w:t xml:space="preserve">AppStream evita agregar repositorios externos; la implementación registra la revisión instalada. [4]</w:t>
+      </w:r>
+    </w:p>
+    <w:p>
+      <w:pPr>
+        <w:pStyle w:val="Heading1"/>
+      </w:pPr>
+      <w:bookmarkStart w:id="23" w:name="_fc1b89aa578c8dad569381cc7799ba74ab17fc9"/>
+      <w:r>
+        <w:rPr>
+          <w:rStyle w:val="SectionNumber"/>
+          <w:lang w:val="es-CO"/>
+        </w:rPr>
+        <w:t xml:space="preserve">3</w:t>
+      </w:r>
+      <w:r>
+        <w:tab/>
+      </w:r>
+      <w:r>
+        <w:rPr>
+          <w:lang w:val="es-CO"/>
+        </w:rPr>
+        <w:t xml:space="preserve">Alternativas evaluadas</w:t>
+      </w:r>
+      <w:bookmarkEnd w:id="23"/>
+    </w:p>
+    <w:p>
+      <w:pPr>
+        <w:pStyle w:val="Heading2"/>
+      </w:pPr>
+      <w:bookmarkStart w:id="24" w:name="_d358fa097b0a8e7ca2a8ec629d3d00f510f5473"/>
+      <w:r>
+        <w:rPr>
+          <w:rStyle w:val="SectionNumber"/>
+          <w:lang w:val="es-CO"/>
+        </w:rPr>
+        <w:t xml:space="preserve">3.1</w:t>
+      </w:r>
+      <w:r>
+        <w:tab/>
+      </w:r>
+      <w:r>
+        <w:rPr>
+          <w:lang w:val="es-CO"/>
+        </w:rPr>
+        <w:t xml:space="preserve">MySQL 8.4 LTS Community Edition</w:t>
+      </w:r>
+      <w:bookmarkEnd w:id="24"/>
+    </w:p>
+    <w:p>
+      <w:pPr>
+        <w:pStyle w:val="FirstParagraph"/>
+      </w:pPr>
+      <w:r>
+        <w:rPr>
+          <w:lang w:val="es-CO"/>
+        </w:rPr>
+        <w:t xml:space="preserve">InnoDB ofrece transacciones, claves foráneas, vistas y rutinas.</w:t>
       </w:r>
       <w:r>
         <w:rPr>
@@ -957,237 +983,161 @@
           <w:rStyle w:val="VerbatimChar"/>
           <w:lang w:val="es-CO"/>
         </w:rPr>
-        <w:t xml:space="preserve">mysql:8.4</w:t>
-      </w:r>
-      <w:r>
-        <w:rPr>
-          <w:lang w:val="es-CO"/>
-        </w:rPr>
-        <w:t xml:space="preserve"> </w:t>
-      </w:r>
-      <w:r>
-        <w:rPr>
-          <w:lang w:val="es-CO"/>
-        </w:rPr>
-        <w:t xml:space="preserve">para Oracle Linux 9, por lo que la instalación no requiere descargar RPM aparte ni agregar un repositorio externo. El instalador y las evidencias del proyecto identifican la revisión instalada de la rama</w:t>
-      </w:r>
-      <w:r>
-        <w:rPr>
-          <w:lang w:val="es-CO"/>
-        </w:rPr>
-        <w:t xml:space="preserve"> </w:t>
-      </w:r>
+        <w:t xml:space="preserve">CHECK</w:t>
+      </w:r>
+      <w:r>
+        <w:rPr>
+          <w:lang w:val="es-CO"/>
+        </w:rPr>
+        <w:t xml:space="preserve"> </w:t>
+      </w:r>
+      <w:r>
+        <w:rPr>
+          <w:lang w:val="es-CO"/>
+        </w:rPr>
+        <w:t xml:space="preserve">funciona desde 8.0.16;</w:t>
+      </w:r>
+      <w:r>
+        <w:rPr>
+          <w:lang w:val="es-CO"/>
+        </w:rPr>
+        <w:t xml:space="preserve"> </w:t>
+      </w:r>
+      <w:r>
+        <w:rPr>
+          <w:rStyle w:val="VerbatimChar"/>
+          <w:lang w:val="es-CO"/>
+        </w:rPr>
+        <w:t xml:space="preserve">EXCEPT</w:t>
+      </w:r>
+      <w:r>
+        <w:rPr>
+          <w:lang w:val="es-CO"/>
+        </w:rPr>
+        <w:t xml:space="preserve"> </w:t>
+      </w:r>
+      <w:r>
+        <w:rPr>
+          <w:lang w:val="es-CO"/>
+        </w:rPr>
+        <w:t xml:space="preserve">e</w:t>
+      </w:r>
+      <w:r>
+        <w:rPr>
+          <w:lang w:val="es-CO"/>
+        </w:rPr>
+        <w:t xml:space="preserve"> </w:t>
+      </w:r>
+      <w:r>
+        <w:rPr>
+          <w:rStyle w:val="VerbatimChar"/>
+          <w:lang w:val="es-CO"/>
+        </w:rPr>
+        <w:t xml:space="preserve">INTERSECT</w:t>
+      </w:r>
+      <w:r>
+        <w:rPr>
+          <w:lang w:val="es-CO"/>
+        </w:rPr>
+        <w:t xml:space="preserve">, desde 8.0.31. [5–8]</w:t>
+      </w:r>
+    </w:p>
+    <w:p>
+      <w:pPr>
+        <w:pStyle w:val="BodyText"/>
+      </w:pPr>
       <w:r>
         <w:rPr>
           <w:b/>
           <w:bCs/>
           <w:lang w:val="es-CO"/>
         </w:rPr>
-        <w:t xml:space="preserve">8.4 LTS</w:t>
-      </w:r>
-      <w:r>
-        <w:rPr>
-          <w:lang w:val="es-CO"/>
-        </w:rPr>
-        <w:t xml:space="preserve">; el documento de implementación presenta su número completo. [4]</w:t>
-      </w:r>
-    </w:p>
-    <w:p>
-      <w:pPr>
-        <w:pStyle w:val="BodyText"/>
-      </w:pPr>
-      <w:r>
-        <w:rPr>
-          <w:lang w:val="es-CO"/>
-        </w:rPr>
-        <w:t xml:space="preserve">Community Edition es gratuita y tiene licencia GPLv2. No impone límites de tamaño, CPU o RAM por edición como Oracle Free; la capacidad depende del hardware, el sistema de archivos y los límites técnicos del motor. La descarga comunitaria no incluye un contrato de soporte comercial. [1, 5]</w:t>
-      </w:r>
-    </w:p>
-    <w:p>
-      <w:pPr>
-        <w:pStyle w:val="Heading1"/>
-      </w:pPr>
-      <w:bookmarkStart w:id="23" w:name="_fc1b89aa578c8dad569381cc7799ba74ab17fc9"/>
-      <w:r>
-        <w:rPr>
-          <w:rStyle w:val="SectionNumber"/>
-          <w:lang w:val="es-CO"/>
-        </w:rPr>
-        <w:t xml:space="preserve">3</w:t>
-      </w:r>
-      <w:r>
-        <w:tab/>
-      </w:r>
-      <w:r>
-        <w:rPr>
-          <w:lang w:val="es-CO"/>
-        </w:rPr>
-        <w:t xml:space="preserve">Alternativas evaluadas</w:t>
-      </w:r>
-      <w:bookmarkEnd w:id="23"/>
-    </w:p>
-    <w:p>
-      <w:pPr>
-        <w:pStyle w:val="Heading2"/>
-      </w:pPr>
-      <w:bookmarkStart w:id="24" w:name="_d358fa097b0a8e7ca2a8ec629d3d00f510f5473"/>
-      <w:r>
-        <w:rPr>
-          <w:rStyle w:val="SectionNumber"/>
-          <w:lang w:val="es-CO"/>
-        </w:rPr>
-        <w:t xml:space="preserve">3.1</w:t>
-      </w:r>
-      <w:r>
-        <w:tab/>
-      </w:r>
-      <w:r>
-        <w:rPr>
-          <w:lang w:val="es-CO"/>
-        </w:rPr>
-        <w:t xml:space="preserve">MySQL 8.4 LTS Community Edition</w:t>
-      </w:r>
-      <w:bookmarkEnd w:id="24"/>
-    </w:p>
-    <w:p>
-      <w:pPr>
-        <w:pStyle w:val="FirstParagraph"/>
-      </w:pPr>
-      <w:r>
-        <w:rPr>
-          <w:lang w:val="es-CO"/>
-        </w:rPr>
-        <w:t xml:space="preserve">Con InnoDB ofrece transacciones e integridad referencial mediante claves foráneas. Aplica restricciones</w:t>
-      </w:r>
-      <w:r>
-        <w:rPr>
-          <w:lang w:val="es-CO"/>
-        </w:rPr>
-        <w:t xml:space="preserve"> </w:t>
-      </w:r>
-      <w:r>
-        <w:rPr>
-          <w:rStyle w:val="VerbatimChar"/>
-          <w:lang w:val="es-CO"/>
-        </w:rPr>
-        <w:t xml:space="preserve">CHECK</w:t>
-      </w:r>
-      <w:r>
-        <w:rPr>
-          <w:lang w:val="es-CO"/>
-        </w:rPr>
-        <w:t xml:space="preserve"> </w:t>
-      </w:r>
-      <w:r>
-        <w:rPr>
-          <w:lang w:val="es-CO"/>
-        </w:rPr>
-        <w:t xml:space="preserve">desde 8.0.16 e incorpora</w:t>
-      </w:r>
-      <w:r>
-        <w:rPr>
-          <w:lang w:val="es-CO"/>
-        </w:rPr>
-        <w:t xml:space="preserve"> </w:t>
-      </w:r>
-      <w:r>
-        <w:rPr>
-          <w:rStyle w:val="VerbatimChar"/>
-          <w:lang w:val="es-CO"/>
-        </w:rPr>
-        <w:t xml:space="preserve">EXCEPT</w:t>
-      </w:r>
-      <w:r>
-        <w:rPr>
-          <w:lang w:val="es-CO"/>
-        </w:rPr>
-        <w:t xml:space="preserve"> </w:t>
-      </w:r>
-      <w:r>
-        <w:rPr>
-          <w:lang w:val="es-CO"/>
-        </w:rPr>
-        <w:t xml:space="preserve">e</w:t>
-      </w:r>
-      <w:r>
-        <w:rPr>
-          <w:lang w:val="es-CO"/>
-        </w:rPr>
-        <w:t xml:space="preserve"> </w:t>
-      </w:r>
-      <w:r>
-        <w:rPr>
-          <w:rStyle w:val="VerbatimChar"/>
-          <w:lang w:val="es-CO"/>
-        </w:rPr>
-        <w:t xml:space="preserve">INTERSECT</w:t>
-      </w:r>
-      <w:r>
-        <w:rPr>
-          <w:lang w:val="es-CO"/>
-        </w:rPr>
-        <w:t xml:space="preserve"> </w:t>
-      </w:r>
-      <w:r>
-        <w:rPr>
-          <w:lang w:val="es-CO"/>
-        </w:rPr>
-        <w:t xml:space="preserve">desde 8.0.31, funciones disponibles en 8.4. También admite vistas, funciones, procedimientos y disparadores con</w:t>
-      </w:r>
-      <w:r>
-        <w:rPr>
-          <w:lang w:val="es-CO"/>
-        </w:rPr>
-        <w:t xml:space="preserve"> </w:t>
-      </w:r>
-      <w:r>
-        <w:rPr>
-          <w:rStyle w:val="VerbatimChar"/>
-          <w:lang w:val="es-CO"/>
-        </w:rPr>
-        <w:t xml:space="preserve">SIGNAL</w:t>
-      </w:r>
-      <w:r>
-        <w:rPr>
-          <w:lang w:val="es-CO"/>
-        </w:rPr>
-        <w:t xml:space="preserve"> </w:t>
-      </w:r>
-      <w:r>
-        <w:rPr>
-          <w:lang w:val="es-CO"/>
-        </w:rPr>
-        <w:t xml:space="preserve">para rechazar operaciones que incumplan las reglas. [5, 6, 7, 8]</w:t>
-      </w:r>
-    </w:p>
-    <w:p>
-      <w:pPr>
-        <w:pStyle w:val="BodyText"/>
-      </w:pPr>
+        <w:t xml:space="preserve">Ventajas:</w:t>
+      </w:r>
+      <w:r>
+        <w:rPr>
+          <w:lang w:val="es-CO"/>
+        </w:rPr>
+        <w:t xml:space="preserve"> </w:t>
+      </w:r>
+      <w:r>
+        <w:rPr>
+          <w:lang w:val="es-CO"/>
+        </w:rPr>
+        <w:t xml:space="preserve">GPLv2, sin límites por edición; AppStream, Workbench, Connector/J y experiencia del equipo.</w:t>
+      </w:r>
+      <w:r>
+        <w:rPr>
+          <w:lang w:val="es-CO"/>
+        </w:rPr>
+        <w:t xml:space="preserve"> </w:t>
+      </w:r>
       <w:r>
         <w:rPr>
           <w:b/>
           <w:bCs/>
           <w:lang w:val="es-CO"/>
         </w:rPr>
-        <w:t xml:space="preserve">Ventajas:</w:t>
-      </w:r>
-      <w:r>
-        <w:rPr>
-          <w:lang w:val="es-CO"/>
-        </w:rPr>
-        <w:t xml:space="preserve"> </w:t>
-      </w:r>
-      <w:r>
-        <w:rPr>
-          <w:lang w:val="es-CO"/>
-        </w:rPr>
-        <w:t xml:space="preserve">licencia gratuita sin límites de edición equivalentes a Oracle Free; paquete oficial en AppStream; Workbench Community gratuito para modelado, administración y consultas; Connector/J oficial; familiaridad del equipo y una comunidad amplia. La base cargada ocupa 1,08 MB, lo que muestra una necesidad baja de almacenamiento para este conjunto académico. Ese tamaño no mide el consumo de RAM ni demuestra por sí solo mayor rendimiento que otros motores.</w:t>
-      </w:r>
-    </w:p>
-    <w:p>
-      <w:pPr>
-        <w:pStyle w:val="BodyText"/>
+        <w:t xml:space="preserve">Desventajas:</w:t>
+      </w:r>
+      <w:r>
+        <w:rPr>
+          <w:lang w:val="es-CO"/>
+        </w:rPr>
+        <w:t xml:space="preserve"> </w:t>
+      </w:r>
+      <w:r>
+        <w:rPr>
+          <w:lang w:val="es-CO"/>
+        </w:rPr>
+        <w:t xml:space="preserve">sin soporte comercial incluido ni</w:t>
+      </w:r>
+      <w:r>
+        <w:rPr>
+          <w:lang w:val="es-CO"/>
+        </w:rPr>
+        <w:t xml:space="preserve"> </w:t>
+      </w:r>
+      <w:r>
+        <w:rPr>
+          <w:rStyle w:val="VerbatimChar"/>
+          <w:lang w:val="es-CO"/>
+        </w:rPr>
+        <w:t xml:space="preserve">FULL OUTER JOIN</w:t>
+      </w:r>
+      <w:r>
+        <w:rPr>
+          <w:lang w:val="es-CO"/>
+        </w:rPr>
+        <w:t xml:space="preserve">; disparadores de un evento y diferencias de nombres y expresiones detalladas en riesgos. [8–11]</w:t>
+      </w:r>
+    </w:p>
+    <w:p>
+      <w:pPr>
+        <w:pStyle w:val="Heading2"/>
+      </w:pPr>
+      <w:bookmarkStart w:id="25" w:name="_ec74f51af24b68ceaa18ff6481b12f0ee57f563"/>
+      <w:r>
+        <w:rPr>
+          <w:rStyle w:val="SectionNumber"/>
+          <w:lang w:val="es-CO"/>
+        </w:rPr>
+        <w:t xml:space="preserve">3.2</w:t>
+      </w:r>
+      <w:r>
+        <w:tab/>
+      </w:r>
+      <w:r>
+        <w:rPr>
+          <w:lang w:val="es-CO"/>
+        </w:rPr>
+        <w:t xml:space="preserve">PostgreSQL 17</w:t>
+      </w:r>
+      <w:bookmarkEnd w:id="25"/>
+    </w:p>
+    <w:p>
+      <w:pPr>
+        <w:pStyle w:val="FirstParagraph"/>
       </w:pPr>
       <w:r>
         <w:rPr>
@@ -1195,19 +1145,19 @@
           <w:bCs/>
           <w:lang w:val="es-CO"/>
         </w:rPr>
-        <w:t xml:space="preserve">Desventajas:</w:t>
-      </w:r>
-      <w:r>
-        <w:rPr>
-          <w:lang w:val="es-CO"/>
-        </w:rPr>
-        <w:t xml:space="preserve"> </w:t>
-      </w:r>
-      <w:r>
-        <w:rPr>
-          <w:lang w:val="es-CO"/>
-        </w:rPr>
-        <w:t xml:space="preserve">carece de</w:t>
+        <w:t xml:space="preserve">Ventajas:</w:t>
+      </w:r>
+      <w:r>
+        <w:rPr>
+          <w:lang w:val="es-CO"/>
+        </w:rPr>
+        <w:t xml:space="preserve"> </w:t>
+      </w:r>
+      <w:r>
+        <w:rPr>
+          <w:lang w:val="es-CO"/>
+        </w:rPr>
+        <w:t xml:space="preserve">licencia PostgreSQL permisiva, sin límites de edición; integridad, transacciones y SQL con</w:t>
       </w:r>
       <w:r>
         <w:rPr>
@@ -1226,189 +1176,107 @@
         <w:rPr>
           <w:lang w:val="es-CO"/>
         </w:rPr>
-        <w:t xml:space="preserve">; cada disparador atiende un solo evento; y, con la configuración habitual de Linux, los nombres de tabla distinguen mayúsculas. El analizador de Workbench usado en el proyecto no reconoce valores por defecto con expresión como</w:t>
-      </w:r>
-      <w:r>
-        <w:rPr>
-          <w:lang w:val="es-CO"/>
-        </w:rPr>
-        <w:t xml:space="preserve"> </w:t>
-      </w:r>
-      <w:r>
-        <w:rPr>
-          <w:rStyle w:val="VerbatimChar"/>
-          <w:lang w:val="es-CO"/>
-        </w:rPr>
-        <w:t xml:space="preserve">DEFAULT (CURRENT_DATE)</w:t>
-      </w:r>
-      <w:r>
-        <w:rPr>
-          <w:lang w:val="es-CO"/>
-        </w:rPr>
-        <w:t xml:space="preserve">, aunque el servidor los admite. Las adaptaciones se explican en los riesgos y están reflejadas en los scripts. [8, 9, 10, 11]</w:t>
-      </w:r>
-    </w:p>
-    <w:p>
-      <w:pPr>
-        <w:pStyle w:val="Heading2"/>
-      </w:pPr>
-      <w:bookmarkStart w:id="25" w:name="_ec74f51af24b68ceaa18ff6481b12f0ee57f563"/>
-      <w:r>
-        <w:rPr>
-          <w:rStyle w:val="SectionNumber"/>
-          <w:lang w:val="es-CO"/>
-        </w:rPr>
-        <w:t xml:space="preserve">3.2</w:t>
-      </w:r>
-      <w:r>
-        <w:tab/>
-      </w:r>
-      <w:r>
-        <w:rPr>
-          <w:lang w:val="es-CO"/>
-        </w:rPr>
-        <w:t xml:space="preserve">PostgreSQL 17</w:t>
-      </w:r>
-      <w:bookmarkEnd w:id="25"/>
-    </w:p>
-    <w:p>
-      <w:pPr>
-        <w:pStyle w:val="FirstParagraph"/>
-      </w:pPr>
-      <w:r>
-        <w:rPr>
-          <w:lang w:val="es-CO"/>
-        </w:rPr>
-        <w:t xml:space="preserve">Motor gratuito de código abierto con licencia PostgreSQL permisiva. Ofrece transacciones, integridad referencial, restricciones y una amplia cobertura de SQL, incluido</w:t>
-      </w:r>
-      <w:r>
-        <w:rPr>
-          <w:lang w:val="es-CO"/>
-        </w:rPr>
-        <w:t xml:space="preserve"> </w:t>
-      </w:r>
-      <w:r>
-        <w:rPr>
-          <w:rStyle w:val="VerbatimChar"/>
-          <w:lang w:val="es-CO"/>
-        </w:rPr>
-        <w:t xml:space="preserve">FULL OUTER JOIN</w:t>
-      </w:r>
-      <w:r>
-        <w:rPr>
-          <w:lang w:val="es-CO"/>
-        </w:rPr>
-        <w:t xml:space="preserve">. Puede ejecutarse en Oracle Linux y conectarse desde Java mediante JDBC; es una alternativa sólida para el modelo. [12]</w:t>
-      </w:r>
-    </w:p>
-    <w:p>
-      <w:pPr>
-        <w:pStyle w:val="BodyText"/>
-      </w:pPr>
+        <w:t xml:space="preserve">; compatible con Oracle Linux y Java/JDBC.</w:t>
+      </w:r>
+      <w:r>
+        <w:rPr>
+          <w:lang w:val="es-CO"/>
+        </w:rPr>
+        <w:t xml:space="preserve"> </w:t>
+      </w:r>
       <w:r>
         <w:rPr>
           <w:b/>
           <w:bCs/>
           <w:lang w:val="es-CO"/>
         </w:rPr>
-        <w:t xml:space="preserve">Ventajas:</w:t>
-      </w:r>
-      <w:r>
-        <w:rPr>
-          <w:lang w:val="es-CO"/>
-        </w:rPr>
-        <w:t xml:space="preserve"> </w:t>
-      </w:r>
-      <w:r>
-        <w:rPr>
-          <w:lang w:val="es-CO"/>
-        </w:rPr>
-        <w:t xml:space="preserve">expresividad SQL, controles de integridad, documentación y comunidad amplias, sin límites de edición comparables a Oracle Free.</w:t>
-      </w:r>
-      <w:r>
-        <w:rPr>
-          <w:lang w:val="es-CO"/>
-        </w:rPr>
-        <w:t xml:space="preserve"> </w:t>
-      </w:r>
+        <w:t xml:space="preserve">Desventaja:</w:t>
+      </w:r>
+      <w:r>
+        <w:rPr>
+          <w:lang w:val="es-CO"/>
+        </w:rPr>
+        <w:t xml:space="preserve"> </w:t>
+      </w:r>
+      <w:r>
+        <w:rPr>
+          <w:lang w:val="es-CO"/>
+        </w:rPr>
+        <w:t xml:space="preserve">exige otro flujo de modelado y administración porque Workbench se orienta a MySQL. [12]</w:t>
+      </w:r>
+    </w:p>
+    <w:p>
+      <w:pPr>
+        <w:pStyle w:val="Heading2"/>
+      </w:pPr>
+      <w:bookmarkStart w:id="26" w:name="_a581c7f1a2e5dd7dc124f81b6cc6a337b9d322d"/>
+      <w:r>
+        <w:rPr>
+          <w:rStyle w:val="SectionNumber"/>
+          <w:lang w:val="es-CO"/>
+        </w:rPr>
+        <w:t xml:space="preserve">3.3</w:t>
+      </w:r>
+      <w:r>
+        <w:tab/>
+      </w:r>
+      <w:r>
+        <w:rPr>
+          <w:lang w:val="es-CO"/>
+        </w:rPr>
+        <w:t xml:space="preserve">Oracle Database Free</w:t>
+      </w:r>
+      <w:bookmarkEnd w:id="26"/>
+    </w:p>
+    <w:p>
+      <w:pPr>
+        <w:pStyle w:val="FirstParagraph"/>
+      </w:pPr>
       <w:r>
         <w:rPr>
           <w:b/>
           <w:bCs/>
           <w:lang w:val="es-CO"/>
         </w:rPr>
-        <w:t xml:space="preserve">Desventajas para este equipo:</w:t>
-      </w:r>
-      <w:r>
-        <w:rPr>
-          <w:lang w:val="es-CO"/>
-        </w:rPr>
-        <w:t xml:space="preserve"> </w:t>
-      </w:r>
-      <w:r>
-        <w:rPr>
-          <w:lang w:val="es-CO"/>
-        </w:rPr>
-        <w:t xml:space="preserve">exige aprender y validar otro flujo de modelado y administración; Workbench está orientado a MySQL. No se penaliza su capacidad relacional ni se afirma que tenga peor rendimiento: la diferencia está en las herramientas y la experiencia disponibles.</w:t>
-      </w:r>
-    </w:p>
-    <w:p>
-      <w:pPr>
-        <w:pStyle w:val="Heading2"/>
-      </w:pPr>
-      <w:bookmarkStart w:id="26" w:name="_a581c7f1a2e5dd7dc124f81b6cc6a337b9d322d"/>
-      <w:r>
-        <w:rPr>
-          <w:rStyle w:val="SectionNumber"/>
-          <w:lang w:val="es-CO"/>
-        </w:rPr>
-        <w:t xml:space="preserve">3.3</w:t>
-      </w:r>
-      <w:r>
-        <w:tab/>
-      </w:r>
-      <w:r>
-        <w:rPr>
-          <w:lang w:val="es-CO"/>
-        </w:rPr>
-        <w:t xml:space="preserve">Oracle Database Free</w:t>
-      </w:r>
-      <w:bookmarkEnd w:id="26"/>
-    </w:p>
-    <w:p>
-      <w:pPr>
-        <w:pStyle w:val="FirstParagraph"/>
-      </w:pPr>
-      <w:r>
-        <w:rPr>
-          <w:lang w:val="es-CO"/>
-        </w:rPr>
-        <w:t xml:space="preserve">Fue el motor de la primera prueba y su implementación quedó como respaldo. Ofrece transacciones, restricciones, vistas, rutinas, disparadores y herramientas gratuitas como SQL Developer Data Modeler, además de un controlador JDBC oficial.</w:t>
-      </w:r>
-    </w:p>
-    <w:p>
-      <w:pPr>
-        <w:pStyle w:val="BodyText"/>
-      </w:pPr>
+        <w:t xml:space="preserve">Ventajas:</w:t>
+      </w:r>
+      <w:r>
+        <w:rPr>
+          <w:lang w:val="es-CO"/>
+        </w:rPr>
+        <w:t xml:space="preserve"> </w:t>
+      </w:r>
+      <w:r>
+        <w:rPr>
+          <w:lang w:val="es-CO"/>
+        </w:rPr>
+        <w:t xml:space="preserve">funciones relacionales suficientes, Data Modeler gratuito, JDBC oficial e instalación probada.</w:t>
+      </w:r>
+      <w:r>
+        <w:rPr>
+          <w:lang w:val="es-CO"/>
+        </w:rPr>
+        <w:t xml:space="preserve"> </w:t>
+      </w:r>
       <w:r>
         <w:rPr>
           <w:b/>
           <w:bCs/>
           <w:lang w:val="es-CO"/>
         </w:rPr>
-        <w:t xml:space="preserve">Ventajas:</w:t>
-      </w:r>
-      <w:r>
-        <w:rPr>
-          <w:lang w:val="es-CO"/>
-        </w:rPr>
-        <w:t xml:space="preserve"> </w:t>
-      </w:r>
-      <w:r>
-        <w:rPr>
-          <w:lang w:val="es-CO"/>
-        </w:rPr>
-        <w:t xml:space="preserve">funciones relacionales suficientes y una instalación que el equipo ya probó.</w:t>
+        <w:t xml:space="preserve">Desventajas:</w:t>
+      </w:r>
+      <w:r>
+        <w:rPr>
+          <w:lang w:val="es-CO"/>
+        </w:rPr>
+        <w:t xml:space="preserve"> </w:t>
+      </w:r>
+      <w:r>
+        <w:rPr>
+          <w:lang w:val="es-CO"/>
+        </w:rPr>
+        <w:t xml:space="preserve">licencia propietaria gratuita; límites de</w:t>
       </w:r>
       <w:r>
         <w:rPr>
@@ -1422,98 +1290,127 @@
           <w:bCs/>
           <w:lang w:val="es-CO"/>
         </w:rPr>
-        <w:t xml:space="preserve">Desventajas:</w:t>
-      </w:r>
-      <w:r>
-        <w:rPr>
-          <w:lang w:val="es-CO"/>
-        </w:rPr>
-        <w:t xml:space="preserve"> </w:t>
-      </w:r>
-      <w:r>
-        <w:rPr>
-          <w:lang w:val="es-CO"/>
-        </w:rPr>
-        <w:t xml:space="preserve">licencia propietaria de uso gratuito, límites de</w:t>
-      </w:r>
-      <w:r>
-        <w:rPr>
-          <w:lang w:val="es-CO"/>
-        </w:rPr>
-        <w:t xml:space="preserve"> </w:t>
-      </w:r>
+        <w:t xml:space="preserve">2 CPU, 2 GB de RAM y 12 GB de datos de usuario</w:t>
+      </w:r>
+      <w:r>
+        <w:rPr>
+          <w:lang w:val="es-CO"/>
+        </w:rPr>
+        <w:t xml:space="preserve"> </w:t>
+      </w:r>
+      <w:r>
+        <w:rPr>
+          <w:lang w:val="es-CO"/>
+        </w:rPr>
+        <w:t xml:space="preserve">para el motor; requiere preinstalador y RPM separado. [13]</w:t>
+      </w:r>
+    </w:p>
+    <w:p>
+      <w:pPr>
+        <w:pStyle w:val="Heading2"/>
+      </w:pPr>
+      <w:bookmarkStart w:id="27" w:name="_e9c39664807031d354051381fe130e0d2e5c485"/>
+      <w:r>
+        <w:rPr>
+          <w:rStyle w:val="SectionNumber"/>
+          <w:lang w:val="es-CO"/>
+        </w:rPr>
+        <w:t xml:space="preserve">3.4</w:t>
+      </w:r>
+      <w:r>
+        <w:tab/>
+      </w:r>
+      <w:r>
+        <w:rPr>
+          <w:lang w:val="es-CO"/>
+        </w:rPr>
+        <w:t xml:space="preserve">MariaDB 11.4 LTS</w:t>
+      </w:r>
+      <w:bookmarkEnd w:id="27"/>
+    </w:p>
+    <w:p>
+      <w:pPr>
+        <w:pStyle w:val="FirstParagraph"/>
+      </w:pPr>
       <w:r>
         <w:rPr>
           <w:b/>
           <w:bCs/>
           <w:lang w:val="es-CO"/>
         </w:rPr>
-        <w:t xml:space="preserve">2 CPU, 2 GB de RAM y 12 GB de datos de usuario</w:t>
-      </w:r>
-      <w:r>
-        <w:rPr>
-          <w:lang w:val="es-CO"/>
-        </w:rPr>
-        <w:t xml:space="preserve">, y una instalación que requirió preinstalador y RPM separado. El límite de memoria corresponde al motor, no a toda la VM. Estas restricciones no impiden alojar los datos académicos, pero reducen el margen y añaden pasos frente al módulo MySQL de AppStream. [13]</w:t>
-      </w:r>
-    </w:p>
-    <w:p>
-      <w:pPr>
-        <w:pStyle w:val="Heading2"/>
-      </w:pPr>
-      <w:bookmarkStart w:id="27" w:name="_e9c39664807031d354051381fe130e0d2e5c485"/>
-      <w:r>
-        <w:rPr>
-          <w:rStyle w:val="SectionNumber"/>
-          <w:lang w:val="es-CO"/>
-        </w:rPr>
-        <w:t xml:space="preserve">3.4</w:t>
-      </w:r>
-      <w:r>
-        <w:tab/>
-      </w:r>
-      <w:r>
-        <w:rPr>
-          <w:lang w:val="es-CO"/>
-        </w:rPr>
-        <w:t xml:space="preserve">MariaDB 11.4 LTS</w:t>
-      </w:r>
-      <w:bookmarkEnd w:id="27"/>
-    </w:p>
-    <w:p>
-      <w:pPr>
-        <w:pStyle w:val="FirstParagraph"/>
-      </w:pPr>
-      <w:r>
-        <w:rPr>
-          <w:lang w:val="es-CO"/>
-        </w:rPr>
-        <w:t xml:space="preserve">Motor gratuito de código abierto bajo GPLv2, con InnoDB, transacciones, claves foráneas, restricciones y conectividad Java. Es viable para SIGEVET y tiene una comunidad propia. [14]</w:t>
-      </w:r>
-    </w:p>
-    <w:p>
-      <w:pPr>
-        <w:pStyle w:val="BodyText"/>
-      </w:pPr>
+        <w:t xml:space="preserve">Ventajas:</w:t>
+      </w:r>
+      <w:r>
+        <w:rPr>
+          <w:lang w:val="es-CO"/>
+        </w:rPr>
+        <w:t xml:space="preserve"> </w:t>
+      </w:r>
+      <w:r>
+        <w:rPr>
+          <w:lang w:val="es-CO"/>
+        </w:rPr>
+        <w:t xml:space="preserve">GPLv2, InnoDB, transacciones, claves foráneas y conexión Java.</w:t>
+      </w:r>
+      <w:r>
+        <w:rPr>
+          <w:lang w:val="es-CO"/>
+        </w:rPr>
+        <w:t xml:space="preserve"> </w:t>
+      </w:r>
       <w:r>
         <w:rPr>
           <w:b/>
           <w:bCs/>
           <w:lang w:val="es-CO"/>
         </w:rPr>
-        <w:t xml:space="preserve">Ventajas:</w:t>
-      </w:r>
-      <w:r>
-        <w:rPr>
-          <w:lang w:val="es-CO"/>
-        </w:rPr>
-        <w:t xml:space="preserve"> </w:t>
-      </w:r>
-      <w:r>
-        <w:rPr>
-          <w:lang w:val="es-CO"/>
-        </w:rPr>
-        <w:t xml:space="preserve">licencia libre, recursos configurables y funciones relacionales suficientes.</w:t>
+        <w:t xml:space="preserve">Desventaja:</w:t>
+      </w:r>
+      <w:r>
+        <w:rPr>
+          <w:lang w:val="es-CO"/>
+        </w:rPr>
+        <w:t xml:space="preserve"> </w:t>
+      </w:r>
+      <w:r>
+        <w:rPr>
+          <w:lang w:val="es-CO"/>
+        </w:rPr>
+        <w:t xml:space="preserve">sus diferencias con MySQL exigen validar dialecto, conector y compatibilidad con Workbench. [14]</w:t>
+      </w:r>
+    </w:p>
+    <w:p>
+      <w:pPr>
+        <w:pStyle w:val="Heading1"/>
+      </w:pPr>
+      <w:bookmarkStart w:id="28" w:name="_evaluación"/>
+      <w:r>
+        <w:rPr>
+          <w:rStyle w:val="SectionNumber"/>
+          <w:lang w:val="es-CO"/>
+        </w:rPr>
+        <w:t xml:space="preserve">4</w:t>
+      </w:r>
+      <w:r>
+        <w:tab/>
+      </w:r>
+      <w:r>
+        <w:rPr>
+          <w:lang w:val="es-CO"/>
+        </w:rPr>
+        <w:t xml:space="preserve">Evaluación</w:t>
+      </w:r>
+      <w:bookmarkEnd w:id="28"/>
+    </w:p>
+    <w:p>
+      <w:pPr>
+        <w:pStyle w:val="FirstParagraph"/>
+      </w:pPr>
+      <w:r>
+        <w:rPr>
+          <w:lang w:val="es-CO"/>
+        </w:rPr>
+        <w:t xml:space="preserve">Escala: 1, ajuste muy bajo; 2, bajo; 3, aceptable con adaptaciones; 4, alto; 5, muy alto. Pesos:</w:t>
       </w:r>
       <w:r>
         <w:rPr>
@@ -1527,93 +1424,13 @@
           <w:bCs/>
           <w:lang w:val="es-CO"/>
         </w:rPr>
-        <w:t xml:space="preserve">Desventajas para el proyecto:</w:t>
-      </w:r>
-      <w:r>
-        <w:rPr>
-          <w:lang w:val="es-CO"/>
-        </w:rPr>
-        <w:t xml:space="preserve"> </w:t>
-      </w:r>
-      <w:r>
-        <w:rPr>
-          <w:lang w:val="es-CO"/>
-        </w:rPr>
-        <w:t xml:space="preserve">MariaDB y MySQL han divergido; habría que validar dialecto, conector y herramientas. Workbench se diseña para MySQL y no se presupone compatibilidad completa con MariaDB. La familiaridad del equipo con MySQL no sustituye esa comprobación.</w:t>
-      </w:r>
-    </w:p>
-    <w:p>
-      <w:pPr>
-        <w:pStyle w:val="Heading1"/>
-      </w:pPr>
-      <w:bookmarkStart w:id="28" w:name="_24959e01fe8cdb212bbf987bd50bfd165909e61"/>
-      <w:r>
-        <w:rPr>
-          <w:rStyle w:val="SectionNumber"/>
-          <w:lang w:val="es-CO"/>
-        </w:rPr>
-        <w:t xml:space="preserve">4</w:t>
-      </w:r>
-      <w:r>
-        <w:tab/>
-      </w:r>
-      <w:r>
-        <w:rPr>
-          <w:lang w:val="es-CO"/>
-        </w:rPr>
-        <w:t xml:space="preserve">Criterios y método de evaluación</w:t>
-      </w:r>
-      <w:bookmarkEnd w:id="28"/>
-    </w:p>
-    <w:p>
-      <w:pPr>
-        <w:pStyle w:val="FirstParagraph"/>
-      </w:pPr>
-      <w:r>
-        <w:rPr>
-          <w:lang w:val="es-CO"/>
-        </w:rPr>
-        <w:t xml:space="preserve">Se califica de</w:t>
-      </w:r>
-      <w:r>
-        <w:rPr>
-          <w:lang w:val="es-CO"/>
-        </w:rPr>
-        <w:t xml:space="preserve"> </w:t>
-      </w:r>
-      <w:r>
-        <w:rPr>
-          <w:b/>
-          <w:bCs/>
-          <w:lang w:val="es-CO"/>
-        </w:rPr>
-        <w:t xml:space="preserve">1 a 5</w:t>
-      </w:r>
-      <w:r>
-        <w:rPr>
-          <w:lang w:val="es-CO"/>
-        </w:rPr>
-        <w:t xml:space="preserve">: 1 indica ajuste muy bajo; 2, bajo; 3, aceptable con adaptaciones; 4, alto; y 5, muy alto para este proyecto. Los pesos suman</w:t>
-      </w:r>
-      <w:r>
-        <w:rPr>
-          <w:lang w:val="es-CO"/>
-        </w:rPr>
-        <w:t xml:space="preserve"> </w:t>
-      </w:r>
-      <w:r>
-        <w:rPr>
-          <w:b/>
-          <w:bCs/>
-          <w:lang w:val="es-CO"/>
-        </w:rPr>
         <w:t xml:space="preserve">100 %</w:t>
       </w:r>
       <w:r>
         <w:rPr>
           <w:lang w:val="es-CO"/>
         </w:rPr>
-        <w:t xml:space="preserve">. Son valoraciones del equipo para el laboratorio, no resultados de un benchmark entre motores.</w:t>
+        <w:t xml:space="preserve">, según asignatura, herramientas y experiencia; no miden rendimiento.</w:t>
       </w:r>
     </w:p>
     <w:p>
@@ -1624,48 +1441,7 @@
         <w:rPr>
           <w:lang w:val="es-CO"/>
         </w:rPr>
-        <w:t xml:space="preserve">SQL e integridad suman 30 % porque son el centro de la asignatura. Modelado e instalación suman otro 30 % por la necesidad de trabajar con una herramienta admitida y reproducir el ambiente. Costo valora licencia y límites; recursos considera la operación de una VM pequeña; familiaridad reconoce la experiencia del equipo. Todos reciben 5 en JDBC porque cuentan con controladores adecuados para Java.</w:t>
-      </w:r>
-    </w:p>
-    <w:p>
-      <w:pPr>
-        <w:pStyle w:val="BodyText"/>
-      </w:pPr>
-      <w:r>
-        <w:rPr>
-          <w:lang w:val="es-CO"/>
-        </w:rPr>
-        <w:t xml:space="preserve">MySQL recibe 4 en SQL por la ausencia de</w:t>
-      </w:r>
-      <w:r>
-        <w:rPr>
-          <w:lang w:val="es-CO"/>
-        </w:rPr>
-        <w:t xml:space="preserve"> </w:t>
-      </w:r>
-      <w:r>
-        <w:rPr>
-          <w:rStyle w:val="VerbatimChar"/>
-          <w:lang w:val="es-CO"/>
-        </w:rPr>
-        <w:t xml:space="preserve">FULL OUTER JOIN</w:t>
-      </w:r>
-      <w:r>
-        <w:rPr>
-          <w:lang w:val="es-CO"/>
-        </w:rPr>
-        <w:t xml:space="preserve">. PostgreSQL recibe 4 en herramientas por requerir un flujo distinto; Oracle recibe 5 por Data Modeler y MariaDB 3 por la validación adicional con Workbench. En instalación, MySQL recibe 5 por el módulo probado de AppStream; PostgreSQL y MariaDB 4 por sus opciones de paquetes Linux, y Oracle 3 por sus pasos adicionales. En recursos no se atribuye superioridad medida a MySQL frente a PostgreSQL o MariaDB: los tres reciben 4 y Oracle 3 por el mayor trabajo de configuración de su instalación de respaldo.</w:t>
-      </w:r>
-    </w:p>
-    <w:p>
-      <w:pPr>
-        <w:pStyle w:val="BodyText"/>
-      </w:pPr>
-      <w:r>
-        <w:rPr>
-          <w:lang w:val="es-CO"/>
-        </w:rPr>
-        <w:t xml:space="preserve">El puntaje ponderado se calcula como</w:t>
+        <w:t xml:space="preserve">Puntaje:</w:t>
       </w:r>
       <w:r>
         <w:rPr>
@@ -1771,7 +1547,7 @@
         <w:rPr>
           <w:lang w:val="es-CO"/>
         </w:rPr>
-        <w:t xml:space="preserve">, donde</w:t>
+        <w:t xml:space="preserve">, con peso porcentual</w:t>
       </w:r>
       <w:r>
         <w:rPr>
@@ -1803,7 +1579,7 @@
         <w:rPr>
           <w:lang w:val="es-CO"/>
         </w:rPr>
-        <w:t xml:space="preserve">es el peso porcentual y</w:t>
+        <w:t xml:space="preserve">y nota</w:t>
       </w:r>
       <w:r>
         <w:rPr>
@@ -1832,13 +1608,7 @@
         <w:rPr>
           <w:lang w:val="es-CO"/>
         </w:rPr>
-        <w:t xml:space="preserve"> </w:t>
-      </w:r>
-      <w:r>
-        <w:rPr>
-          <w:lang w:val="es-CO"/>
-        </w:rPr>
-        <w:t xml:space="preserve">la nota. Los nombres de las columnas corresponden a las cuatro versiones descritas.</w:t>
+        <w:t xml:space="preserve">.</w:t>
       </w:r>
     </w:p>
     <w:p>
@@ -2913,7 +2683,7 @@
       <w:pPr>
         <w:pStyle w:val="Heading1"/>
       </w:pPr>
-      <w:bookmarkStart w:id="29" w:name="_68a9b12da4c5744d933523ce580dd23ca4900a6"/>
+      <w:bookmarkStart w:id="29" w:name="_resultado"/>
       <w:r>
         <w:rPr>
           <w:rStyle w:val="SectionNumber"/>
@@ -2928,7 +2698,7 @@
         <w:rPr>
           <w:lang w:val="es-CO"/>
         </w:rPr>
-        <w:t xml:space="preserve">Resultado y justificación</w:t>
+        <w:t xml:space="preserve">Resultado</w:t>
       </w:r>
       <w:bookmarkEnd w:id="29"/>
     </w:p>
@@ -2936,288 +2706,25 @@
       <w:pPr>
         <w:pStyle w:val="FirstParagraph"/>
       </w:pPr>
-      <w:r>
-        <w:rPr>
-          <w:lang w:val="es-CO"/>
-        </w:rPr>
-        <w:t xml:space="preserve">Alternativa seleccionada:</w:t>
-      </w:r>
-      <w:r>
-        <w:rPr>
-          <w:lang w:val="es-CO"/>
-        </w:rPr>
-        <w:t xml:space="preserve"> </w:t>
-      </w:r>
       <w:r>
         <w:rPr>
           <w:b/>
           <w:bCs/>
           <w:lang w:val="es-CO"/>
         </w:rPr>
-        <w:t xml:space="preserve">MySQL</w:t>
-      </w:r>
-      <w:r>
-        <w:rPr>
-          <w:lang w:val="es-CO"/>
-        </w:rPr>
-        <w:t xml:space="preserve"> </w:t>
-      </w:r>
-      <w:r>
-        <w:rPr>
-          <w:lang w:val="es-CO"/>
-        </w:rPr>
-        <w:t xml:space="preserve">— MySQL 8.4 LTS Community Edition.</w:t>
-      </w:r>
-    </w:p>
-    <w:p>
-      <w:pPr>
-        <w:pStyle w:val="BodyText"/>
-      </w:pPr>
-      <w:r>
-        <w:rPr>
-          <w:lang w:val="es-CO"/>
-        </w:rPr>
-        <w:t xml:space="preserve">MySQL obtiene</w:t>
-      </w:r>
-      <w:r>
-        <w:rPr>
-          <w:lang w:val="es-CO"/>
-        </w:rPr>
-        <w:t xml:space="preserve"> </w:t>
-      </w:r>
-      <w:r>
-        <w:rPr>
-          <w:b/>
-          <w:bCs/>
-          <w:lang w:val="es-CO"/>
-        </w:rPr>
-        <w:t xml:space="preserve">4,75 sobre 5</w:t>
-      </w:r>
-      <w:r>
-        <w:rPr>
-          <w:lang w:val="es-CO"/>
-        </w:rPr>
-        <w:t xml:space="preserve">. El cálculo es</w:t>
-      </w:r>
-      <w:r>
-        <w:rPr>
-          <w:lang w:val="es-CO"/>
-        </w:rPr>
-        <w:t xml:space="preserve"> </w:t>
-      </w:r>
-      <m:oMath>
-        <m:r>
-          <m:rPr>
-            <m:sty m:val="p"/>
-          </m:rPr>
-          <m:t>(</m:t>
-        </m:r>
-        <m:r>
-          <m:t>15</m:t>
-        </m:r>
-        <m:r>
-          <m:rPr>
-            <m:sty m:val="p"/>
-          </m:rPr>
-          <m:t>×</m:t>
-        </m:r>
-        <m:r>
-          <m:t>4</m:t>
-        </m:r>
-        <m:r>
-          <m:rPr>
-            <m:sty m:val="p"/>
-          </m:rPr>
-          <m:t>+</m:t>
-        </m:r>
-        <m:r>
-          <m:t>15</m:t>
-        </m:r>
-        <m:r>
-          <m:rPr>
-            <m:sty m:val="p"/>
-          </m:rPr>
-          <m:t>×</m:t>
-        </m:r>
-        <m:r>
-          <m:t>5</m:t>
-        </m:r>
-        <m:r>
-          <m:rPr>
-            <m:sty m:val="p"/>
-          </m:rPr>
-          <m:t>+</m:t>
-        </m:r>
-        <m:r>
-          <m:t>15</m:t>
-        </m:r>
-        <m:r>
-          <m:rPr>
-            <m:sty m:val="p"/>
-          </m:rPr>
-          <m:t>×</m:t>
-        </m:r>
-        <m:r>
-          <m:t>5</m:t>
-        </m:r>
-        <m:r>
-          <m:rPr>
-            <m:sty m:val="p"/>
-          </m:rPr>
-          <m:t>+</m:t>
-        </m:r>
-        <m:r>
-          <m:t>10</m:t>
-        </m:r>
-        <m:r>
-          <m:rPr>
-            <m:sty m:val="p"/>
-          </m:rPr>
-          <m:t>×</m:t>
-        </m:r>
-        <m:r>
-          <m:t>5</m:t>
-        </m:r>
-        <m:r>
-          <m:rPr>
-            <m:sty m:val="p"/>
-          </m:rPr>
-          <m:t>+</m:t>
-        </m:r>
-        <m:r>
-          <m:t>15</m:t>
-        </m:r>
-        <m:r>
-          <m:rPr>
-            <m:sty m:val="p"/>
-          </m:rPr>
-          <m:t>×</m:t>
-        </m:r>
-        <m:r>
-          <m:t>5</m:t>
-        </m:r>
-        <m:r>
-          <m:rPr>
-            <m:sty m:val="p"/>
-          </m:rPr>
-          <m:t>+</m:t>
-        </m:r>
-        <m:r>
-          <m:t>10</m:t>
-        </m:r>
-        <m:r>
-          <m:rPr>
-            <m:sty m:val="p"/>
-          </m:rPr>
-          <m:t>×</m:t>
-        </m:r>
-        <m:r>
-          <m:t>4</m:t>
-        </m:r>
-        <m:r>
-          <m:rPr>
-            <m:sty m:val="p"/>
-          </m:rPr>
-          <m:t>+</m:t>
-        </m:r>
-        <m:r>
-          <m:t>5</m:t>
-        </m:r>
-        <m:r>
-          <m:rPr>
-            <m:sty m:val="p"/>
-          </m:rPr>
-          <m:t>×</m:t>
-        </m:r>
-        <m:r>
-          <m:t>5</m:t>
-        </m:r>
-        <m:r>
-          <m:rPr>
-            <m:sty m:val="p"/>
-          </m:rPr>
-          <m:t>+</m:t>
-        </m:r>
-        <m:r>
-          <m:t>10</m:t>
-        </m:r>
-        <m:r>
-          <m:rPr>
-            <m:sty m:val="p"/>
-          </m:rPr>
-          <m:t>×</m:t>
-        </m:r>
-        <m:r>
-          <m:t>5</m:t>
-        </m:r>
-        <m:r>
-          <m:rPr>
-            <m:sty m:val="p"/>
-          </m:rPr>
-          <m:t>+</m:t>
-        </m:r>
-        <m:r>
-          <m:t>5</m:t>
-        </m:r>
-        <m:r>
-          <m:rPr>
-            <m:sty m:val="p"/>
-          </m:rPr>
-          <m:t>×</m:t>
-        </m:r>
-        <m:r>
-          <m:t>5</m:t>
-        </m:r>
-        <m:r>
-          <m:rPr>
-            <m:sty m:val="p"/>
-          </m:rPr>
-          <m:t>)</m:t>
-        </m:r>
-        <m:r>
-          <m:rPr>
-            <m:sty m:val="p"/>
-          </m:rPr>
-          <m:t>/</m:t>
-        </m:r>
-        <m:r>
-          <m:t>100</m:t>
-        </m:r>
-        <m:r>
-          <m:rPr>
-            <m:sty m:val="p"/>
-          </m:rPr>
-          <m:t>=</m:t>
-        </m:r>
-        <m:r>
-          <m:t>4</m:t>
-        </m:r>
-        <m:r>
-          <m:rPr>
-            <m:sty m:val="p"/>
-          </m:rPr>
-          <m:t>,</m:t>
-        </m:r>
-        <m:r>
-          <m:t>75</m:t>
-        </m:r>
-      </m:oMath>
-      <w:r>
-        <w:rPr>
-          <w:lang w:val="es-CO"/>
-        </w:rPr>
-        <w:t xml:space="preserve">. Le siguen PostgreSQL con 4,40, Oracle con 4,20 y MariaDB con 4,05.</w:t>
-      </w:r>
-    </w:p>
-    <w:p>
-      <w:pPr>
-        <w:pStyle w:val="BodyText"/>
-      </w:pPr>
-      <w:r>
-        <w:rPr>
-          <w:lang w:val="es-CO"/>
-        </w:rPr>
-        <w:t xml:space="preserve">La ventaja resulta de la instalación directa en AppStream, Workbench como herramienta admitida y conocida, la licencia sin límites de edición equivalentes a Oracle Free y el ajuste a Java con Connector/J. La base de 1,08 MB y la carga completa en 1–2 s respaldan la viabilidad de la implementación académica; no constituyen una comparación de rendimiento entre motores. Las evidencias están en los registros de instalación, carga y verificación de</w:t>
+        <w:t xml:space="preserve">MySQL gana con 4,75 sobre 5</w:t>
+      </w:r>
+      <w:r>
+        <w:rPr>
+          <w:lang w:val="es-CO"/>
+        </w:rPr>
+        <w:t xml:space="preserve"> </w:t>
+      </w:r>
+      <w:r>
+        <w:rPr>
+          <w:lang w:val="es-CO"/>
+        </w:rPr>
+        <w:t xml:space="preserve">por AppStream, Workbench y la experiencia del equipo. Su carga en 1–2 s consta en</w:t>
       </w:r>
       <w:r>
         <w:rPr>
@@ -3236,18 +2743,7 @@
         <w:rPr>
           <w:lang w:val="es-CO"/>
         </w:rPr>
-        <w:t xml:space="preserve">.</w:t>
-      </w:r>
-    </w:p>
-    <w:p>
-      <w:pPr>
-        <w:pStyle w:val="BodyText"/>
-      </w:pPr>
-      <w:r>
-        <w:rPr>
-          <w:lang w:val="es-CO"/>
-        </w:rPr>
-        <w:t xml:space="preserve">La elección depende del contexto. Si se trasladan 10 puntos de modelado y 5 de familiaridad al criterio SQL, MySQL y PostgreSQL empatan en 4,60. PostgreSQL sería especialmente competitivo si se priorizara expresividad SQL. MySQL gana con los pesos adoptados por sus ventajas prácticas para este equipo, aceptando adaptaciones concretas del dialecto.</w:t>
+        <w:t xml:space="preserve">; no compara rendimiento entre motores. Trasladar 10 puntos de modelado y 5 de familiaridad a SQL empata MySQL y PostgreSQL en 4,60.</w:t>
       </w:r>
     </w:p>
     <w:p>
@@ -3985,7 +3481,7 @@
         <w:rPr>
           <w:lang w:val="es-CO"/>
         </w:rPr>
-        <w:t xml:space="preserve">La implementación registra 22 tablas, 6 vistas, 2 funciones, 3 procedimientos, 9 disparadores y 71 índices. Las 10 pruebas de reglas resultaron correctas; además,</w:t>
+        <w:t xml:space="preserve">Validación: 22 tablas, 6 vistas, 2 funciones, 3 procedimientos, 9 disparadores, 71 índices y 10 pruebas correctas.</w:t>
       </w:r>
       <w:r>
         <w:rPr>
@@ -4010,7 +3506,7 @@
         <w:rPr>
           <w:lang w:val="es-CO"/>
         </w:rPr>
-        <w:t xml:space="preserve">puede consultar y recibe el error 1142 al intentar</w:t>
+        <w:t xml:space="preserve">consulta;</w:t>
       </w:r>
       <w:r>
         <w:rPr>
@@ -4073,7 +3569,7 @@
         <w:rPr>
           <w:lang w:val="es-CO"/>
         </w:rPr>
-        <w:t xml:space="preserve">o</w:t>
+        <w:t xml:space="preserve">y</w:t>
       </w:r>
       <w:r>
         <w:rPr>
@@ -4092,7 +3588,13 @@
         <w:rPr>
           <w:lang w:val="es-CO"/>
         </w:rPr>
-        <w:t xml:space="preserve">. Son resultados del ambiente probado, no una garantía de disponibilidad para una clínica en producción.</w:t>
+        <w:t xml:space="preserve"> </w:t>
+      </w:r>
+      <w:r>
+        <w:rPr>
+          <w:lang w:val="es-CO"/>
+        </w:rPr>
+        <w:t xml:space="preserve">reciben error 1142.</w:t>
       </w:r>
     </w:p>
     <w:p>

--- a/documentos/fase2/03_Analisis_Seleccion_RDBMS.docx
+++ b/documentos/fase2/03_Analisis_Seleccion_RDBMS.docx
@@ -450,7 +450,7 @@
         <w:rPr>
           <w:lang w:val="es-CO"/>
         </w:rPr>
-        <w:t xml:space="preserve">administra;</w:t>
+        <w:t xml:space="preserve">administra y</w:t>
       </w:r>
       <w:r>
         <w:rPr>
@@ -475,7 +475,7 @@
         <w:rPr>
           <w:lang w:val="es-CO"/>
         </w:rPr>
-        <w:t xml:space="preserve">consulta mediante</w:t>
+        <w:t xml:space="preserve">consulta mediante el rol</w:t>
       </w:r>
       <w:r>
         <w:rPr>
@@ -494,7 +494,7 @@
         <w:rPr>
           <w:lang w:val="es-CO"/>
         </w:rPr>
-        <w:t xml:space="preserve">. Workbench modela en Crow’s Foot; Java usa Connector/J y consultas parametrizadas. [1–3]</w:t>
+        <w:t xml:space="preserve">. Workbench modela en Crow’s Foot, y Java usa Connector/J con consultas parametrizadas. [1–3]</w:t>
       </w:r>
     </w:p>
     <w:p>
@@ -1058,13 +1058,13 @@
         <w:rPr>
           <w:lang w:val="es-CO"/>
         </w:rPr>
-        <w:t xml:space="preserve"> </w:t>
-      </w:r>
-      <w:r>
-        <w:rPr>
-          <w:lang w:val="es-CO"/>
-        </w:rPr>
-        <w:t xml:space="preserve">GPLv2, sin límites por edición; AppStream, Workbench, Connector/J y experiencia del equipo.</w:t>
+        <w:t xml:space="preserve"> licencia </w:t>
+      </w:r>
+      <w:r>
+        <w:rPr>
+          <w:lang w:val="es-CO"/>
+        </w:rPr>
+        <w:t xml:space="preserve">GPLv2 sin límites por edición, y además AppStream, Workbench, Connector/J y la experiencia del equipo.</w:t>
       </w:r>
       <w:r>
         <w:rPr>
@@ -1090,7 +1090,7 @@
         <w:rPr>
           <w:lang w:val="es-CO"/>
         </w:rPr>
-        <w:t xml:space="preserve">sin soporte comercial incluido ni</w:t>
+        <w:t xml:space="preserve">no incluye soporte comercial ni</w:t>
       </w:r>
       <w:r>
         <w:rPr>
@@ -1109,7 +1109,7 @@
         <w:rPr>
           <w:lang w:val="es-CO"/>
         </w:rPr>
-        <w:t xml:space="preserve">; disparadores de un evento y diferencias de nombres y expresiones detalladas en riesgos. [8–11]</w:t>
+        <w:t xml:space="preserve">, cada disparador cubre un solo evento y hay diferencias de nombres y expresiones, que se detallan en los riesgos. [8–11]</w:t>
       </w:r>
     </w:p>
     <w:p>
@@ -2724,7 +2724,7 @@
         <w:rPr>
           <w:lang w:val="es-CO"/>
         </w:rPr>
-        <w:t xml:space="preserve">por AppStream, Workbench y la experiencia del equipo. Su carga en 1–2 s consta en</w:t>
+        <w:t xml:space="preserve">por AppStream, Workbench y la experiencia del equipo. Su carga de 1 a 2 s queda en</w:t>
       </w:r>
       <w:r>
         <w:rPr>
@@ -2743,7 +2743,7 @@
         <w:rPr>
           <w:lang w:val="es-CO"/>
         </w:rPr>
-        <w:t xml:space="preserve">; no compara rendimiento entre motores. Trasladar 10 puntos de modelado y 5 de familiaridad a SQL empata MySQL y PostgreSQL en 4,60.</w:t>
+        <w:t xml:space="preserve">, aunque eso no compara el rendimiento entre motores. Si se pasan 10 puntos de modelado y 5 de familiaridad a SQL, MySQL y PostgreSQL empatan en 4,60.</w:t>
       </w:r>
     </w:p>
     <w:p>
